--- a/backend/assets/phase2-templates/camera_ready_template.docx
+++ b/backend/assets/phase2-templates/camera_ready_template.docx
@@ -247,16 +247,15 @@
           <w:sz w:val="18"/>
           <w:szCs w:val="18"/>
         </w:rPr>
-        <w:t xml:space="preserve">University School of Information, Communication </w:t>
-      </w:r>
-      <w:proofErr w:type="gramStart"/>
+        <w:t xml:space="preserve">University School of Information, Communication &amp; </w:t>
+      </w:r>
       <w:r>
         <w:rPr>
           <w:rFonts w:ascii="Times New Roman" w:hAnsi="Times New Roman" w:cs="Times New Roman"/>
           <w:sz w:val="18"/>
           <w:szCs w:val="18"/>
         </w:rPr>
-        <w:t xml:space="preserve">&amp; </w:t>
+        <w:t xml:space="preserve"> </w:t>
       </w:r>
       <w:r>
         <w:rPr>
@@ -264,17 +263,8 @@
           <w:sz w:val="18"/>
           <w:szCs w:val="18"/>
         </w:rPr>
-        <w:t xml:space="preserve"> </w:t>
-      </w:r>
-      <w:r>
-        <w:rPr>
-          <w:rFonts w:ascii="Times New Roman" w:hAnsi="Times New Roman" w:cs="Times New Roman"/>
-          <w:sz w:val="18"/>
-          <w:szCs w:val="18"/>
-        </w:rPr>
         <w:t>Technology</w:t>
       </w:r>
-      <w:proofErr w:type="gramEnd"/>
       <w:r>
         <w:rPr>
           <w:rFonts w:ascii="Times New Roman" w:hAnsi="Times New Roman" w:cs="Times New Roman"/>
@@ -2457,7 +2447,7 @@
       </w:tr>
       <w:tr>
         <w:trPr>
-          <w:trHeight w:val="737"/>
+          <w:trHeight w:val="574"/>
         </w:trPr>
         <w:tc>
           <w:tcPr>
@@ -2606,7 +2596,7 @@
       </w:tr>
       <w:tr>
         <w:trPr>
-          <w:trHeight w:val="729"/>
+          <w:trHeight w:val="439"/>
         </w:trPr>
         <w:tc>
           <w:tcPr>
@@ -2755,7 +2745,7 @@
       </w:tr>
       <w:tr>
         <w:trPr>
-          <w:trHeight w:val="729"/>
+          <w:trHeight w:val="772"/>
         </w:trPr>
         <w:tc>
           <w:tcPr>
@@ -2764,11 +2754,8 @@
           <w:p>
             <w:pPr>
               <w:spacing w:after="160" w:line="259" w:lineRule="auto"/>
-              <w:jc w:val="center"/>
-              <w:rPr>
-                <w:rFonts w:cs="Times New Roman"/>
-                <w:b/>
-                <w:bCs/>
+              <w:rPr>
+                <w:rFonts w:cs="Times New Roman"/>
                 <w:szCs w:val="20"/>
               </w:rPr>
             </w:pPr>
@@ -3089,322 +3076,6 @@
     </w:p>
     <w:p>
       <w:pPr>
-        <w:spacing w:after="160" w:line="259" w:lineRule="auto"/>
-        <w:jc w:val="left"/>
-        <w:rPr>
-          <w:rFonts w:eastAsiaTheme="majorEastAsia" w:cs="Times New Roman"/>
-          <w:b/>
-          <w:bCs/>
-          <w:szCs w:val="20"/>
-          <w:lang w:val="en-IN"/>
-        </w:rPr>
-      </w:pPr>
-      <w:r>
-        <w:rPr>
-          <w:rFonts w:eastAsiaTheme="majorEastAsia" w:cs="Times New Roman"/>
-          <w:b/>
-          <w:bCs/>
-          <w:szCs w:val="20"/>
-          <w:lang w:val="en-IN"/>
-        </w:rPr>
-        <w:t>Discrete Cosine Transform (DCT)</w:t>
-      </w:r>
-    </w:p>
-    <w:p>
-      <w:pPr>
-        <w:pStyle w:val="BodyText"/>
-        <w:spacing w:before="0" w:after="160" w:line="259" w:lineRule="auto"/>
-        <w:rPr>
-          <w:rFonts w:cs="Times New Roman"/>
-          <w:szCs w:val="20"/>
-          <w:lang w:val="en-IN"/>
-        </w:rPr>
-      </w:pPr>
-      <w:r>
-        <w:rPr>
-          <w:rFonts w:cs="Times New Roman"/>
-          <w:szCs w:val="20"/>
-          <w:lang w:val="en-IN"/>
-        </w:rPr>
-        <w:t>DCT</w:t>
-      </w:r>
-      <w:r>
-        <w:rPr>
-          <w:rFonts w:cs="Times New Roman"/>
-          <w:szCs w:val="20"/>
-          <w:lang w:val="en-IN"/>
-        </w:rPr>
-        <w:t xml:space="preserve"> hides</w:t>
-      </w:r>
-      <w:r>
-        <w:rPr>
-          <w:rFonts w:cs="Times New Roman"/>
-          <w:szCs w:val="20"/>
-          <w:lang w:val="en-IN"/>
-        </w:rPr>
-        <w:t xml:space="preserve"> message bits in the frequency coefficients produced by the transform, typically targeting mid-frequency components. Those coefficients are perceptually unimportant </w:t>
-      </w:r>
-      <w:r>
-        <w:rPr>
-          <w:rFonts w:cs="Times New Roman"/>
-          <w:szCs w:val="20"/>
-          <w:lang w:val="en-IN"/>
-        </w:rPr>
-        <w:lastRenderedPageBreak/>
-        <w:t xml:space="preserve">enough that small changes go unnoticed, yet significant enough that the changes survive JPEG compression reasonably well. </w:t>
-      </w:r>
-    </w:p>
-    <w:p>
-      <w:pPr>
-        <w:pStyle w:val="BodyText"/>
-        <w:spacing w:before="0" w:after="160" w:line="259" w:lineRule="auto"/>
-        <w:rPr>
-          <w:rFonts w:eastAsiaTheme="majorEastAsia" w:cs="Times New Roman"/>
-          <w:b/>
-          <w:bCs/>
-          <w:szCs w:val="20"/>
-          <w:lang w:val="en-IN"/>
-        </w:rPr>
-      </w:pPr>
-      <w:r>
-        <w:rPr>
-          <w:rFonts w:eastAsiaTheme="majorEastAsia" w:cs="Times New Roman"/>
-          <w:b/>
-          <w:bCs/>
-          <w:szCs w:val="20"/>
-          <w:lang w:val="en-IN"/>
-        </w:rPr>
-        <w:t>Discrete Wavelet Transform (DWT)</w:t>
-      </w:r>
-    </w:p>
-    <w:p>
-      <w:pPr>
-        <w:spacing w:after="160" w:line="259" w:lineRule="auto"/>
-        <w:rPr>
-          <w:rFonts w:cs="Times New Roman"/>
-          <w:szCs w:val="20"/>
-          <w:lang w:val="en-IN"/>
-        </w:rPr>
-      </w:pPr>
-      <w:r>
-        <w:rPr>
-          <w:rFonts w:cs="Times New Roman"/>
-          <w:szCs w:val="20"/>
-          <w:lang w:val="en-IN"/>
-        </w:rPr>
-        <w:t>DWT</w:t>
-      </w:r>
-      <w:r>
-        <w:rPr>
-          <w:rFonts w:cs="Times New Roman"/>
-          <w:szCs w:val="20"/>
-          <w:lang w:val="en-IN"/>
-        </w:rPr>
-        <w:t xml:space="preserve"> </w:t>
-      </w:r>
-      <w:r>
-        <w:rPr>
-          <w:rFonts w:cs="Times New Roman"/>
-          <w:szCs w:val="20"/>
-          <w:lang w:val="en-IN"/>
-        </w:rPr>
-        <w:t>decompose</w:t>
-      </w:r>
-      <w:r>
-        <w:rPr>
-          <w:rFonts w:cs="Times New Roman"/>
-          <w:szCs w:val="20"/>
-          <w:lang w:val="en-IN"/>
-        </w:rPr>
-        <w:t>s</w:t>
-      </w:r>
-      <w:r>
-        <w:rPr>
-          <w:rFonts w:cs="Times New Roman"/>
-          <w:szCs w:val="20"/>
-          <w:lang w:val="en-IN"/>
-        </w:rPr>
-        <w:t xml:space="preserve"> </w:t>
-      </w:r>
-      <w:r>
-        <w:rPr>
-          <w:rFonts w:cs="Times New Roman"/>
-          <w:szCs w:val="20"/>
-          <w:lang w:val="en-IN"/>
-        </w:rPr>
-        <w:t xml:space="preserve">an </w:t>
-      </w:r>
-      <w:r>
-        <w:rPr>
-          <w:rFonts w:cs="Times New Roman"/>
-          <w:szCs w:val="20"/>
-          <w:lang w:val="en-IN"/>
-        </w:rPr>
-        <w:t xml:space="preserve">image into </w:t>
-      </w:r>
-      <w:r>
-        <w:rPr>
-          <w:rFonts w:cs="Times New Roman"/>
-          <w:szCs w:val="20"/>
-          <w:lang w:val="en-IN"/>
-        </w:rPr>
-        <w:t>multiple</w:t>
-      </w:r>
-      <w:r>
-        <w:rPr>
-          <w:rFonts w:cs="Times New Roman"/>
-          <w:szCs w:val="20"/>
-          <w:lang w:val="en-IN"/>
-        </w:rPr>
-        <w:t> </w:t>
-      </w:r>
-      <w:r>
-        <w:rPr>
-          <w:rFonts w:cs="Times New Roman"/>
-          <w:szCs w:val="20"/>
-          <w:lang w:val="en-IN"/>
-        </w:rPr>
-        <w:t>sub-bands</w:t>
-      </w:r>
-      <w:r>
-        <w:rPr>
-          <w:rFonts w:cs="Times New Roman"/>
-          <w:szCs w:val="20"/>
-          <w:lang w:val="en-IN"/>
-        </w:rPr>
-        <w:t xml:space="preserve"> </w:t>
-      </w:r>
-      <w:r>
-        <w:rPr>
-          <w:rFonts w:cs="Times New Roman"/>
-          <w:szCs w:val="20"/>
-          <w:lang w:val="en-IN"/>
-        </w:rPr>
-        <w:t xml:space="preserve">which </w:t>
-      </w:r>
-      <w:r>
-        <w:rPr>
-          <w:rFonts w:cs="Times New Roman"/>
-          <w:szCs w:val="20"/>
-          <w:lang w:val="en-IN"/>
-        </w:rPr>
-        <w:t>allows</w:t>
-      </w:r>
-      <w:r>
-        <w:rPr>
-          <w:rFonts w:cs="Times New Roman"/>
-          <w:szCs w:val="20"/>
-          <w:lang w:val="en-IN"/>
-        </w:rPr>
-        <w:t xml:space="preserve"> multi-resolution data hiding with good imperceptibility and robustness. </w:t>
-      </w:r>
-      <w:r>
-        <w:rPr>
-          <w:rFonts w:cs="Times New Roman"/>
-          <w:szCs w:val="20"/>
-          <w:lang w:val="en-IN"/>
-        </w:rPr>
-        <w:t xml:space="preserve">This </w:t>
-      </w:r>
-      <w:r>
-        <w:rPr>
-          <w:rFonts w:cs="Times New Roman"/>
-          <w:szCs w:val="20"/>
-          <w:lang w:val="en-IN"/>
-        </w:rPr>
-        <w:t>technique</w:t>
-      </w:r>
-      <w:r>
-        <w:rPr>
-          <w:rFonts w:cs="Times New Roman"/>
-          <w:szCs w:val="20"/>
-          <w:lang w:val="en-IN"/>
-        </w:rPr>
-        <w:t xml:space="preserve"> is useful for steganography because the practitioner can choose sub-bands according to the </w:t>
-      </w:r>
-      <w:r>
-        <w:rPr>
-          <w:rFonts w:cs="Times New Roman"/>
-          <w:szCs w:val="20"/>
-          <w:lang w:val="en-IN"/>
-        </w:rPr>
-        <w:t>properties,</w:t>
-      </w:r>
-      <w:r>
-        <w:rPr>
-          <w:rFonts w:cs="Times New Roman"/>
-          <w:szCs w:val="20"/>
-          <w:lang w:val="en-IN"/>
-        </w:rPr>
-        <w:t xml:space="preserve"> they care about most</w:t>
-      </w:r>
-      <w:r>
-        <w:rPr>
-          <w:rFonts w:cs="Times New Roman"/>
-          <w:szCs w:val="20"/>
-          <w:lang w:val="en-IN"/>
-        </w:rPr>
-        <w:t>.</w:t>
-      </w:r>
-      <w:r>
-        <w:rPr>
-          <w:rFonts w:cs="Times New Roman"/>
-          <w:szCs w:val="20"/>
-          <w:lang w:val="en-IN"/>
-        </w:rPr>
-        <w:t xml:space="preserve"> </w:t>
-      </w:r>
-      <w:r>
-        <w:rPr>
-          <w:rFonts w:cs="Times New Roman"/>
-          <w:szCs w:val="20"/>
-          <w:lang w:val="en-IN"/>
-        </w:rPr>
-        <w:t>H</w:t>
-      </w:r>
-      <w:r>
-        <w:rPr>
-          <w:rFonts w:cs="Times New Roman"/>
-          <w:szCs w:val="20"/>
-          <w:lang w:val="en-IN"/>
-        </w:rPr>
-        <w:t>igh-frequency detail bands can absorb changes invisibly</w:t>
-      </w:r>
-      <w:r>
-        <w:rPr>
-          <w:rFonts w:cs="Times New Roman"/>
-          <w:szCs w:val="20"/>
-          <w:lang w:val="en-IN"/>
-        </w:rPr>
-        <w:t>,</w:t>
-      </w:r>
-      <w:r>
-        <w:rPr>
-          <w:rFonts w:cs="Times New Roman"/>
-          <w:szCs w:val="20"/>
-          <w:lang w:val="en-IN"/>
-        </w:rPr>
-        <w:t xml:space="preserve"> while lower-frequency bands offer better robustness </w:t>
-      </w:r>
-      <w:r>
-        <w:rPr>
-          <w:rFonts w:cs="Times New Roman"/>
-          <w:szCs w:val="20"/>
-          <w:lang w:val="en-IN"/>
-        </w:rPr>
-        <w:t>with respect to</w:t>
-      </w:r>
-      <w:r>
-        <w:rPr>
-          <w:rFonts w:cs="Times New Roman"/>
-          <w:szCs w:val="20"/>
-          <w:lang w:val="en-IN"/>
-        </w:rPr>
-        <w:t xml:space="preserve"> filtering and resizing. </w:t>
-      </w:r>
-    </w:p>
-    <w:p>
-      <w:pPr>
         <w:pStyle w:val="BodyText"/>
         <w:spacing w:before="0" w:after="160" w:line="259" w:lineRule="auto"/>
         <w:jc w:val="left"/>
@@ -3602,11 +3273,7 @@
           <w:lang w:val="en-IN"/>
         </w:rPr>
       </w:pPr>
-    </w:p>
-    <w:p>
-      <w:pPr>
-        <w:spacing w:after="160" w:line="259" w:lineRule="auto"/>
-        <w:jc w:val="center"/>
+      <w:r>
         <w:rPr>
           <w:rFonts w:cs="Times New Roman"/>
           <w:b/>
@@ -3615,30 +3282,7 @@
           <w:szCs w:val="18"/>
           <w:lang w:val="en-IN"/>
         </w:rPr>
-      </w:pPr>
-    </w:p>
-    <w:p>
-      <w:pPr>
-        <w:spacing w:after="160" w:line="259" w:lineRule="auto"/>
-        <w:jc w:val="center"/>
-        <w:rPr>
-          <w:rFonts w:cs="Times New Roman"/>
-          <w:b/>
-          <w:bCs/>
-          <w:sz w:val="18"/>
-          <w:szCs w:val="18"/>
-          <w:lang w:val="en-IN"/>
-        </w:rPr>
-      </w:pPr>
-      <w:r>
-        <w:rPr>
-          <w:rFonts w:cs="Times New Roman"/>
-          <w:b/>
-          <w:bCs/>
-          <w:sz w:val="18"/>
-          <w:szCs w:val="18"/>
-          <w:lang w:val="en-IN"/>
-        </w:rPr>
+        <w:lastRenderedPageBreak/>
         <w:t xml:space="preserve">Table </w:t>
       </w:r>
       <w:r>
@@ -4497,7 +4141,6 @@
           <w:szCs w:val="20"/>
           <w:lang w:val="en-IN"/>
         </w:rPr>
-        <w:lastRenderedPageBreak/>
         <w:t>1</w:t>
       </w:r>
       <w:r>
@@ -4527,78 +4170,15 @@
         <w:rPr>
           <w:rFonts w:cs="Times New Roman"/>
           <w:szCs w:val="20"/>
-        </w:rPr>
-      </w:pPr>
-      <w:r>
-        <w:rPr>
-          <w:rFonts w:cs="Times New Roman"/>
-          <w:szCs w:val="20"/>
-        </w:rPr>
-        <w:t xml:space="preserve">Recent advances in image steganography, steganalysis, and cybersecurity have been extensively explored through diverse computational approaches. Subramanian et al. (2021) [1] and Kumar et al. (2023) [2] provided comprehensive reviews of image steganography, highlighting the evolution from traditional methods to deep learning techniques. Generative methods gained prominence, as demonstrated by Zhang et al. (2020) [3] through cover synthesis with auxiliary semantics, while Hussain et al. (2020) [4] surveyed deep convolutional neural networks for both steganography and steganalysis. Security enhancement strategies were proposed by Shang et al. (2020) [5] using adversarial examples, and Chen et al. (2020) [6] developed high-capacity robust steganography via adversarial networks. Polisetty and Rizvi (2025) [7] introduced GAN-based adaptive image steganography, complementing the historical perspective provided by Sahu and Sahu (2020) [8] on three decades of steganography research. Li et al. (2024) [9] exploited transform domain knowledge with GANs, while Liu et al. (2020) [10] reviewed GAN-based image steganography advancements. Tang et al. (2021) [11] proposed deep reinforcement learning for automatic cost learning, and Kumar et al. (2026) [12] developed secure random pixel distribution techniques, though the latter requires verification due to its future publication date. Eid et al. (2022) [13] surveyed digital image steganalysis methodologies, and Chen et al. (2023) [14] provided a comprehensive survey of covert communications. Lu et al. (2020) [15] focused on secure halftone image steganography, while K and P (2024) [16] reviewed lightweight cryptography and steganography for IoT environments. Foundational work by Fridrich et al. (2003) [17] on breaking the F5 algorithm and by Fridrich and </w:t>
-      </w:r>
-      <w:proofErr w:type="spellStart"/>
-      <w:r>
-        <w:rPr>
-          <w:rFonts w:cs="Times New Roman"/>
-          <w:szCs w:val="20"/>
-        </w:rPr>
-        <w:t>Kodovský</w:t>
-      </w:r>
-      <w:proofErr w:type="spellEnd"/>
-      <w:r>
-        <w:rPr>
-          <w:rFonts w:cs="Times New Roman"/>
-          <w:szCs w:val="20"/>
-        </w:rPr>
-        <w:t xml:space="preserve"> (2012) [19] on rich models for steganalysis established critical baselines. Zhang et al. (2025) [18] enhanced generative image steganography using diffusion models, and Xu et al. (2016) [20] along with Ye et al. (2017) [21] advanced CNN architectures for steganalysis. Xiao et al. (2025) [22] proposed transformer-based adversarial networks, while Li et al. (2021) [23] introduced cross feedback mechanisms for GAN-based spatial steganography. Li et al. (2024) [24] developed lightweight GAN-based steganography for IoT forgery prevention, and </w:t>
-      </w:r>
-      <w:proofErr w:type="spellStart"/>
-      <w:r>
-        <w:rPr>
-          <w:rFonts w:cs="Times New Roman"/>
-          <w:szCs w:val="20"/>
-        </w:rPr>
-        <w:t>Sanjalawe</w:t>
-      </w:r>
-      <w:proofErr w:type="spellEnd"/>
-      <w:r>
-        <w:rPr>
-          <w:rFonts w:cs="Times New Roman"/>
-          <w:szCs w:val="20"/>
-        </w:rPr>
-        <w:t xml:space="preserve"> et al. (2025) [25] presented a deep learning-driven multi-layered steganographic approach. Chen et al. (2025) [26] proposed ADPGAN for anti-compression steganography, and </w:t>
-      </w:r>
-      <w:proofErr w:type="spellStart"/>
-      <w:r>
-        <w:rPr>
-          <w:rFonts w:cs="Times New Roman"/>
-          <w:szCs w:val="20"/>
-        </w:rPr>
-        <w:t>Alrusaini</w:t>
-      </w:r>
-      <w:proofErr w:type="spellEnd"/>
-      <w:r>
-        <w:rPr>
-          <w:rFonts w:cs="Times New Roman"/>
-          <w:szCs w:val="20"/>
-        </w:rPr>
-        <w:t xml:space="preserve"> (2025) [27] evaluated deep learning model robustness for steganalysis. Song et al. (2024) [28] provided a survey on deep learning-based image steganography, while Hu et al. (2018) [29] introduced deep convolutional GANs for steganography. </w:t>
-      </w:r>
-      <w:proofErr w:type="spellStart"/>
-      <w:r>
-        <w:rPr>
-          <w:rFonts w:cs="Times New Roman"/>
-          <w:szCs w:val="20"/>
-        </w:rPr>
-        <w:t>Pevný</w:t>
-      </w:r>
-      <w:proofErr w:type="spellEnd"/>
-      <w:r>
-        <w:rPr>
-          <w:rFonts w:cs="Times New Roman"/>
-          <w:szCs w:val="20"/>
-        </w:rPr>
-        <w:t xml:space="preserve"> et al. (2010) [30] demonstrated highly undetectable steganography using high-dimensional image models, and Yang et al. (2024) [31] proposed PRIS for practical robust invertible network steganography. Luo et al. (2010) </w:t>
+          <w:lang w:val="en-IN" w:eastAsia="ja-JP"/>
+        </w:rPr>
+      </w:pPr>
+      <w:r>
+        <w:rPr>
+          <w:rFonts w:cs="Times New Roman"/>
+          <w:szCs w:val="20"/>
+        </w:rPr>
+        <w:t xml:space="preserve">Recent advances in image steganography, steganalysis, and cybersecurity have been extensively explored through diverse computational approaches. Subramanian et al. (2021) [1] and Kumar et al. (2023) [2] provided comprehensive reviews of image steganography, highlighting the evolution from traditional methods to deep learning techniques. Generative methods gained prominence, as demonstrated by Zhang et al. (2020) [3] through cover synthesis with auxiliary semantics, while Hussain et al. (2020) [4] surveyed deep convolutional neural networks for both steganography and steganalysis. Security enhancement strategies were proposed by Shang et al. (2020) [5] using adversarial examples, and Chen et al. (2020) [6] developed high-capacity robust steganography via adversarial networks. Polisetty and Rizvi (2025) [7] introduced GAN-based adaptive image steganography, complementing the historical perspective provided by Sahu and Sahu (2020) [8] on three decades of steganography research. Li et al. (2024) [9] exploited transform domain knowledge with GANs, while Liu et al. (2020) [10] reviewed GAN-based image steganography advancements. Tang et al. (2021) [11] proposed deep reinforcement learning for automatic cost learning, and Kumar et al. (2026) [12] developed secure random pixel distribution techniques, though the latter requires verification due to its future publication date. Eid et al. (2022) [13] surveyed digital image </w:t>
       </w:r>
       <w:r>
         <w:rPr>
@@ -4606,233 +4186,7 @@
           <w:szCs w:val="20"/>
         </w:rPr>
         <w:lastRenderedPageBreak/>
-        <w:t xml:space="preserve">[32] revisited edge adaptive LSB matching, and Su et al. (2024) [33] introduced </w:t>
-      </w:r>
-      <w:proofErr w:type="spellStart"/>
-      <w:r>
-        <w:rPr>
-          <w:rFonts w:cs="Times New Roman"/>
-          <w:szCs w:val="20"/>
-        </w:rPr>
-        <w:t>StegaStyleGAN</w:t>
-      </w:r>
-      <w:proofErr w:type="spellEnd"/>
-      <w:r>
-        <w:rPr>
-          <w:rFonts w:cs="Times New Roman"/>
-          <w:szCs w:val="20"/>
-        </w:rPr>
-        <w:t xml:space="preserve"> for generic generative image steganography. Chen and Chen (2024) [34] enhanced lossless steganography using invertible neural networks, and Malik et al. (2025) [35] proposed a hybrid DCT-GAN framework for big data security. Tan et al. (2025) [36] developed an adaptive JPEG steganography algorithm based on UT-GAN, while </w:t>
-      </w:r>
-      <w:proofErr w:type="spellStart"/>
-      <w:r>
-        <w:rPr>
-          <w:rFonts w:cs="Times New Roman"/>
-          <w:szCs w:val="20"/>
-        </w:rPr>
-        <w:t>Kuchumova</w:t>
-      </w:r>
-      <w:proofErr w:type="spellEnd"/>
-      <w:r>
-        <w:rPr>
-          <w:rFonts w:cs="Times New Roman"/>
-          <w:szCs w:val="20"/>
-        </w:rPr>
-        <w:t xml:space="preserve"> et al. (2024) [37] introduced STEG-XAI for explainable steganalysis. Beyond pure steganography, Abd-</w:t>
-      </w:r>
-      <w:proofErr w:type="spellStart"/>
-      <w:r>
-        <w:rPr>
-          <w:rFonts w:cs="Times New Roman"/>
-          <w:szCs w:val="20"/>
-        </w:rPr>
-        <w:t>Elhafiez</w:t>
-      </w:r>
-      <w:proofErr w:type="spellEnd"/>
-      <w:r>
-        <w:rPr>
-          <w:rFonts w:cs="Times New Roman"/>
-          <w:szCs w:val="20"/>
-        </w:rPr>
-        <w:t xml:space="preserve"> et al. (2024) [38] proposed image encryption using wavelet transform and chaotic </w:t>
-      </w:r>
-      <w:proofErr w:type="spellStart"/>
-      <w:r>
-        <w:rPr>
-          <w:rFonts w:cs="Times New Roman"/>
-          <w:szCs w:val="20"/>
-        </w:rPr>
-        <w:t>cryptovirology</w:t>
-      </w:r>
-      <w:proofErr w:type="spellEnd"/>
-      <w:r>
-        <w:rPr>
-          <w:rFonts w:cs="Times New Roman"/>
-          <w:szCs w:val="20"/>
-        </w:rPr>
-        <w:t xml:space="preserve">, and </w:t>
-      </w:r>
-      <w:proofErr w:type="spellStart"/>
-      <w:r>
-        <w:rPr>
-          <w:rFonts w:cs="Times New Roman"/>
-          <w:szCs w:val="20"/>
-        </w:rPr>
-        <w:t>Balobaid</w:t>
-      </w:r>
-      <w:proofErr w:type="spellEnd"/>
-      <w:r>
-        <w:rPr>
-          <w:rFonts w:cs="Times New Roman"/>
-          <w:szCs w:val="20"/>
-        </w:rPr>
-        <w:t xml:space="preserve"> et al. (2023) [39] developed blockchain-based secure education record management. </w:t>
-      </w:r>
-      <w:proofErr w:type="spellStart"/>
-      <w:r>
-        <w:rPr>
-          <w:rFonts w:cs="Times New Roman"/>
-          <w:szCs w:val="20"/>
-        </w:rPr>
-        <w:t>Balobaid</w:t>
-      </w:r>
-      <w:proofErr w:type="spellEnd"/>
-      <w:r>
-        <w:rPr>
-          <w:rFonts w:cs="Times New Roman"/>
-          <w:szCs w:val="20"/>
-        </w:rPr>
-        <w:t xml:space="preserve"> et al. (2016) [40] investigated DoS/DDoS attack mitigation in cloud environments, and Chandan et al. (2023) [41] proposed blockchain-secured wireless communication networks. Zhou et al. (2024) [42] introduced latent vector optimization-based generative steganography for consumer electronics, while Kumaran et al. (2025) [43] combined DNA cryptography with elliptic curves for medical image encryption. Achyut Shankar et al. (2025) [44] explored biometric privacy using synthetic data and explainable AI, and </w:t>
-      </w:r>
-      <w:proofErr w:type="spellStart"/>
-      <w:r>
-        <w:rPr>
-          <w:rFonts w:cs="Times New Roman"/>
-          <w:szCs w:val="20"/>
-        </w:rPr>
-        <w:t>Selvarajan</w:t>
-      </w:r>
-      <w:proofErr w:type="spellEnd"/>
-      <w:r>
-        <w:rPr>
-          <w:rFonts w:cs="Times New Roman"/>
-          <w:szCs w:val="20"/>
-        </w:rPr>
-        <w:t xml:space="preserve"> et al. [45] developed generative AI and adversarial networks for fraud detection. Finally, </w:t>
-      </w:r>
-      <w:proofErr w:type="spellStart"/>
-      <w:r>
-        <w:rPr>
-          <w:rFonts w:cs="Times New Roman"/>
-          <w:szCs w:val="20"/>
-        </w:rPr>
-        <w:t>Selvarajan</w:t>
-      </w:r>
-      <w:proofErr w:type="spellEnd"/>
-      <w:r>
-        <w:rPr>
-          <w:rFonts w:cs="Times New Roman"/>
-          <w:szCs w:val="20"/>
-        </w:rPr>
-        <w:t xml:space="preserve"> et al. (2025) [46] applied adversarial learning to detect data intrusions in cyber-physical systems. Collectively, these studies demonstrate a clear trajectory from traditional steganographic methods toward deep learning, generative adversarial networks, transformers, diffusion models, and integrated cybersecurity frameworks, while persistent challenges such as computational overhead, scalability, robustness against attacks, and real-time applicability remain open for future research.</w:t>
-      </w:r>
-    </w:p>
-    <w:p>
-      <w:pPr>
-        <w:pStyle w:val="Heading2"/>
-        <w:spacing w:before="0" w:after="160" w:line="259" w:lineRule="auto"/>
-        <w:rPr>
-          <w:rFonts w:cs="Times New Roman"/>
-          <w:szCs w:val="20"/>
-        </w:rPr>
-      </w:pPr>
-      <w:r>
-        <w:rPr>
-          <w:rFonts w:cs="Times New Roman"/>
-          <w:szCs w:val="20"/>
-        </w:rPr>
-        <w:t xml:space="preserve">1.4. </w:t>
-      </w:r>
-      <w:r>
-        <w:rPr>
-          <w:rFonts w:cs="Times New Roman"/>
-          <w:szCs w:val="20"/>
-        </w:rPr>
-        <w:t>AI-ENABLED DATA HIDING TECHNIQUES</w:t>
-      </w:r>
-    </w:p>
-    <w:p>
-      <w:pPr>
-        <w:spacing w:after="160" w:line="259" w:lineRule="auto"/>
-        <w:rPr>
-          <w:rFonts w:cs="Times New Roman"/>
-          <w:szCs w:val="20"/>
-          <w:lang w:val="en-IN" w:eastAsia="ja-JP"/>
-        </w:rPr>
-      </w:pPr>
-      <w:r>
-        <w:rPr>
-          <w:rFonts w:cs="Times New Roman"/>
-          <w:szCs w:val="20"/>
-          <w:lang w:val="en-IN" w:eastAsia="ja-JP"/>
-        </w:rPr>
-        <w:t>Unlike</w:t>
-      </w:r>
-      <w:r>
-        <w:rPr>
-          <w:rFonts w:cs="Times New Roman"/>
-          <w:szCs w:val="20"/>
-          <w:lang w:val="en-IN" w:eastAsia="ja-JP"/>
-        </w:rPr>
-        <w:t xml:space="preserve"> traditional methods </w:t>
-      </w:r>
-      <w:r>
-        <w:rPr>
-          <w:rFonts w:cs="Times New Roman"/>
-          <w:szCs w:val="20"/>
-          <w:lang w:val="en-IN" w:eastAsia="ja-JP"/>
-        </w:rPr>
-        <w:t xml:space="preserve">which </w:t>
-      </w:r>
-      <w:r>
-        <w:rPr>
-          <w:rFonts w:cs="Times New Roman"/>
-          <w:szCs w:val="20"/>
-          <w:lang w:val="en-IN" w:eastAsia="ja-JP"/>
-        </w:rPr>
-        <w:t>apply the same mathematical rule to every image, AI-driven approaches learn their embedding strategies from data. In this, a model trained on millions of photographs develops an implicit understanding of what natural images look like and then it can exploit that knowledge to hide information in statistically consistent way. CNNs excel at capturing local texture and structure and GANs frame conceal</w:t>
-      </w:r>
-      <w:r>
-        <w:rPr>
-          <w:rFonts w:cs="Times New Roman"/>
-          <w:szCs w:val="20"/>
-          <w:lang w:val="en-IN" w:eastAsia="ja-JP"/>
-        </w:rPr>
-        <w:t>s</w:t>
-      </w:r>
-      <w:r>
-        <w:rPr>
-          <w:rFonts w:cs="Times New Roman"/>
-          <w:szCs w:val="20"/>
-          <w:lang w:val="en-IN" w:eastAsia="ja-JP"/>
-        </w:rPr>
-        <w:t xml:space="preserve"> as a two-player game, thus both are well-suited to this task. Table </w:t>
-      </w:r>
-      <w:r>
-        <w:rPr>
-          <w:rFonts w:cs="Times New Roman"/>
-          <w:szCs w:val="20"/>
-          <w:lang w:val="en-IN" w:eastAsia="ja-JP"/>
-        </w:rPr>
-        <w:t>1.</w:t>
-      </w:r>
-      <w:r>
-        <w:rPr>
-          <w:rFonts w:cs="Times New Roman"/>
-          <w:szCs w:val="20"/>
-          <w:lang w:val="en-IN" w:eastAsia="ja-JP"/>
-        </w:rPr>
-        <w:t>3 compares the main AI-based approaches discussed in the sections below.</w:t>
+        <w:t xml:space="preserve">steganalysis methodologies, and Chen et al. (2023) [14] provided a comprehensive survey of covert communications. Lu et al. (2020) [15] focused on secure halftone image steganography, while K and P (2024) [16] reviewed lightweight cryptography and steganography for IoT environments. Foundational work by Fridrich et al. (2003) [17] on breaking the F5 algorithm and by Fridrich and Kodovský (2012) [19] on rich models for steganalysis established critical baselines. Zhang et al. (2025) [18] enhanced generative image steganography using diffusion models, and Xu et al. (2016) [20] along with Ye et al. (2017) [21] advanced CNN architectures for steganalysis. Xiao et al. (2025) [22] proposed transformer-based adversarial networks, while Li et al. (2021) [23] introduced cross feedback mechanisms for GAN-based spatial steganography. Li et al. (2024) [24] developed lightweight GAN-based steganography for IoT forgery prevention, and Sanjalawe et al. (2025) [25] presented a deep learning-driven multi-layered steganographic approach. Chen et al. (2025) [26] proposed ADPGAN for anti-compression steganography, and Alrusaini (2025) [27] evaluated deep learning model robustness for steganalysis. Song et al. (2024) [28] provided a survey on deep learning-based image steganography, while Hu et al. (2018) [29] introduced deep convolutional GANs for steganography. Pevný et al. (2010) [30] demonstrated highly undetectable steganography using high-dimensional image models, and Yang et al. (2024) [31] proposed PRIS for practical robust invertible network steganography. Luo et al. (2010) </w:t>
       </w:r>
     </w:p>
     <w:p>
@@ -4917,33 +4271,15 @@
           <w:szCs w:val="20"/>
           <w:lang w:val="en-IN" w:eastAsia="ja-JP"/>
         </w:rPr>
-        <w:t xml:space="preserve">Steganographic autoencoders encode the cover image and secret payload together into a shared latent representation; the decoder reconstructs the </w:t>
-      </w:r>
-      <w:proofErr w:type="spellStart"/>
-      <w:r>
-        <w:rPr>
-          <w:rFonts w:cs="Times New Roman"/>
-          <w:szCs w:val="20"/>
-          <w:lang w:val="en-IN" w:eastAsia="ja-JP"/>
-        </w:rPr>
-        <w:t>stego</w:t>
-      </w:r>
-      <w:proofErr w:type="spellEnd"/>
-      <w:r>
-        <w:rPr>
-          <w:rFonts w:cs="Times New Roman"/>
-          <w:szCs w:val="20"/>
-          <w:lang w:val="en-IN" w:eastAsia="ja-JP"/>
-        </w:rPr>
-        <w:t xml:space="preserve"> image and recovers the message simultaneously. End-to-end training jointly optimises concealment quality and extraction accuracy.</w:t>
+        <w:t>Steganographic autoencoders encode the cover image and secret payload together into a shared latent representation; the decoder reconstructs the stego image and recovers the message simultaneously. End-to-end training jointly optimises concealment quality and extraction accuracy.</w:t>
       </w:r>
     </w:p>
     <w:p>
       <w:pPr>
-        <w:pStyle w:val="BodyText"/>
-        <w:spacing w:before="0" w:after="160" w:line="259" w:lineRule="auto"/>
-        <w:rPr>
-          <w:rFonts w:eastAsiaTheme="majorEastAsia" w:cs="Times New Roman"/>
+        <w:spacing w:after="160" w:line="259" w:lineRule="auto"/>
+        <w:jc w:val="center"/>
+        <w:rPr>
+          <w:rFonts w:cs="Times New Roman"/>
           <w:b/>
           <w:bCs/>
           <w:szCs w:val="20"/>
@@ -4952,490 +4288,12 @@
       </w:pPr>
       <w:r>
         <w:rPr>
-          <w:rFonts w:eastAsiaTheme="majorEastAsia" w:cs="Times New Roman"/>
+          <w:rFonts w:cs="Times New Roman"/>
           <w:b/>
           <w:bCs/>
           <w:szCs w:val="20"/>
           <w:lang w:val="en-IN"/>
         </w:rPr>
-        <w:lastRenderedPageBreak/>
-        <w:t>1.4.2.</w:t>
-      </w:r>
-      <w:r>
-        <w:rPr>
-          <w:rFonts w:eastAsiaTheme="majorEastAsia" w:cs="Times New Roman"/>
-          <w:b/>
-          <w:bCs/>
-          <w:szCs w:val="20"/>
-          <w:lang w:val="en-IN"/>
-        </w:rPr>
-        <w:t xml:space="preserve"> </w:t>
-      </w:r>
-      <w:r>
-        <w:rPr>
-          <w:rFonts w:eastAsiaTheme="majorEastAsia" w:cs="Times New Roman"/>
-          <w:b/>
-          <w:bCs/>
-          <w:i/>
-          <w:iCs/>
-          <w:szCs w:val="20"/>
-          <w:lang w:val="en-IN"/>
-        </w:rPr>
-        <w:t>CNN-Based Steganography</w:t>
-      </w:r>
-    </w:p>
-    <w:p>
-      <w:pPr>
-        <w:spacing w:after="160" w:line="259" w:lineRule="auto"/>
-        <w:rPr>
-          <w:rFonts w:cs="Times New Roman"/>
-          <w:szCs w:val="20"/>
-          <w:lang w:val="en-IN" w:eastAsia="ja-JP"/>
-        </w:rPr>
-      </w:pPr>
-      <w:r>
-        <w:rPr>
-          <w:rFonts w:cs="Times New Roman"/>
-          <w:szCs w:val="20"/>
-          <w:lang w:val="en-IN" w:eastAsia="ja-JP"/>
-        </w:rPr>
-        <w:t xml:space="preserve">CNN-based embedders learn to direct payload bits toward image regions where changes are least perceptible, outperforming fixed-rule methods on visual quality metrics. </w:t>
-      </w:r>
-      <w:r>
-        <w:rPr>
-          <w:rFonts w:cs="Times New Roman"/>
-          <w:szCs w:val="20"/>
-          <w:lang w:val="en-IN" w:eastAsia="ja-JP"/>
-        </w:rPr>
-        <w:t>These methods can achieve the content-adaptive embedding while maintaining</w:t>
-      </w:r>
-      <w:r>
-        <w:rPr>
-          <w:rFonts w:cs="Times New Roman"/>
-          <w:szCs w:val="20"/>
-          <w:lang w:val="en-IN" w:eastAsia="ja-JP"/>
-        </w:rPr>
-        <w:t> </w:t>
-      </w:r>
-      <w:r>
-        <w:rPr>
-          <w:rFonts w:cs="Times New Roman"/>
-          <w:szCs w:val="20"/>
-          <w:lang w:val="en-IN" w:eastAsia="ja-JP"/>
-        </w:rPr>
-        <w:t>better imperceptibility and robustness</w:t>
-      </w:r>
-      <w:r>
-        <w:rPr>
-          <w:rFonts w:cs="Times New Roman"/>
-          <w:szCs w:val="20"/>
-          <w:lang w:val="en-IN" w:eastAsia="ja-JP"/>
-        </w:rPr>
-        <w:t>.</w:t>
-      </w:r>
-    </w:p>
-    <w:p>
-      <w:pPr>
-        <w:pStyle w:val="BodyText"/>
-        <w:spacing w:before="0" w:after="160" w:line="259" w:lineRule="auto"/>
-        <w:rPr>
-          <w:rFonts w:eastAsiaTheme="majorEastAsia" w:cs="Times New Roman"/>
-          <w:b/>
-          <w:bCs/>
-          <w:szCs w:val="20"/>
-          <w:lang w:val="en-IN"/>
-        </w:rPr>
-      </w:pPr>
-      <w:r>
-        <w:rPr>
-          <w:rFonts w:eastAsiaTheme="majorEastAsia" w:cs="Times New Roman"/>
-          <w:b/>
-          <w:bCs/>
-          <w:szCs w:val="20"/>
-          <w:lang w:val="en-IN"/>
-        </w:rPr>
-        <w:t>1.4.3.</w:t>
-      </w:r>
-      <w:r>
-        <w:rPr>
-          <w:rFonts w:eastAsiaTheme="majorEastAsia" w:cs="Times New Roman"/>
-          <w:b/>
-          <w:bCs/>
-          <w:szCs w:val="20"/>
-          <w:lang w:val="en-IN"/>
-        </w:rPr>
-        <w:t xml:space="preserve"> </w:t>
-      </w:r>
-      <w:r>
-        <w:rPr>
-          <w:rFonts w:eastAsiaTheme="majorEastAsia" w:cs="Times New Roman"/>
-          <w:b/>
-          <w:bCs/>
-          <w:i/>
-          <w:iCs/>
-          <w:szCs w:val="20"/>
-          <w:lang w:val="en-IN"/>
-        </w:rPr>
-        <w:t>GAN-Based Steganography</w:t>
-      </w:r>
-    </w:p>
-    <w:p>
-      <w:pPr>
-        <w:spacing w:after="160" w:line="259" w:lineRule="auto"/>
-        <w:rPr>
-          <w:rFonts w:cs="Times New Roman"/>
-          <w:szCs w:val="20"/>
-          <w:lang w:eastAsia="ja-JP"/>
-        </w:rPr>
-      </w:pPr>
-      <w:r>
-        <w:rPr>
-          <w:rFonts w:cs="Times New Roman"/>
-          <w:szCs w:val="20"/>
-          <w:lang w:val="en-IN" w:eastAsia="ja-JP"/>
-        </w:rPr>
-        <w:t>In GAN models, generator discriminative framework is used where the generator hides a payload while the discriminator attempts to detect it. The GAN</w:t>
-      </w:r>
-      <w:r>
-        <w:rPr>
-          <w:rFonts w:cs="Times New Roman"/>
-          <w:szCs w:val="20"/>
-          <w:lang w:val="en-IN" w:eastAsia="ja-JP"/>
-        </w:rPr>
-        <w:t> </w:t>
-      </w:r>
-      <w:r>
-        <w:rPr>
-          <w:rFonts w:cs="Times New Roman"/>
-          <w:szCs w:val="20"/>
-          <w:lang w:val="en-IN" w:eastAsia="ja-JP"/>
-        </w:rPr>
-        <w:t xml:space="preserve">based methods obtain high payload and strong resistance to steganalysis. GAN-based models generally achieve the best reported capacity-imperceptibility combinations and helps </w:t>
-      </w:r>
-      <w:r>
-        <w:rPr>
-          <w:rFonts w:cs="Times New Roman"/>
-          <w:szCs w:val="20"/>
-          <w:lang w:val="en-IN" w:eastAsia="ja-JP"/>
-        </w:rPr>
-        <w:t>to produce</w:t>
-      </w:r>
-      <w:r>
-        <w:rPr>
-          <w:rFonts w:cs="Times New Roman"/>
-          <w:szCs w:val="20"/>
-          <w:lang w:val="en-IN" w:eastAsia="ja-JP"/>
-        </w:rPr>
-        <w:t xml:space="preserve"> </w:t>
-      </w:r>
-      <w:proofErr w:type="spellStart"/>
-      <w:r>
-        <w:rPr>
-          <w:rFonts w:cs="Times New Roman"/>
-          <w:szCs w:val="20"/>
-          <w:lang w:val="en-IN" w:eastAsia="ja-JP"/>
-        </w:rPr>
-        <w:t>stego</w:t>
-      </w:r>
-      <w:proofErr w:type="spellEnd"/>
-      <w:r>
-        <w:rPr>
-          <w:rFonts w:cs="Times New Roman"/>
-          <w:szCs w:val="20"/>
-          <w:lang w:val="en-IN" w:eastAsia="ja-JP"/>
-        </w:rPr>
-        <w:t xml:space="preserve"> images that are visually identical to original image.</w:t>
-      </w:r>
-      <w:r>
-        <w:rPr>
-          <w:rFonts w:cs="Times New Roman"/>
-          <w:szCs w:val="20"/>
-          <w:lang w:val="en-IN" w:eastAsia="ja-JP"/>
-        </w:rPr>
-        <w:t xml:space="preserve"> Despite their potential, GAN-based steganographic techniques have a number of systemic drawbacks. First, </w:t>
-      </w:r>
-      <w:proofErr w:type="spellStart"/>
-      <w:r>
-        <w:rPr>
-          <w:rFonts w:cs="Times New Roman"/>
-          <w:szCs w:val="20"/>
-          <w:lang w:val="en-IN" w:eastAsia="ja-JP"/>
-        </w:rPr>
-        <w:t>stego</w:t>
-      </w:r>
-      <w:proofErr w:type="spellEnd"/>
-      <w:r>
-        <w:rPr>
-          <w:rFonts w:cs="Times New Roman"/>
-          <w:szCs w:val="20"/>
-          <w:lang w:val="en-IN" w:eastAsia="ja-JP"/>
-        </w:rPr>
-        <w:t xml:space="preserve"> images often exhibit checkerboard artifacts due to adversarial training instability, which may unintentionally facilitate detection. Second, as discriminator networks become stronger, these techniques are still vulnerable to contemporary deep learning-based </w:t>
-      </w:r>
-      <w:proofErr w:type="gramStart"/>
-      <w:r>
-        <w:rPr>
-          <w:rFonts w:cs="Times New Roman"/>
-          <w:szCs w:val="20"/>
-          <w:lang w:val="en-IN" w:eastAsia="ja-JP"/>
-        </w:rPr>
-        <w:t>steganalysis,.</w:t>
-      </w:r>
-      <w:proofErr w:type="gramEnd"/>
-      <w:r>
-        <w:rPr>
-          <w:rFonts w:cs="Times New Roman"/>
-          <w:szCs w:val="20"/>
-          <w:lang w:val="en-IN" w:eastAsia="ja-JP"/>
-        </w:rPr>
-        <w:t xml:space="preserve"> Third, practical deployment is limited when </w:t>
-      </w:r>
-      <w:proofErr w:type="spellStart"/>
-      <w:r>
-        <w:rPr>
-          <w:rFonts w:cs="Times New Roman"/>
-          <w:szCs w:val="20"/>
-          <w:lang w:val="en-IN" w:eastAsia="ja-JP"/>
-        </w:rPr>
-        <w:t>stego</w:t>
-      </w:r>
-      <w:proofErr w:type="spellEnd"/>
-      <w:r>
-        <w:rPr>
-          <w:rFonts w:cs="Times New Roman"/>
-          <w:szCs w:val="20"/>
-          <w:lang w:val="en-IN" w:eastAsia="ja-JP"/>
-        </w:rPr>
-        <w:t xml:space="preserve"> images are subjected to transmission noise or lossy compression as robustness deteriorates dramatically. Lastly, real-time applicability is limited by the significant computational overhead of GAN training. </w:t>
-      </w:r>
-      <w:r>
-        <w:rPr>
-          <w:rFonts w:cs="Times New Roman"/>
-          <w:szCs w:val="20"/>
-          <w:lang w:eastAsia="ja-JP"/>
-        </w:rPr>
-        <w:t>These limitations collectively motivate hybrid approaches such as combining GAN with DCT, INNs or diffusion models.</w:t>
-      </w:r>
-    </w:p>
-    <w:p>
-      <w:pPr>
-        <w:spacing w:after="160" w:line="259" w:lineRule="auto"/>
-        <w:rPr>
-          <w:rFonts w:eastAsiaTheme="majorEastAsia" w:cs="Times New Roman"/>
-          <w:b/>
-          <w:bCs/>
-          <w:i/>
-          <w:iCs/>
-          <w:szCs w:val="20"/>
-          <w:lang w:val="en-IN"/>
-        </w:rPr>
-      </w:pPr>
-      <w:r>
-        <w:rPr>
-          <w:rFonts w:eastAsiaTheme="majorEastAsia" w:cs="Times New Roman"/>
-          <w:b/>
-          <w:bCs/>
-          <w:szCs w:val="20"/>
-          <w:lang w:val="en-IN"/>
-        </w:rPr>
-        <w:t>1.4.4.</w:t>
-      </w:r>
-      <w:r>
-        <w:rPr>
-          <w:rFonts w:eastAsiaTheme="majorEastAsia" w:cs="Times New Roman"/>
-          <w:b/>
-          <w:bCs/>
-          <w:szCs w:val="20"/>
-          <w:lang w:val="en-IN"/>
-        </w:rPr>
-        <w:t xml:space="preserve"> </w:t>
-      </w:r>
-      <w:r>
-        <w:rPr>
-          <w:rFonts w:eastAsiaTheme="majorEastAsia" w:cs="Times New Roman"/>
-          <w:b/>
-          <w:bCs/>
-          <w:i/>
-          <w:iCs/>
-          <w:szCs w:val="20"/>
-          <w:lang w:val="en-IN"/>
-        </w:rPr>
-        <w:t>Transformer and Multimodal Models</w:t>
-      </w:r>
-    </w:p>
-    <w:p>
-      <w:pPr>
-        <w:spacing w:after="160" w:line="259" w:lineRule="auto"/>
-        <w:rPr>
-          <w:rFonts w:cs="Times New Roman"/>
-          <w:szCs w:val="20"/>
-          <w:lang w:val="en-IN" w:eastAsia="ja-JP"/>
-        </w:rPr>
-      </w:pPr>
-      <w:r>
-        <w:rPr>
-          <w:rFonts w:cs="Times New Roman"/>
-          <w:szCs w:val="20"/>
-          <w:lang w:val="en-IN" w:eastAsia="ja-JP"/>
-        </w:rPr>
-        <w:t xml:space="preserve">Transformer-based steganography is an </w:t>
-      </w:r>
-      <w:r>
-        <w:rPr>
-          <w:rFonts w:cs="Times New Roman"/>
-          <w:szCs w:val="20"/>
-          <w:lang w:val="en-IN" w:eastAsia="ja-JP"/>
-        </w:rPr>
-        <w:t>evolving</w:t>
-      </w:r>
-      <w:r>
-        <w:rPr>
-          <w:rFonts w:cs="Times New Roman"/>
-          <w:szCs w:val="20"/>
-          <w:lang w:val="en-IN" w:eastAsia="ja-JP"/>
-        </w:rPr>
-        <w:t xml:space="preserve"> direction. </w:t>
-      </w:r>
-      <w:r>
-        <w:rPr>
-          <w:rFonts w:cs="Times New Roman"/>
-          <w:szCs w:val="20"/>
-          <w:lang w:val="en-IN" w:eastAsia="ja-JP"/>
-        </w:rPr>
-        <w:t xml:space="preserve">Transformers have been adapted for </w:t>
-      </w:r>
-      <w:r>
-        <w:rPr>
-          <w:rFonts w:cs="Times New Roman"/>
-          <w:szCs w:val="20"/>
-          <w:lang w:val="en-IN" w:eastAsia="ja-JP"/>
-        </w:rPr>
-        <w:t>steganography</w:t>
-      </w:r>
-      <w:r>
-        <w:rPr>
-          <w:rFonts w:cs="Times New Roman"/>
-          <w:szCs w:val="20"/>
-          <w:lang w:val="en-IN" w:eastAsia="ja-JP"/>
-        </w:rPr>
-        <w:t xml:space="preserve"> due to their superior feature extraction capabilities.</w:t>
-      </w:r>
-      <w:r>
-        <w:rPr>
-          <w:rFonts w:cs="Times New Roman"/>
-          <w:szCs w:val="20"/>
-          <w:lang w:val="en-IN" w:eastAsia="ja-JP"/>
-        </w:rPr>
-        <w:t xml:space="preserve"> </w:t>
-      </w:r>
-      <w:r>
-        <w:rPr>
-          <w:rFonts w:cs="Times New Roman"/>
-          <w:szCs w:val="20"/>
-          <w:lang w:val="en-IN" w:eastAsia="ja-JP"/>
-        </w:rPr>
-        <w:t>Multimodal variants also open up cross-modal hiding scenarios not accessible to earlier architectures.</w:t>
-      </w:r>
-    </w:p>
-    <w:p>
-      <w:pPr>
-        <w:spacing w:after="160" w:line="259" w:lineRule="auto"/>
-        <w:jc w:val="center"/>
-        <w:rPr>
-          <w:rFonts w:cs="Times New Roman"/>
-          <w:b/>
-          <w:bCs/>
-          <w:szCs w:val="20"/>
-          <w:lang w:val="en-IN"/>
-        </w:rPr>
-      </w:pPr>
-    </w:p>
-    <w:p>
-      <w:pPr>
-        <w:spacing w:after="160" w:line="259" w:lineRule="auto"/>
-        <w:jc w:val="center"/>
-        <w:rPr>
-          <w:rFonts w:cs="Times New Roman"/>
-          <w:b/>
-          <w:bCs/>
-          <w:szCs w:val="20"/>
-          <w:lang w:val="en-IN"/>
-        </w:rPr>
-      </w:pPr>
-    </w:p>
-    <w:p>
-      <w:pPr>
-        <w:spacing w:after="160" w:line="259" w:lineRule="auto"/>
-        <w:jc w:val="center"/>
-        <w:rPr>
-          <w:rFonts w:cs="Times New Roman"/>
-          <w:b/>
-          <w:bCs/>
-          <w:szCs w:val="20"/>
-          <w:lang w:val="en-IN"/>
-        </w:rPr>
-      </w:pPr>
-    </w:p>
-    <w:p>
-      <w:pPr>
-        <w:spacing w:after="160" w:line="259" w:lineRule="auto"/>
-        <w:jc w:val="center"/>
-        <w:rPr>
-          <w:rFonts w:cs="Times New Roman"/>
-          <w:b/>
-          <w:bCs/>
-          <w:szCs w:val="20"/>
-          <w:lang w:val="en-IN"/>
-        </w:rPr>
-      </w:pPr>
-    </w:p>
-    <w:p>
-      <w:pPr>
-        <w:spacing w:after="160" w:line="259" w:lineRule="auto"/>
-        <w:jc w:val="center"/>
-        <w:rPr>
-          <w:rFonts w:cs="Times New Roman"/>
-          <w:b/>
-          <w:bCs/>
-          <w:szCs w:val="20"/>
-          <w:lang w:val="en-IN"/>
-        </w:rPr>
-      </w:pPr>
-    </w:p>
-    <w:p>
-      <w:pPr>
-        <w:spacing w:after="160" w:line="259" w:lineRule="auto"/>
-        <w:jc w:val="center"/>
-        <w:rPr>
-          <w:rFonts w:cs="Times New Roman"/>
-          <w:b/>
-          <w:bCs/>
-          <w:szCs w:val="20"/>
-          <w:lang w:val="en-IN"/>
-        </w:rPr>
-      </w:pPr>
-    </w:p>
-    <w:p>
-      <w:pPr>
-        <w:spacing w:after="160" w:line="259" w:lineRule="auto"/>
-        <w:jc w:val="center"/>
-        <w:rPr>
-          <w:rFonts w:cs="Times New Roman"/>
-          <w:b/>
-          <w:bCs/>
-          <w:szCs w:val="20"/>
-          <w:lang w:val="en-IN"/>
-        </w:rPr>
-      </w:pPr>
-      <w:r>
-        <w:rPr>
-          <w:rFonts w:cs="Times New Roman"/>
-          <w:b/>
-          <w:bCs/>
-          <w:szCs w:val="20"/>
-          <w:lang w:val="en-IN"/>
-        </w:rPr>
-        <w:lastRenderedPageBreak/>
         <w:t xml:space="preserve">Table </w:t>
       </w:r>
       <w:r>
@@ -5863,6 +4721,7 @@
                 <w:rFonts w:cs="Times New Roman"/>
                 <w:szCs w:val="20"/>
               </w:rPr>
+              <w:lastRenderedPageBreak/>
               <w:t>CNN-Based</w:t>
             </w:r>
           </w:p>
@@ -6373,23 +5232,7 @@
           <w:rFonts w:cs="Times New Roman"/>
           <w:szCs w:val="20"/>
         </w:rPr>
-        <w:t xml:space="preserve">Steganalysis encompasses the methods and techniques used to determine whether a digital media file contains concealed information. These approaches work by examining the </w:t>
-      </w:r>
-      <w:proofErr w:type="spellStart"/>
-      <w:r>
-        <w:rPr>
-          <w:rFonts w:cs="Times New Roman"/>
-          <w:szCs w:val="20"/>
-        </w:rPr>
-        <w:t>stego</w:t>
-      </w:r>
-      <w:proofErr w:type="spellEnd"/>
-      <w:r>
-        <w:rPr>
-          <w:rFonts w:cs="Times New Roman"/>
-          <w:szCs w:val="20"/>
-        </w:rPr>
-        <w:t xml:space="preserve"> object for statistical deviations or characteristic artifacts that indicate the presence of embedded data</w:t>
+        <w:t>Steganalysis encompasses the methods and techniques used to determine whether a digital media file contains concealed information. These approaches work by examining the stego object for statistical deviations or characteristic artifacts that indicate the presence of embedded data</w:t>
       </w:r>
       <w:r>
         <w:rPr>
@@ -6402,228 +5245,69 @@
     </w:p>
     <w:p>
       <w:pPr>
-        <w:spacing w:after="160" w:line="259" w:lineRule="auto"/>
-        <w:rPr>
-          <w:rFonts w:eastAsiaTheme="majorEastAsia" w:cs="Times New Roman"/>
-          <w:i/>
-          <w:iCs/>
-          <w:szCs w:val="20"/>
-          <w:lang w:val="en-IN"/>
-        </w:rPr>
-      </w:pPr>
+        <w:pStyle w:val="Heading2"/>
+        <w:spacing w:before="0" w:after="160" w:line="259" w:lineRule="auto"/>
+        <w:rPr>
+          <w:rFonts w:cs="Times New Roman"/>
+          <w:szCs w:val="20"/>
+        </w:rPr>
+      </w:pPr>
+      <w:r>
+        <w:rPr>
+          <w:rFonts w:cs="Times New Roman"/>
+          <w:szCs w:val="20"/>
+        </w:rPr>
+        <w:t xml:space="preserve">1.6. </w:t>
+      </w:r>
+      <w:r>
+        <w:rPr>
+          <w:rFonts w:cs="Times New Roman"/>
+          <w:szCs w:val="20"/>
+        </w:rPr>
+        <w:t>PERFORMANCE EVALUATION AND COMPARATIVE ANALYSIS</w:t>
+      </w:r>
     </w:p>
     <w:p>
       <w:pPr>
         <w:spacing w:after="160" w:line="259" w:lineRule="auto"/>
         <w:rPr>
-          <w:rFonts w:eastAsiaTheme="majorEastAsia" w:cs="Times New Roman"/>
-          <w:i/>
-          <w:iCs/>
-          <w:szCs w:val="20"/>
-          <w:lang w:val="en-IN"/>
-        </w:rPr>
-      </w:pPr>
+          <w:rFonts w:cs="Times New Roman"/>
+          <w:szCs w:val="20"/>
+        </w:rPr>
+      </w:pPr>
+      <w:r>
+        <w:rPr>
+          <w:rFonts w:cs="Times New Roman"/>
+          <w:szCs w:val="20"/>
+        </w:rPr>
+        <w:t xml:space="preserve">Steganographic systems are evaluated across image fidelity (PSNR, SSIM, MSE), extraction reliability (BER, NCC), and embedding efficiency (bits per pixel). Table 5 </w:t>
+      </w:r>
+      <w:r>
+        <w:rPr>
+          <w:rFonts w:cs="Times New Roman"/>
+          <w:szCs w:val="20"/>
+        </w:rPr>
+        <w:t>summarizes</w:t>
+      </w:r>
+      <w:r>
+        <w:rPr>
+          <w:rFonts w:cs="Times New Roman"/>
+          <w:szCs w:val="20"/>
+        </w:rPr>
+        <w:t xml:space="preserve"> each metric and what it measures</w:t>
+      </w:r>
+      <w:r>
+        <w:rPr>
+          <w:rFonts w:cs="Times New Roman"/>
+          <w:szCs w:val="20"/>
+        </w:rPr>
+        <w:t>.</w:t>
+      </w:r>
     </w:p>
     <w:p>
       <w:pPr>
         <w:spacing w:after="160" w:line="259" w:lineRule="auto"/>
-        <w:rPr>
-          <w:rFonts w:eastAsiaTheme="majorEastAsia" w:cs="Times New Roman"/>
-          <w:i/>
-          <w:iCs/>
-          <w:szCs w:val="20"/>
-          <w:lang w:val="en-IN"/>
-        </w:rPr>
-      </w:pPr>
-      <w:r>
-        <w:rPr>
-          <w:rFonts w:eastAsiaTheme="majorEastAsia" w:cs="Times New Roman"/>
-          <w:i/>
-          <w:iCs/>
-          <w:szCs w:val="20"/>
-          <w:lang w:val="en-IN"/>
-        </w:rPr>
-        <w:lastRenderedPageBreak/>
-        <w:t>Traditional Steganalysis Techniques</w:t>
-      </w:r>
-    </w:p>
-    <w:p>
-      <w:pPr>
-        <w:autoSpaceDE w:val="0"/>
-        <w:autoSpaceDN w:val="0"/>
-        <w:adjustRightInd w:val="0"/>
-        <w:spacing w:after="160" w:line="259" w:lineRule="auto"/>
-        <w:rPr>
-          <w:rFonts w:cs="Times New Roman"/>
-          <w:szCs w:val="20"/>
-          <w:lang w:val="en-IN"/>
-        </w:rPr>
-      </w:pPr>
-      <w:r>
-        <w:rPr>
-          <w:rFonts w:cs="Times New Roman"/>
-          <w:szCs w:val="20"/>
-          <w:lang w:val="en-IN"/>
-        </w:rPr>
-        <w:t xml:space="preserve">Traditional steganalysis methods generally use machine learning algorithms to identify features from the input </w:t>
-      </w:r>
-      <w:proofErr w:type="spellStart"/>
-      <w:r>
-        <w:rPr>
-          <w:rFonts w:cs="Times New Roman"/>
-          <w:szCs w:val="20"/>
-          <w:lang w:val="en-IN"/>
-        </w:rPr>
-        <w:t>stego</w:t>
-      </w:r>
-      <w:proofErr w:type="spellEnd"/>
-      <w:r>
-        <w:rPr>
-          <w:rFonts w:cs="Times New Roman"/>
-          <w:szCs w:val="20"/>
-          <w:lang w:val="en-IN"/>
-        </w:rPr>
-        <w:t xml:space="preserve"> object and then determine whether it is hiding data or not. These features can be composed by different statistical measures on pixel values, frequency domain or other image attributes. This worked well against known embedding algorithms but struggled when the scheme was varied or unknown.</w:t>
-      </w:r>
-    </w:p>
-    <w:p>
-      <w:pPr>
-        <w:spacing w:after="160" w:line="259" w:lineRule="auto"/>
-        <w:rPr>
-          <w:rFonts w:eastAsiaTheme="majorEastAsia" w:cs="Times New Roman"/>
-          <w:i/>
-          <w:iCs/>
-          <w:szCs w:val="20"/>
-          <w:lang w:val="en-IN"/>
-        </w:rPr>
-      </w:pPr>
-      <w:r>
-        <w:rPr>
-          <w:rFonts w:eastAsiaTheme="majorEastAsia" w:cs="Times New Roman"/>
-          <w:i/>
-          <w:iCs/>
-          <w:szCs w:val="20"/>
-          <w:lang w:val="en-IN"/>
-        </w:rPr>
-        <w:t>Deep Learning–Based Steganalysis</w:t>
-      </w:r>
-    </w:p>
-    <w:p>
-      <w:pPr>
-        <w:spacing w:after="160" w:line="259" w:lineRule="auto"/>
-        <w:rPr>
-          <w:rFonts w:cs="Times New Roman"/>
-          <w:szCs w:val="20"/>
-          <w:lang w:val="en-IN"/>
-        </w:rPr>
-      </w:pPr>
-      <w:r>
-        <w:rPr>
-          <w:rFonts w:cs="Times New Roman"/>
-          <w:szCs w:val="20"/>
-          <w:lang w:val="en-IN"/>
-        </w:rPr>
-        <w:t xml:space="preserve">CNN-based detectors such as </w:t>
-      </w:r>
-      <w:proofErr w:type="spellStart"/>
-      <w:r>
-        <w:rPr>
-          <w:rFonts w:cs="Times New Roman"/>
-          <w:szCs w:val="20"/>
-          <w:lang w:val="en-IN"/>
-        </w:rPr>
-        <w:t>SRNet</w:t>
-      </w:r>
-      <w:proofErr w:type="spellEnd"/>
-      <w:r>
-        <w:rPr>
-          <w:rFonts w:cs="Times New Roman"/>
-          <w:szCs w:val="20"/>
-          <w:lang w:val="en-IN"/>
-        </w:rPr>
-        <w:t xml:space="preserve"> and Ye-Net learn to identify embedding artefacts end-to-end, without handcrafted features, and substantially outperform classical steganalysis</w:t>
-      </w:r>
-      <w:r>
-        <w:rPr>
-          <w:rFonts w:cs="Times New Roman"/>
-          <w:szCs w:val="20"/>
-          <w:lang w:val="en-IN"/>
-        </w:rPr>
-        <w:t>.</w:t>
-      </w:r>
-      <w:r>
-        <w:rPr>
-          <w:rFonts w:cs="Times New Roman"/>
-          <w:szCs w:val="20"/>
-          <w:lang w:val="en-IN"/>
-        </w:rPr>
-        <w:t xml:space="preserve"> Their effectiveness has made them the standard foil in adversarial steganography research, where embedder and detector are trained simultaneously against each other.</w:t>
-      </w:r>
-    </w:p>
-    <w:p>
-      <w:pPr>
-        <w:pStyle w:val="Heading2"/>
-        <w:spacing w:before="0" w:after="160" w:line="259" w:lineRule="auto"/>
-        <w:rPr>
-          <w:rFonts w:cs="Times New Roman"/>
-          <w:szCs w:val="20"/>
-        </w:rPr>
-      </w:pPr>
-      <w:r>
-        <w:rPr>
-          <w:rFonts w:cs="Times New Roman"/>
-          <w:szCs w:val="20"/>
-        </w:rPr>
-        <w:t xml:space="preserve">1.6. </w:t>
-      </w:r>
-      <w:r>
-        <w:rPr>
-          <w:rFonts w:cs="Times New Roman"/>
-          <w:szCs w:val="20"/>
-        </w:rPr>
-        <w:t>PERFORMANCE EVALUATION AND COMPARATIVE ANALYSIS</w:t>
-      </w:r>
-    </w:p>
-    <w:p>
-      <w:pPr>
-        <w:spacing w:after="160" w:line="259" w:lineRule="auto"/>
-        <w:rPr>
-          <w:rFonts w:cs="Times New Roman"/>
-          <w:szCs w:val="20"/>
-        </w:rPr>
-      </w:pPr>
-      <w:r>
-        <w:rPr>
-          <w:rFonts w:cs="Times New Roman"/>
-          <w:szCs w:val="20"/>
-        </w:rPr>
-        <w:t xml:space="preserve">Steganographic systems are evaluated across image fidelity (PSNR, SSIM, MSE), extraction reliability (BER, NCC), and embedding efficiency (bits per pixel). Table 5 </w:t>
-      </w:r>
-      <w:r>
-        <w:rPr>
-          <w:rFonts w:cs="Times New Roman"/>
-          <w:szCs w:val="20"/>
-        </w:rPr>
-        <w:t>summarizes</w:t>
-      </w:r>
-      <w:r>
-        <w:rPr>
-          <w:rFonts w:cs="Times New Roman"/>
-          <w:szCs w:val="20"/>
-        </w:rPr>
-        <w:t xml:space="preserve"> each metric and what it measures</w:t>
-      </w:r>
-      <w:r>
-        <w:rPr>
-          <w:rFonts w:cs="Times New Roman"/>
-          <w:szCs w:val="20"/>
-        </w:rPr>
-        <w:t>.</w:t>
-      </w:r>
-    </w:p>
-    <w:p>
-      <w:pPr>
-        <w:spacing w:after="160" w:line="259" w:lineRule="auto"/>
+        <w:jc w:val="center"/>
         <w:rPr>
           <w:rFonts w:cs="Times New Roman"/>
           <w:b/>
@@ -6633,86 +5317,6 @@
           <w:lang w:val="en-IN"/>
         </w:rPr>
       </w:pPr>
-    </w:p>
-    <w:p>
-      <w:pPr>
-        <w:spacing w:after="160" w:line="259" w:lineRule="auto"/>
-        <w:jc w:val="center"/>
-        <w:rPr>
-          <w:rFonts w:cs="Times New Roman"/>
-          <w:b/>
-          <w:bCs/>
-          <w:sz w:val="18"/>
-          <w:szCs w:val="18"/>
-          <w:lang w:val="en-IN"/>
-        </w:rPr>
-      </w:pPr>
-      <w:r>
-        <w:rPr>
-          <w:rFonts w:cs="Times New Roman"/>
-          <w:b/>
-          <w:bCs/>
-          <w:sz w:val="18"/>
-          <w:szCs w:val="18"/>
-          <w:lang w:val="en-IN"/>
-        </w:rPr>
-        <w:t xml:space="preserve">Table </w:t>
-      </w:r>
-      <w:r>
-        <w:rPr>
-          <w:rFonts w:cs="Times New Roman"/>
-          <w:b/>
-          <w:bCs/>
-          <w:sz w:val="18"/>
-          <w:szCs w:val="18"/>
-          <w:lang w:val="en-IN"/>
-        </w:rPr>
-        <w:t>1.</w:t>
-      </w:r>
-      <w:r>
-        <w:rPr>
-          <w:rFonts w:cs="Times New Roman"/>
-          <w:b/>
-          <w:bCs/>
-          <w:sz w:val="18"/>
-          <w:szCs w:val="18"/>
-          <w:lang w:val="en-IN"/>
-        </w:rPr>
-        <w:t>4</w:t>
-      </w:r>
-      <w:r>
-        <w:rPr>
-          <w:rFonts w:cs="Times New Roman"/>
-          <w:b/>
-          <w:bCs/>
-          <w:sz w:val="18"/>
-          <w:szCs w:val="18"/>
-          <w:lang w:val="en-IN"/>
-        </w:rPr>
-        <w:t>:</w:t>
-      </w:r>
-      <w:r>
-        <w:rPr>
-          <w:rFonts w:cs="Times New Roman"/>
-          <w:b/>
-          <w:bCs/>
-          <w:sz w:val="18"/>
-          <w:szCs w:val="18"/>
-          <w:lang w:val="en-IN"/>
-        </w:rPr>
-        <w:t xml:space="preserve"> </w:t>
-      </w:r>
-      <w:r>
-        <w:rPr>
-          <w:rFonts w:cs="Times New Roman"/>
-          <w:i/>
-          <w:iCs/>
-          <w:sz w:val="18"/>
-          <w:szCs w:val="18"/>
-          <w:lang w:val="en-IN"/>
-        </w:rPr>
-        <w:t>Performance Evaluation Metrics for Steganography</w:t>
-      </w:r>
     </w:p>
     <w:tbl>
       <w:tblPr>
@@ -6851,23 +5455,7 @@
                 <w:rFonts w:cs="Times New Roman"/>
                 <w:szCs w:val="20"/>
               </w:rPr>
-              <w:t xml:space="preserve">Measures distortion between the cover image and the </w:t>
-            </w:r>
-            <w:proofErr w:type="spellStart"/>
-            <w:r>
-              <w:rPr>
-                <w:rFonts w:cs="Times New Roman"/>
-                <w:szCs w:val="20"/>
-              </w:rPr>
-              <w:t>stego</w:t>
-            </w:r>
-            <w:proofErr w:type="spellEnd"/>
-            <w:r>
-              <w:rPr>
-                <w:rFonts w:cs="Times New Roman"/>
-                <w:szCs w:val="20"/>
-              </w:rPr>
-              <w:t xml:space="preserve"> image.</w:t>
+              <w:t>Measures distortion between the cover image and the stego image.</w:t>
             </w:r>
           </w:p>
         </w:tc>
@@ -6916,6 +5504,7 @@
                 <w:rFonts w:cs="Times New Roman"/>
                 <w:szCs w:val="20"/>
               </w:rPr>
+              <w:lastRenderedPageBreak/>
               <w:t>SSIM (Structural Similarity Index)</w:t>
             </w:r>
           </w:p>
@@ -6938,23 +5527,7 @@
                 <w:rFonts w:cs="Times New Roman"/>
                 <w:szCs w:val="20"/>
               </w:rPr>
-              <w:t xml:space="preserve">Measures structural similarity between original and </w:t>
-            </w:r>
-            <w:proofErr w:type="spellStart"/>
-            <w:r>
-              <w:rPr>
-                <w:rFonts w:cs="Times New Roman"/>
-                <w:szCs w:val="20"/>
-              </w:rPr>
-              <w:t>stego</w:t>
-            </w:r>
-            <w:proofErr w:type="spellEnd"/>
-            <w:r>
-              <w:rPr>
-                <w:rFonts w:cs="Times New Roman"/>
-                <w:szCs w:val="20"/>
-              </w:rPr>
-              <w:t xml:space="preserve"> images.</w:t>
+              <w:t>Measures structural similarity between original and stego images.</w:t>
             </w:r>
           </w:p>
         </w:tc>
@@ -7145,7 +5718,6 @@
                 <w:rFonts w:cs="Times New Roman"/>
                 <w:szCs w:val="20"/>
               </w:rPr>
-              <w:lastRenderedPageBreak/>
               <w:t>NCC (Normalized Cross-Correlation)</w:t>
             </w:r>
           </w:p>
@@ -7217,23 +5789,7 @@
                 <w:rFonts w:cs="Times New Roman"/>
                 <w:szCs w:val="20"/>
               </w:rPr>
-              <w:t>Payload Capacity (</w:t>
-            </w:r>
-            <w:proofErr w:type="spellStart"/>
-            <w:r>
-              <w:rPr>
-                <w:rFonts w:cs="Times New Roman"/>
-                <w:szCs w:val="20"/>
-              </w:rPr>
-              <w:t>bpp</w:t>
-            </w:r>
-            <w:proofErr w:type="spellEnd"/>
-            <w:r>
-              <w:rPr>
-                <w:rFonts w:cs="Times New Roman"/>
-                <w:szCs w:val="20"/>
-              </w:rPr>
-              <w:t>)</w:t>
+              <w:t>Payload Capacity (bpp)</w:t>
             </w:r>
           </w:p>
         </w:tc>
@@ -7332,2449 +5888,7 @@
         <w:t xml:space="preserve"> lists all of the metrics used in steganography along with their respective measurements.</w:t>
       </w:r>
     </w:p>
-    <w:p>
-      <w:pPr>
-        <w:spacing w:after="160" w:line="259" w:lineRule="auto"/>
-        <w:jc w:val="center"/>
-        <w:rPr>
-          <w:rFonts w:cs="Times New Roman"/>
-          <w:b/>
-          <w:bCs/>
-          <w:sz w:val="18"/>
-          <w:szCs w:val="18"/>
-          <w:lang w:val="en-IN"/>
-        </w:rPr>
-      </w:pPr>
-      <w:bookmarkStart w:id="2" w:name="Xc596fc8699eb9c4bb8cf4b9cf3166522ae543fa"/>
-      <w:r>
-        <w:rPr>
-          <w:rFonts w:cs="Times New Roman"/>
-          <w:b/>
-          <w:bCs/>
-          <w:sz w:val="18"/>
-          <w:szCs w:val="18"/>
-          <w:lang w:val="en-IN"/>
-        </w:rPr>
-        <w:t xml:space="preserve">Table </w:t>
-      </w:r>
-      <w:r>
-        <w:rPr>
-          <w:rFonts w:cs="Times New Roman"/>
-          <w:b/>
-          <w:bCs/>
-          <w:sz w:val="18"/>
-          <w:szCs w:val="18"/>
-          <w:lang w:val="en-IN"/>
-        </w:rPr>
-        <w:t>1.</w:t>
-      </w:r>
-      <w:r>
-        <w:rPr>
-          <w:rFonts w:cs="Times New Roman"/>
-          <w:b/>
-          <w:bCs/>
-          <w:sz w:val="18"/>
-          <w:szCs w:val="18"/>
-          <w:lang w:val="en-IN"/>
-        </w:rPr>
-        <w:t>5</w:t>
-      </w:r>
-      <w:r>
-        <w:rPr>
-          <w:rFonts w:cs="Times New Roman"/>
-          <w:b/>
-          <w:bCs/>
-          <w:sz w:val="18"/>
-          <w:szCs w:val="18"/>
-          <w:lang w:val="en-IN"/>
-        </w:rPr>
-        <w:t>:</w:t>
-      </w:r>
-      <w:r>
-        <w:rPr>
-          <w:rFonts w:cs="Times New Roman"/>
-          <w:b/>
-          <w:bCs/>
-          <w:sz w:val="18"/>
-          <w:szCs w:val="18"/>
-          <w:lang w:val="en-IN"/>
-        </w:rPr>
-        <w:t xml:space="preserve"> </w:t>
-      </w:r>
-      <w:r>
-        <w:rPr>
-          <w:rFonts w:cs="Times New Roman"/>
-          <w:i/>
-          <w:iCs/>
-          <w:sz w:val="18"/>
-          <w:szCs w:val="18"/>
-          <w:lang w:val="en-IN"/>
-        </w:rPr>
-        <w:t>Comparison of Data Hiding Techniques in terms of PSNR, SSIM, Robustness, Security</w:t>
-      </w:r>
-    </w:p>
-    <w:tbl>
-      <w:tblPr>
-        <w:tblStyle w:val="TableGrid"/>
-        <w:tblW w:w="7038" w:type="dxa"/>
-        <w:jc w:val="center"/>
-        <w:tblLayout w:type="fixed"/>
-        <w:tblLook w:val="04A0" w:firstRow="1" w:lastRow="0" w:firstColumn="1" w:lastColumn="0" w:noHBand="0" w:noVBand="1"/>
-      </w:tblPr>
-      <w:tblGrid>
-        <w:gridCol w:w="1087"/>
-        <w:gridCol w:w="1082"/>
-        <w:gridCol w:w="965"/>
-        <w:gridCol w:w="843"/>
-        <w:gridCol w:w="1204"/>
-        <w:gridCol w:w="965"/>
-        <w:gridCol w:w="892"/>
-      </w:tblGrid>
-      <w:tr>
-        <w:trPr>
-          <w:trHeight w:val="1156"/>
-          <w:jc w:val="center"/>
-        </w:trPr>
-        <w:tc>
-          <w:tcPr>
-            <w:tcW w:w="1087" w:type="dxa"/>
-            <w:vAlign w:val="center"/>
-          </w:tcPr>
-          <w:bookmarkEnd w:id="1"/>
-          <w:bookmarkEnd w:id="2"/>
-          <w:p>
-            <w:pPr>
-              <w:spacing w:after="160" w:line="259" w:lineRule="auto"/>
-              <w:ind w:left="-249" w:firstLine="249"/>
-              <w:jc w:val="center"/>
-              <w:rPr>
-                <w:rFonts w:cs="Times New Roman"/>
-                <w:szCs w:val="20"/>
-              </w:rPr>
-            </w:pPr>
-            <w:r>
-              <w:rPr>
-                <w:rFonts w:cs="Times New Roman"/>
-                <w:b/>
-                <w:bCs/>
-                <w:szCs w:val="20"/>
-              </w:rPr>
-              <w:t>Category</w:t>
-            </w:r>
-          </w:p>
-        </w:tc>
-        <w:tc>
-          <w:tcPr>
-            <w:tcW w:w="1082" w:type="dxa"/>
-            <w:vAlign w:val="center"/>
-          </w:tcPr>
-          <w:p>
-            <w:pPr>
-              <w:spacing w:after="160" w:line="259" w:lineRule="auto"/>
-              <w:jc w:val="center"/>
-              <w:rPr>
-                <w:rFonts w:cs="Times New Roman"/>
-                <w:szCs w:val="20"/>
-              </w:rPr>
-            </w:pPr>
-            <w:r>
-              <w:rPr>
-                <w:rFonts w:cs="Times New Roman"/>
-                <w:b/>
-                <w:bCs/>
-                <w:szCs w:val="20"/>
-              </w:rPr>
-              <w:t>Technique</w:t>
-            </w:r>
-          </w:p>
-        </w:tc>
-        <w:tc>
-          <w:tcPr>
-            <w:tcW w:w="965" w:type="dxa"/>
-            <w:vAlign w:val="center"/>
-          </w:tcPr>
-          <w:p>
-            <w:pPr>
-              <w:spacing w:after="160" w:line="259" w:lineRule="auto"/>
-              <w:jc w:val="center"/>
-              <w:rPr>
-                <w:rFonts w:cs="Times New Roman"/>
-                <w:szCs w:val="20"/>
-              </w:rPr>
-            </w:pPr>
-            <w:r>
-              <w:rPr>
-                <w:rFonts w:cs="Times New Roman"/>
-                <w:b/>
-                <w:bCs/>
-                <w:szCs w:val="20"/>
-              </w:rPr>
-              <w:t>Typical Payload (</w:t>
-            </w:r>
-            <w:proofErr w:type="spellStart"/>
-            <w:r>
-              <w:rPr>
-                <w:rFonts w:cs="Times New Roman"/>
-                <w:b/>
-                <w:bCs/>
-                <w:szCs w:val="20"/>
-              </w:rPr>
-              <w:t>bpp</w:t>
-            </w:r>
-            <w:proofErr w:type="spellEnd"/>
-            <w:r>
-              <w:rPr>
-                <w:rFonts w:cs="Times New Roman"/>
-                <w:b/>
-                <w:bCs/>
-                <w:szCs w:val="20"/>
-              </w:rPr>
-              <w:t>)</w:t>
-            </w:r>
-          </w:p>
-        </w:tc>
-        <w:tc>
-          <w:tcPr>
-            <w:tcW w:w="843" w:type="dxa"/>
-            <w:vAlign w:val="center"/>
-          </w:tcPr>
-          <w:p>
-            <w:pPr>
-              <w:spacing w:after="160" w:line="259" w:lineRule="auto"/>
-              <w:jc w:val="center"/>
-              <w:rPr>
-                <w:rFonts w:cs="Times New Roman"/>
-                <w:szCs w:val="20"/>
-              </w:rPr>
-            </w:pPr>
-            <w:r>
-              <w:rPr>
-                <w:rFonts w:cs="Times New Roman"/>
-                <w:b/>
-                <w:bCs/>
-                <w:szCs w:val="20"/>
-              </w:rPr>
-              <w:t>PSNR (dB)</w:t>
-            </w:r>
-          </w:p>
-        </w:tc>
-        <w:tc>
-          <w:tcPr>
-            <w:tcW w:w="1204" w:type="dxa"/>
-            <w:vAlign w:val="center"/>
-          </w:tcPr>
-          <w:p>
-            <w:pPr>
-              <w:spacing w:after="160" w:line="259" w:lineRule="auto"/>
-              <w:jc w:val="center"/>
-              <w:rPr>
-                <w:rFonts w:cs="Times New Roman"/>
-                <w:szCs w:val="20"/>
-              </w:rPr>
-            </w:pPr>
-            <w:r>
-              <w:rPr>
-                <w:rFonts w:cs="Times New Roman"/>
-                <w:b/>
-                <w:bCs/>
-                <w:szCs w:val="20"/>
-              </w:rPr>
-              <w:t>SSIM</w:t>
-            </w:r>
-          </w:p>
-        </w:tc>
-        <w:tc>
-          <w:tcPr>
-            <w:tcW w:w="965" w:type="dxa"/>
-            <w:vAlign w:val="center"/>
-          </w:tcPr>
-          <w:p>
-            <w:pPr>
-              <w:spacing w:after="160" w:line="259" w:lineRule="auto"/>
-              <w:jc w:val="center"/>
-              <w:rPr>
-                <w:rFonts w:cs="Times New Roman"/>
-                <w:szCs w:val="20"/>
-              </w:rPr>
-            </w:pPr>
-            <w:r>
-              <w:rPr>
-                <w:rFonts w:cs="Times New Roman"/>
-                <w:b/>
-                <w:bCs/>
-                <w:szCs w:val="20"/>
-              </w:rPr>
-              <w:t>Robustness</w:t>
-            </w:r>
-          </w:p>
-        </w:tc>
-        <w:tc>
-          <w:tcPr>
-            <w:tcW w:w="892" w:type="dxa"/>
-            <w:vAlign w:val="center"/>
-          </w:tcPr>
-          <w:p>
-            <w:pPr>
-              <w:spacing w:after="160" w:line="259" w:lineRule="auto"/>
-              <w:jc w:val="center"/>
-              <w:rPr>
-                <w:rFonts w:cs="Times New Roman"/>
-                <w:szCs w:val="20"/>
-              </w:rPr>
-            </w:pPr>
-            <w:r>
-              <w:rPr>
-                <w:rFonts w:cs="Times New Roman"/>
-                <w:b/>
-                <w:bCs/>
-                <w:szCs w:val="20"/>
-              </w:rPr>
-              <w:t>Computational Cost</w:t>
-            </w:r>
-          </w:p>
-        </w:tc>
-      </w:tr>
-      <w:tr>
-        <w:trPr>
-          <w:trHeight w:val="832"/>
-          <w:jc w:val="center"/>
-        </w:trPr>
-        <w:tc>
-          <w:tcPr>
-            <w:tcW w:w="1087" w:type="dxa"/>
-          </w:tcPr>
-          <w:p>
-            <w:pPr>
-              <w:spacing w:after="160" w:line="259" w:lineRule="auto"/>
-              <w:jc w:val="left"/>
-              <w:rPr>
-                <w:rFonts w:cs="Times New Roman"/>
-                <w:bCs/>
-                <w:szCs w:val="20"/>
-              </w:rPr>
-            </w:pPr>
-            <w:r>
-              <w:rPr>
-                <w:rFonts w:cs="Times New Roman"/>
-                <w:bCs/>
-                <w:szCs w:val="20"/>
-              </w:rPr>
-              <w:t>Spatial Domain</w:t>
-            </w:r>
-          </w:p>
-        </w:tc>
-        <w:tc>
-          <w:tcPr>
-            <w:tcW w:w="1082" w:type="dxa"/>
-          </w:tcPr>
-          <w:p>
-            <w:pPr>
-              <w:spacing w:after="160" w:line="259" w:lineRule="auto"/>
-              <w:jc w:val="left"/>
-              <w:rPr>
-                <w:rFonts w:cs="Times New Roman"/>
-                <w:bCs/>
-                <w:szCs w:val="20"/>
-              </w:rPr>
-            </w:pPr>
-            <w:r>
-              <w:rPr>
-                <w:rFonts w:cs="Times New Roman"/>
-                <w:bCs/>
-                <w:szCs w:val="20"/>
-              </w:rPr>
-              <w:t>LSB</w:t>
-            </w:r>
-          </w:p>
-        </w:tc>
-        <w:tc>
-          <w:tcPr>
-            <w:tcW w:w="965" w:type="dxa"/>
-          </w:tcPr>
-          <w:p>
-            <w:pPr>
-              <w:spacing w:after="160" w:line="259" w:lineRule="auto"/>
-              <w:jc w:val="left"/>
-              <w:rPr>
-                <w:rFonts w:cs="Times New Roman"/>
-                <w:bCs/>
-                <w:szCs w:val="20"/>
-              </w:rPr>
-            </w:pPr>
-            <w:r>
-              <w:rPr>
-                <w:rFonts w:cs="Times New Roman"/>
-                <w:bCs/>
-                <w:szCs w:val="20"/>
-              </w:rPr>
-              <w:t>0.5 – 1.0</w:t>
-            </w:r>
-          </w:p>
-        </w:tc>
-        <w:tc>
-          <w:tcPr>
-            <w:tcW w:w="843" w:type="dxa"/>
-          </w:tcPr>
-          <w:p>
-            <w:pPr>
-              <w:spacing w:after="160" w:line="259" w:lineRule="auto"/>
-              <w:jc w:val="left"/>
-              <w:rPr>
-                <w:rFonts w:cs="Times New Roman"/>
-                <w:bCs/>
-                <w:szCs w:val="20"/>
-              </w:rPr>
-            </w:pPr>
-            <w:r>
-              <w:rPr>
-                <w:rFonts w:cs="Times New Roman"/>
-                <w:bCs/>
-                <w:szCs w:val="20"/>
-              </w:rPr>
-              <w:t>30 – 40</w:t>
-            </w:r>
-          </w:p>
-        </w:tc>
-        <w:tc>
-          <w:tcPr>
-            <w:tcW w:w="1204" w:type="dxa"/>
-          </w:tcPr>
-          <w:p>
-            <w:pPr>
-              <w:spacing w:after="160" w:line="259" w:lineRule="auto"/>
-              <w:jc w:val="left"/>
-              <w:rPr>
-                <w:rFonts w:cs="Times New Roman"/>
-                <w:bCs/>
-                <w:szCs w:val="20"/>
-              </w:rPr>
-            </w:pPr>
-            <w:r>
-              <w:rPr>
-                <w:rFonts w:cs="Times New Roman"/>
-                <w:bCs/>
-                <w:szCs w:val="20"/>
-              </w:rPr>
-              <w:t>0.85 – 0.95</w:t>
-            </w:r>
-          </w:p>
-        </w:tc>
-        <w:tc>
-          <w:tcPr>
-            <w:tcW w:w="965" w:type="dxa"/>
-          </w:tcPr>
-          <w:p>
-            <w:pPr>
-              <w:spacing w:after="160" w:line="259" w:lineRule="auto"/>
-              <w:jc w:val="left"/>
-              <w:rPr>
-                <w:rFonts w:cs="Times New Roman"/>
-                <w:bCs/>
-                <w:szCs w:val="20"/>
-              </w:rPr>
-            </w:pPr>
-            <w:r>
-              <w:rPr>
-                <w:rFonts w:cs="Times New Roman"/>
-                <w:bCs/>
-                <w:szCs w:val="20"/>
-              </w:rPr>
-              <w:t>Low</w:t>
-            </w:r>
-          </w:p>
-        </w:tc>
-        <w:tc>
-          <w:tcPr>
-            <w:tcW w:w="892" w:type="dxa"/>
-          </w:tcPr>
-          <w:p>
-            <w:pPr>
-              <w:spacing w:after="160" w:line="259" w:lineRule="auto"/>
-              <w:jc w:val="left"/>
-              <w:rPr>
-                <w:rFonts w:cs="Times New Roman"/>
-                <w:bCs/>
-                <w:szCs w:val="20"/>
-              </w:rPr>
-            </w:pPr>
-            <w:r>
-              <w:rPr>
-                <w:rFonts w:cs="Times New Roman"/>
-                <w:bCs/>
-                <w:szCs w:val="20"/>
-              </w:rPr>
-              <w:t>Very Low</w:t>
-            </w:r>
-          </w:p>
-        </w:tc>
-      </w:tr>
-      <w:tr>
-        <w:trPr>
-          <w:trHeight w:val="823"/>
-          <w:jc w:val="center"/>
-        </w:trPr>
-        <w:tc>
-          <w:tcPr>
-            <w:tcW w:w="1087" w:type="dxa"/>
-          </w:tcPr>
-          <w:p>
-            <w:pPr>
-              <w:spacing w:after="160" w:line="259" w:lineRule="auto"/>
-              <w:jc w:val="left"/>
-              <w:rPr>
-                <w:rFonts w:cs="Times New Roman"/>
-                <w:bCs/>
-                <w:szCs w:val="20"/>
-              </w:rPr>
-            </w:pPr>
-            <w:r>
-              <w:rPr>
-                <w:rFonts w:cs="Times New Roman"/>
-                <w:bCs/>
-                <w:szCs w:val="20"/>
-              </w:rPr>
-              <w:t>Spatial Domain</w:t>
-            </w:r>
-          </w:p>
-        </w:tc>
-        <w:tc>
-          <w:tcPr>
-            <w:tcW w:w="1082" w:type="dxa"/>
-          </w:tcPr>
-          <w:p>
-            <w:pPr>
-              <w:spacing w:after="160" w:line="259" w:lineRule="auto"/>
-              <w:jc w:val="left"/>
-              <w:rPr>
-                <w:rFonts w:cs="Times New Roman"/>
-                <w:bCs/>
-                <w:szCs w:val="20"/>
-              </w:rPr>
-            </w:pPr>
-            <w:r>
-              <w:rPr>
-                <w:rFonts w:cs="Times New Roman"/>
-                <w:bCs/>
-                <w:szCs w:val="20"/>
-              </w:rPr>
-              <w:t>PVD</w:t>
-            </w:r>
-          </w:p>
-        </w:tc>
-        <w:tc>
-          <w:tcPr>
-            <w:tcW w:w="965" w:type="dxa"/>
-          </w:tcPr>
-          <w:p>
-            <w:pPr>
-              <w:spacing w:after="160" w:line="259" w:lineRule="auto"/>
-              <w:jc w:val="left"/>
-              <w:rPr>
-                <w:rFonts w:cs="Times New Roman"/>
-                <w:bCs/>
-                <w:szCs w:val="20"/>
-              </w:rPr>
-            </w:pPr>
-            <w:r>
-              <w:rPr>
-                <w:rFonts w:cs="Times New Roman"/>
-                <w:bCs/>
-                <w:szCs w:val="20"/>
-              </w:rPr>
-              <w:t>0.3 – 0.6</w:t>
-            </w:r>
-          </w:p>
-        </w:tc>
-        <w:tc>
-          <w:tcPr>
-            <w:tcW w:w="843" w:type="dxa"/>
-          </w:tcPr>
-          <w:p>
-            <w:pPr>
-              <w:spacing w:after="160" w:line="259" w:lineRule="auto"/>
-              <w:jc w:val="left"/>
-              <w:rPr>
-                <w:rFonts w:cs="Times New Roman"/>
-                <w:bCs/>
-                <w:szCs w:val="20"/>
-              </w:rPr>
-            </w:pPr>
-            <w:r>
-              <w:rPr>
-                <w:rFonts w:cs="Times New Roman"/>
-                <w:bCs/>
-                <w:szCs w:val="20"/>
-              </w:rPr>
-              <w:t>35 – 45</w:t>
-            </w:r>
-          </w:p>
-        </w:tc>
-        <w:tc>
-          <w:tcPr>
-            <w:tcW w:w="1204" w:type="dxa"/>
-          </w:tcPr>
-          <w:p>
-            <w:pPr>
-              <w:spacing w:after="160" w:line="259" w:lineRule="auto"/>
-              <w:jc w:val="left"/>
-              <w:rPr>
-                <w:rFonts w:cs="Times New Roman"/>
-                <w:bCs/>
-                <w:szCs w:val="20"/>
-              </w:rPr>
-            </w:pPr>
-            <w:r>
-              <w:rPr>
-                <w:rFonts w:cs="Times New Roman"/>
-                <w:bCs/>
-                <w:szCs w:val="20"/>
-              </w:rPr>
-              <w:t>0.90 – 0.97</w:t>
-            </w:r>
-          </w:p>
-        </w:tc>
-        <w:tc>
-          <w:tcPr>
-            <w:tcW w:w="965" w:type="dxa"/>
-          </w:tcPr>
-          <w:p>
-            <w:pPr>
-              <w:spacing w:after="160" w:line="259" w:lineRule="auto"/>
-              <w:jc w:val="left"/>
-              <w:rPr>
-                <w:rFonts w:cs="Times New Roman"/>
-                <w:bCs/>
-                <w:szCs w:val="20"/>
-              </w:rPr>
-            </w:pPr>
-            <w:r>
-              <w:rPr>
-                <w:rFonts w:cs="Times New Roman"/>
-                <w:bCs/>
-                <w:szCs w:val="20"/>
-              </w:rPr>
-              <w:t>Low–Medium</w:t>
-            </w:r>
-          </w:p>
-        </w:tc>
-        <w:tc>
-          <w:tcPr>
-            <w:tcW w:w="892" w:type="dxa"/>
-          </w:tcPr>
-          <w:p>
-            <w:pPr>
-              <w:spacing w:after="160" w:line="259" w:lineRule="auto"/>
-              <w:jc w:val="left"/>
-              <w:rPr>
-                <w:rFonts w:cs="Times New Roman"/>
-                <w:bCs/>
-                <w:szCs w:val="20"/>
-              </w:rPr>
-            </w:pPr>
-            <w:r>
-              <w:rPr>
-                <w:rFonts w:cs="Times New Roman"/>
-                <w:bCs/>
-                <w:szCs w:val="20"/>
-              </w:rPr>
-              <w:t>Low</w:t>
-            </w:r>
-          </w:p>
-        </w:tc>
-      </w:tr>
-      <w:tr>
-        <w:trPr>
-          <w:trHeight w:val="832"/>
-          <w:jc w:val="center"/>
-        </w:trPr>
-        <w:tc>
-          <w:tcPr>
-            <w:tcW w:w="1087" w:type="dxa"/>
-          </w:tcPr>
-          <w:p>
-            <w:pPr>
-              <w:spacing w:after="160" w:line="259" w:lineRule="auto"/>
-              <w:jc w:val="left"/>
-              <w:rPr>
-                <w:rFonts w:cs="Times New Roman"/>
-                <w:bCs/>
-                <w:szCs w:val="20"/>
-              </w:rPr>
-            </w:pPr>
-            <w:r>
-              <w:rPr>
-                <w:rFonts w:cs="Times New Roman"/>
-                <w:bCs/>
-                <w:szCs w:val="20"/>
-              </w:rPr>
-              <w:t>Transform Domain</w:t>
-            </w:r>
-          </w:p>
-        </w:tc>
-        <w:tc>
-          <w:tcPr>
-            <w:tcW w:w="1082" w:type="dxa"/>
-          </w:tcPr>
-          <w:p>
-            <w:pPr>
-              <w:spacing w:after="160" w:line="259" w:lineRule="auto"/>
-              <w:jc w:val="left"/>
-              <w:rPr>
-                <w:rFonts w:cs="Times New Roman"/>
-                <w:bCs/>
-                <w:szCs w:val="20"/>
-              </w:rPr>
-            </w:pPr>
-            <w:r>
-              <w:rPr>
-                <w:rFonts w:cs="Times New Roman"/>
-                <w:bCs/>
-                <w:szCs w:val="20"/>
-              </w:rPr>
-              <w:t>DCT</w:t>
-            </w:r>
-          </w:p>
-        </w:tc>
-        <w:tc>
-          <w:tcPr>
-            <w:tcW w:w="965" w:type="dxa"/>
-          </w:tcPr>
-          <w:p>
-            <w:pPr>
-              <w:spacing w:after="160" w:line="259" w:lineRule="auto"/>
-              <w:jc w:val="left"/>
-              <w:rPr>
-                <w:rFonts w:cs="Times New Roman"/>
-                <w:bCs/>
-                <w:szCs w:val="20"/>
-              </w:rPr>
-            </w:pPr>
-            <w:r>
-              <w:rPr>
-                <w:rFonts w:cs="Times New Roman"/>
-                <w:bCs/>
-                <w:szCs w:val="20"/>
-              </w:rPr>
-              <w:t>0.1 – 0.3</w:t>
-            </w:r>
-          </w:p>
-        </w:tc>
-        <w:tc>
-          <w:tcPr>
-            <w:tcW w:w="843" w:type="dxa"/>
-          </w:tcPr>
-          <w:p>
-            <w:pPr>
-              <w:spacing w:after="160" w:line="259" w:lineRule="auto"/>
-              <w:jc w:val="left"/>
-              <w:rPr>
-                <w:rFonts w:cs="Times New Roman"/>
-                <w:bCs/>
-                <w:szCs w:val="20"/>
-              </w:rPr>
-            </w:pPr>
-            <w:r>
-              <w:rPr>
-                <w:rFonts w:cs="Times New Roman"/>
-                <w:bCs/>
-                <w:szCs w:val="20"/>
-              </w:rPr>
-              <w:t>38 – 48</w:t>
-            </w:r>
-          </w:p>
-        </w:tc>
-        <w:tc>
-          <w:tcPr>
-            <w:tcW w:w="1204" w:type="dxa"/>
-          </w:tcPr>
-          <w:p>
-            <w:pPr>
-              <w:spacing w:after="160" w:line="259" w:lineRule="auto"/>
-              <w:jc w:val="left"/>
-              <w:rPr>
-                <w:rFonts w:cs="Times New Roman"/>
-                <w:bCs/>
-                <w:szCs w:val="20"/>
-              </w:rPr>
-            </w:pPr>
-            <w:r>
-              <w:rPr>
-                <w:rFonts w:cs="Times New Roman"/>
-                <w:bCs/>
-                <w:szCs w:val="20"/>
-              </w:rPr>
-              <w:t>0.92 – 0.98</w:t>
-            </w:r>
-          </w:p>
-        </w:tc>
-        <w:tc>
-          <w:tcPr>
-            <w:tcW w:w="965" w:type="dxa"/>
-          </w:tcPr>
-          <w:p>
-            <w:pPr>
-              <w:spacing w:after="160" w:line="259" w:lineRule="auto"/>
-              <w:jc w:val="left"/>
-              <w:rPr>
-                <w:rFonts w:cs="Times New Roman"/>
-                <w:bCs/>
-                <w:szCs w:val="20"/>
-              </w:rPr>
-            </w:pPr>
-            <w:r>
-              <w:rPr>
-                <w:rFonts w:cs="Times New Roman"/>
-                <w:bCs/>
-                <w:szCs w:val="20"/>
-              </w:rPr>
-              <w:t>High</w:t>
-            </w:r>
-          </w:p>
-        </w:tc>
-        <w:tc>
-          <w:tcPr>
-            <w:tcW w:w="892" w:type="dxa"/>
-          </w:tcPr>
-          <w:p>
-            <w:pPr>
-              <w:spacing w:after="160" w:line="259" w:lineRule="auto"/>
-              <w:jc w:val="left"/>
-              <w:rPr>
-                <w:rFonts w:cs="Times New Roman"/>
-                <w:bCs/>
-                <w:szCs w:val="20"/>
-              </w:rPr>
-            </w:pPr>
-            <w:r>
-              <w:rPr>
-                <w:rFonts w:cs="Times New Roman"/>
-                <w:bCs/>
-                <w:szCs w:val="20"/>
-              </w:rPr>
-              <w:t>Medium</w:t>
-            </w:r>
-          </w:p>
-        </w:tc>
-      </w:tr>
-      <w:tr>
-        <w:trPr>
-          <w:trHeight w:val="832"/>
-          <w:jc w:val="center"/>
-        </w:trPr>
-        <w:tc>
-          <w:tcPr>
-            <w:tcW w:w="1087" w:type="dxa"/>
-          </w:tcPr>
-          <w:p>
-            <w:pPr>
-              <w:spacing w:after="160" w:line="259" w:lineRule="auto"/>
-              <w:jc w:val="left"/>
-              <w:rPr>
-                <w:rFonts w:cs="Times New Roman"/>
-                <w:bCs/>
-                <w:szCs w:val="20"/>
-              </w:rPr>
-            </w:pPr>
-            <w:r>
-              <w:rPr>
-                <w:rFonts w:cs="Times New Roman"/>
-                <w:bCs/>
-                <w:szCs w:val="20"/>
-              </w:rPr>
-              <w:t>Transform Domain</w:t>
-            </w:r>
-          </w:p>
-        </w:tc>
-        <w:tc>
-          <w:tcPr>
-            <w:tcW w:w="1082" w:type="dxa"/>
-          </w:tcPr>
-          <w:p>
-            <w:pPr>
-              <w:spacing w:after="160" w:line="259" w:lineRule="auto"/>
-              <w:jc w:val="left"/>
-              <w:rPr>
-                <w:rFonts w:cs="Times New Roman"/>
-                <w:bCs/>
-                <w:szCs w:val="20"/>
-              </w:rPr>
-            </w:pPr>
-            <w:r>
-              <w:rPr>
-                <w:rFonts w:cs="Times New Roman"/>
-                <w:bCs/>
-                <w:szCs w:val="20"/>
-              </w:rPr>
-              <w:t>DWT</w:t>
-            </w:r>
-          </w:p>
-        </w:tc>
-        <w:tc>
-          <w:tcPr>
-            <w:tcW w:w="965" w:type="dxa"/>
-          </w:tcPr>
-          <w:p>
-            <w:pPr>
-              <w:spacing w:after="160" w:line="259" w:lineRule="auto"/>
-              <w:jc w:val="left"/>
-              <w:rPr>
-                <w:rFonts w:cs="Times New Roman"/>
-                <w:bCs/>
-                <w:szCs w:val="20"/>
-              </w:rPr>
-            </w:pPr>
-            <w:r>
-              <w:rPr>
-                <w:rFonts w:cs="Times New Roman"/>
-                <w:bCs/>
-                <w:szCs w:val="20"/>
-              </w:rPr>
-              <w:t>0.2 – 0.4</w:t>
-            </w:r>
-          </w:p>
-        </w:tc>
-        <w:tc>
-          <w:tcPr>
-            <w:tcW w:w="843" w:type="dxa"/>
-          </w:tcPr>
-          <w:p>
-            <w:pPr>
-              <w:spacing w:after="160" w:line="259" w:lineRule="auto"/>
-              <w:jc w:val="left"/>
-              <w:rPr>
-                <w:rFonts w:cs="Times New Roman"/>
-                <w:bCs/>
-                <w:szCs w:val="20"/>
-              </w:rPr>
-            </w:pPr>
-            <w:r>
-              <w:rPr>
-                <w:rFonts w:cs="Times New Roman"/>
-                <w:bCs/>
-                <w:szCs w:val="20"/>
-              </w:rPr>
-              <w:t>40 – 50</w:t>
-            </w:r>
-          </w:p>
-        </w:tc>
-        <w:tc>
-          <w:tcPr>
-            <w:tcW w:w="1204" w:type="dxa"/>
-          </w:tcPr>
-          <w:p>
-            <w:pPr>
-              <w:spacing w:after="160" w:line="259" w:lineRule="auto"/>
-              <w:jc w:val="left"/>
-              <w:rPr>
-                <w:rFonts w:cs="Times New Roman"/>
-                <w:bCs/>
-                <w:szCs w:val="20"/>
-              </w:rPr>
-            </w:pPr>
-            <w:r>
-              <w:rPr>
-                <w:rFonts w:cs="Times New Roman"/>
-                <w:bCs/>
-                <w:szCs w:val="20"/>
-              </w:rPr>
-              <w:t>0.94 – 0.99</w:t>
-            </w:r>
-          </w:p>
-        </w:tc>
-        <w:tc>
-          <w:tcPr>
-            <w:tcW w:w="965" w:type="dxa"/>
-          </w:tcPr>
-          <w:p>
-            <w:pPr>
-              <w:spacing w:after="160" w:line="259" w:lineRule="auto"/>
-              <w:jc w:val="left"/>
-              <w:rPr>
-                <w:rFonts w:cs="Times New Roman"/>
-                <w:bCs/>
-                <w:szCs w:val="20"/>
-              </w:rPr>
-            </w:pPr>
-            <w:r>
-              <w:rPr>
-                <w:rFonts w:cs="Times New Roman"/>
-                <w:bCs/>
-                <w:szCs w:val="20"/>
-              </w:rPr>
-              <w:t>High</w:t>
-            </w:r>
-          </w:p>
-        </w:tc>
-        <w:tc>
-          <w:tcPr>
-            <w:tcW w:w="892" w:type="dxa"/>
-          </w:tcPr>
-          <w:p>
-            <w:pPr>
-              <w:spacing w:after="160" w:line="259" w:lineRule="auto"/>
-              <w:jc w:val="left"/>
-              <w:rPr>
-                <w:rFonts w:cs="Times New Roman"/>
-                <w:bCs/>
-                <w:szCs w:val="20"/>
-              </w:rPr>
-            </w:pPr>
-            <w:r>
-              <w:rPr>
-                <w:rFonts w:cs="Times New Roman"/>
-                <w:bCs/>
-                <w:szCs w:val="20"/>
-              </w:rPr>
-              <w:t>Medium</w:t>
-            </w:r>
-          </w:p>
-        </w:tc>
-      </w:tr>
-      <w:tr>
-        <w:trPr>
-          <w:trHeight w:val="823"/>
-          <w:jc w:val="center"/>
-        </w:trPr>
-        <w:tc>
-          <w:tcPr>
-            <w:tcW w:w="1087" w:type="dxa"/>
-          </w:tcPr>
-          <w:p>
-            <w:pPr>
-              <w:spacing w:after="160" w:line="259" w:lineRule="auto"/>
-              <w:jc w:val="left"/>
-              <w:rPr>
-                <w:rFonts w:cs="Times New Roman"/>
-                <w:bCs/>
-                <w:szCs w:val="20"/>
-              </w:rPr>
-            </w:pPr>
-            <w:r>
-              <w:rPr>
-                <w:rFonts w:cs="Times New Roman"/>
-                <w:bCs/>
-                <w:szCs w:val="20"/>
-              </w:rPr>
-              <w:t>Hybrid Methods</w:t>
-            </w:r>
-          </w:p>
-        </w:tc>
-        <w:tc>
-          <w:tcPr>
-            <w:tcW w:w="1082" w:type="dxa"/>
-          </w:tcPr>
-          <w:p>
-            <w:pPr>
-              <w:spacing w:after="160" w:line="259" w:lineRule="auto"/>
-              <w:jc w:val="left"/>
-              <w:rPr>
-                <w:rFonts w:cs="Times New Roman"/>
-                <w:bCs/>
-                <w:szCs w:val="20"/>
-              </w:rPr>
-            </w:pPr>
-            <w:r>
-              <w:rPr>
-                <w:rFonts w:cs="Times New Roman"/>
-                <w:bCs/>
-                <w:szCs w:val="20"/>
-              </w:rPr>
-              <w:t>DWT–DCT</w:t>
-            </w:r>
-          </w:p>
-        </w:tc>
-        <w:tc>
-          <w:tcPr>
-            <w:tcW w:w="965" w:type="dxa"/>
-          </w:tcPr>
-          <w:p>
-            <w:pPr>
-              <w:spacing w:after="160" w:line="259" w:lineRule="auto"/>
-              <w:jc w:val="left"/>
-              <w:rPr>
-                <w:rFonts w:cs="Times New Roman"/>
-                <w:bCs/>
-                <w:szCs w:val="20"/>
-              </w:rPr>
-            </w:pPr>
-            <w:r>
-              <w:rPr>
-                <w:rFonts w:cs="Times New Roman"/>
-                <w:bCs/>
-                <w:szCs w:val="20"/>
-              </w:rPr>
-              <w:t>0.2 – 0.5</w:t>
-            </w:r>
-          </w:p>
-        </w:tc>
-        <w:tc>
-          <w:tcPr>
-            <w:tcW w:w="843" w:type="dxa"/>
-          </w:tcPr>
-          <w:p>
-            <w:pPr>
-              <w:spacing w:after="160" w:line="259" w:lineRule="auto"/>
-              <w:jc w:val="left"/>
-              <w:rPr>
-                <w:rFonts w:cs="Times New Roman"/>
-                <w:bCs/>
-                <w:szCs w:val="20"/>
-              </w:rPr>
-            </w:pPr>
-            <w:r>
-              <w:rPr>
-                <w:rFonts w:cs="Times New Roman"/>
-                <w:bCs/>
-                <w:szCs w:val="20"/>
-              </w:rPr>
-              <w:t>42 – 52</w:t>
-            </w:r>
-          </w:p>
-        </w:tc>
-        <w:tc>
-          <w:tcPr>
-            <w:tcW w:w="1204" w:type="dxa"/>
-          </w:tcPr>
-          <w:p>
-            <w:pPr>
-              <w:spacing w:after="160" w:line="259" w:lineRule="auto"/>
-              <w:jc w:val="left"/>
-              <w:rPr>
-                <w:rFonts w:cs="Times New Roman"/>
-                <w:bCs/>
-                <w:szCs w:val="20"/>
-              </w:rPr>
-            </w:pPr>
-            <w:r>
-              <w:rPr>
-                <w:rFonts w:cs="Times New Roman"/>
-                <w:bCs/>
-                <w:szCs w:val="20"/>
-              </w:rPr>
-              <w:t>0.95 – 0.99</w:t>
-            </w:r>
-          </w:p>
-        </w:tc>
-        <w:tc>
-          <w:tcPr>
-            <w:tcW w:w="965" w:type="dxa"/>
-          </w:tcPr>
-          <w:p>
-            <w:pPr>
-              <w:spacing w:after="160" w:line="259" w:lineRule="auto"/>
-              <w:jc w:val="left"/>
-              <w:rPr>
-                <w:rFonts w:cs="Times New Roman"/>
-                <w:bCs/>
-                <w:szCs w:val="20"/>
-              </w:rPr>
-            </w:pPr>
-            <w:r>
-              <w:rPr>
-                <w:rFonts w:cs="Times New Roman"/>
-                <w:bCs/>
-                <w:szCs w:val="20"/>
-              </w:rPr>
-              <w:t>Very High</w:t>
-            </w:r>
-          </w:p>
-        </w:tc>
-        <w:tc>
-          <w:tcPr>
-            <w:tcW w:w="892" w:type="dxa"/>
-          </w:tcPr>
-          <w:p>
-            <w:pPr>
-              <w:spacing w:after="160" w:line="259" w:lineRule="auto"/>
-              <w:jc w:val="left"/>
-              <w:rPr>
-                <w:rFonts w:cs="Times New Roman"/>
-                <w:bCs/>
-                <w:szCs w:val="20"/>
-              </w:rPr>
-            </w:pPr>
-            <w:r>
-              <w:rPr>
-                <w:rFonts w:cs="Times New Roman"/>
-                <w:bCs/>
-                <w:szCs w:val="20"/>
-              </w:rPr>
-              <w:t>Medium–High</w:t>
-            </w:r>
-          </w:p>
-        </w:tc>
-      </w:tr>
-      <w:tr>
-        <w:trPr>
-          <w:trHeight w:val="1156"/>
-          <w:jc w:val="center"/>
-        </w:trPr>
-        <w:tc>
-          <w:tcPr>
-            <w:tcW w:w="1087" w:type="dxa"/>
-          </w:tcPr>
-          <w:p>
-            <w:pPr>
-              <w:spacing w:after="160" w:line="259" w:lineRule="auto"/>
-              <w:jc w:val="left"/>
-              <w:rPr>
-                <w:rFonts w:cs="Times New Roman"/>
-                <w:bCs/>
-                <w:szCs w:val="20"/>
-              </w:rPr>
-            </w:pPr>
-            <w:r>
-              <w:rPr>
-                <w:rFonts w:cs="Times New Roman"/>
-                <w:bCs/>
-                <w:szCs w:val="20"/>
-              </w:rPr>
-              <w:t>Reversible Data Hiding</w:t>
-            </w:r>
-          </w:p>
-        </w:tc>
-        <w:tc>
-          <w:tcPr>
-            <w:tcW w:w="1082" w:type="dxa"/>
-          </w:tcPr>
-          <w:p>
-            <w:pPr>
-              <w:spacing w:after="160" w:line="259" w:lineRule="auto"/>
-              <w:jc w:val="left"/>
-              <w:rPr>
-                <w:rFonts w:cs="Times New Roman"/>
-                <w:bCs/>
-                <w:szCs w:val="20"/>
-              </w:rPr>
-            </w:pPr>
-            <w:r>
-              <w:rPr>
-                <w:rFonts w:cs="Times New Roman"/>
-                <w:bCs/>
-                <w:szCs w:val="20"/>
-              </w:rPr>
-              <w:t>Difference Expansion (DE)</w:t>
-            </w:r>
-          </w:p>
-        </w:tc>
-        <w:tc>
-          <w:tcPr>
-            <w:tcW w:w="965" w:type="dxa"/>
-          </w:tcPr>
-          <w:p>
-            <w:pPr>
-              <w:spacing w:after="160" w:line="259" w:lineRule="auto"/>
-              <w:jc w:val="left"/>
-              <w:rPr>
-                <w:rFonts w:cs="Times New Roman"/>
-                <w:bCs/>
-                <w:szCs w:val="20"/>
-              </w:rPr>
-            </w:pPr>
-            <w:r>
-              <w:rPr>
-                <w:rFonts w:cs="Times New Roman"/>
-                <w:bCs/>
-                <w:szCs w:val="20"/>
-              </w:rPr>
-              <w:t>0.1 – 0.3</w:t>
-            </w:r>
-          </w:p>
-        </w:tc>
-        <w:tc>
-          <w:tcPr>
-            <w:tcW w:w="843" w:type="dxa"/>
-          </w:tcPr>
-          <w:p>
-            <w:pPr>
-              <w:spacing w:after="160" w:line="259" w:lineRule="auto"/>
-              <w:jc w:val="left"/>
-              <w:rPr>
-                <w:rFonts w:cs="Times New Roman"/>
-                <w:bCs/>
-                <w:szCs w:val="20"/>
-              </w:rPr>
-            </w:pPr>
-            <w:r>
-              <w:rPr>
-                <w:rFonts w:cs="Times New Roman"/>
-                <w:bCs/>
-                <w:szCs w:val="20"/>
-              </w:rPr>
-              <w:t>45 – 55</w:t>
-            </w:r>
-          </w:p>
-        </w:tc>
-        <w:tc>
-          <w:tcPr>
-            <w:tcW w:w="1204" w:type="dxa"/>
-          </w:tcPr>
-          <w:p>
-            <w:pPr>
-              <w:spacing w:after="160" w:line="259" w:lineRule="auto"/>
-              <w:jc w:val="left"/>
-              <w:rPr>
-                <w:rFonts w:cs="Times New Roman"/>
-                <w:bCs/>
-                <w:szCs w:val="20"/>
-              </w:rPr>
-            </w:pPr>
-            <w:r>
-              <w:rPr>
-                <w:rFonts w:cs="Times New Roman"/>
-                <w:bCs/>
-                <w:szCs w:val="20"/>
-              </w:rPr>
-              <w:t>0.97 – 0.99</w:t>
-            </w:r>
-          </w:p>
-        </w:tc>
-        <w:tc>
-          <w:tcPr>
-            <w:tcW w:w="965" w:type="dxa"/>
-          </w:tcPr>
-          <w:p>
-            <w:pPr>
-              <w:spacing w:after="160" w:line="259" w:lineRule="auto"/>
-              <w:jc w:val="left"/>
-              <w:rPr>
-                <w:rFonts w:cs="Times New Roman"/>
-                <w:bCs/>
-                <w:szCs w:val="20"/>
-              </w:rPr>
-            </w:pPr>
-            <w:r>
-              <w:rPr>
-                <w:rFonts w:cs="Times New Roman"/>
-                <w:bCs/>
-                <w:szCs w:val="20"/>
-              </w:rPr>
-              <w:t>Medium</w:t>
-            </w:r>
-          </w:p>
-        </w:tc>
-        <w:tc>
-          <w:tcPr>
-            <w:tcW w:w="892" w:type="dxa"/>
-          </w:tcPr>
-          <w:p>
-            <w:pPr>
-              <w:spacing w:after="160" w:line="259" w:lineRule="auto"/>
-              <w:jc w:val="left"/>
-              <w:rPr>
-                <w:rFonts w:cs="Times New Roman"/>
-                <w:bCs/>
-                <w:szCs w:val="20"/>
-              </w:rPr>
-            </w:pPr>
-            <w:r>
-              <w:rPr>
-                <w:rFonts w:cs="Times New Roman"/>
-                <w:bCs/>
-                <w:szCs w:val="20"/>
-              </w:rPr>
-              <w:t>Medium</w:t>
-            </w:r>
-          </w:p>
-        </w:tc>
-      </w:tr>
-      <w:tr>
-        <w:trPr>
-          <w:trHeight w:val="1488"/>
-          <w:jc w:val="center"/>
-        </w:trPr>
-        <w:tc>
-          <w:tcPr>
-            <w:tcW w:w="1087" w:type="dxa"/>
-          </w:tcPr>
-          <w:p>
-            <w:pPr>
-              <w:spacing w:after="160" w:line="259" w:lineRule="auto"/>
-              <w:jc w:val="left"/>
-              <w:rPr>
-                <w:rFonts w:cs="Times New Roman"/>
-                <w:bCs/>
-                <w:szCs w:val="20"/>
-              </w:rPr>
-            </w:pPr>
-            <w:r>
-              <w:rPr>
-                <w:rFonts w:cs="Times New Roman"/>
-                <w:bCs/>
-                <w:szCs w:val="20"/>
-              </w:rPr>
-              <w:lastRenderedPageBreak/>
-              <w:t>Reversible Data Hiding</w:t>
-            </w:r>
-          </w:p>
-        </w:tc>
-        <w:tc>
-          <w:tcPr>
-            <w:tcW w:w="1082" w:type="dxa"/>
-          </w:tcPr>
-          <w:p>
-            <w:pPr>
-              <w:spacing w:after="160" w:line="259" w:lineRule="auto"/>
-              <w:jc w:val="left"/>
-              <w:rPr>
-                <w:rFonts w:cs="Times New Roman"/>
-                <w:bCs/>
-                <w:szCs w:val="20"/>
-              </w:rPr>
-            </w:pPr>
-            <w:r>
-              <w:rPr>
-                <w:rFonts w:cs="Times New Roman"/>
-                <w:bCs/>
-                <w:szCs w:val="20"/>
-              </w:rPr>
-              <w:t>Prediction Error Expansion (PEE)</w:t>
-            </w:r>
-          </w:p>
-        </w:tc>
-        <w:tc>
-          <w:tcPr>
-            <w:tcW w:w="965" w:type="dxa"/>
-          </w:tcPr>
-          <w:p>
-            <w:pPr>
-              <w:spacing w:after="160" w:line="259" w:lineRule="auto"/>
-              <w:jc w:val="left"/>
-              <w:rPr>
-                <w:rFonts w:cs="Times New Roman"/>
-                <w:bCs/>
-                <w:szCs w:val="20"/>
-              </w:rPr>
-            </w:pPr>
-            <w:r>
-              <w:rPr>
-                <w:rFonts w:cs="Times New Roman"/>
-                <w:bCs/>
-                <w:szCs w:val="20"/>
-              </w:rPr>
-              <w:t>0.2 – 0.5</w:t>
-            </w:r>
-          </w:p>
-        </w:tc>
-        <w:tc>
-          <w:tcPr>
-            <w:tcW w:w="843" w:type="dxa"/>
-          </w:tcPr>
-          <w:p>
-            <w:pPr>
-              <w:spacing w:after="160" w:line="259" w:lineRule="auto"/>
-              <w:jc w:val="left"/>
-              <w:rPr>
-                <w:rFonts w:cs="Times New Roman"/>
-                <w:bCs/>
-                <w:szCs w:val="20"/>
-              </w:rPr>
-            </w:pPr>
-            <w:r>
-              <w:rPr>
-                <w:rFonts w:cs="Times New Roman"/>
-                <w:bCs/>
-                <w:szCs w:val="20"/>
-              </w:rPr>
-              <w:t>48 – 58</w:t>
-            </w:r>
-          </w:p>
-        </w:tc>
-        <w:tc>
-          <w:tcPr>
-            <w:tcW w:w="1204" w:type="dxa"/>
-          </w:tcPr>
-          <w:p>
-            <w:pPr>
-              <w:spacing w:after="160" w:line="259" w:lineRule="auto"/>
-              <w:jc w:val="left"/>
-              <w:rPr>
-                <w:rFonts w:cs="Times New Roman"/>
-                <w:bCs/>
-                <w:szCs w:val="20"/>
-              </w:rPr>
-            </w:pPr>
-            <w:r>
-              <w:rPr>
-                <w:rFonts w:cs="Times New Roman"/>
-                <w:bCs/>
-                <w:szCs w:val="20"/>
-              </w:rPr>
-              <w:t>0.98 – 0.99</w:t>
-            </w:r>
-          </w:p>
-        </w:tc>
-        <w:tc>
-          <w:tcPr>
-            <w:tcW w:w="965" w:type="dxa"/>
-          </w:tcPr>
-          <w:p>
-            <w:pPr>
-              <w:spacing w:after="160" w:line="259" w:lineRule="auto"/>
-              <w:jc w:val="left"/>
-              <w:rPr>
-                <w:rFonts w:cs="Times New Roman"/>
-                <w:bCs/>
-                <w:szCs w:val="20"/>
-              </w:rPr>
-            </w:pPr>
-            <w:r>
-              <w:rPr>
-                <w:rFonts w:cs="Times New Roman"/>
-                <w:bCs/>
-                <w:szCs w:val="20"/>
-              </w:rPr>
-              <w:t>Medium</w:t>
-            </w:r>
-          </w:p>
-        </w:tc>
-        <w:tc>
-          <w:tcPr>
-            <w:tcW w:w="892" w:type="dxa"/>
-          </w:tcPr>
-          <w:p>
-            <w:pPr>
-              <w:spacing w:after="160" w:line="259" w:lineRule="auto"/>
-              <w:jc w:val="left"/>
-              <w:rPr>
-                <w:rFonts w:cs="Times New Roman"/>
-                <w:bCs/>
-                <w:szCs w:val="20"/>
-              </w:rPr>
-            </w:pPr>
-            <w:r>
-              <w:rPr>
-                <w:rFonts w:cs="Times New Roman"/>
-                <w:bCs/>
-                <w:szCs w:val="20"/>
-              </w:rPr>
-              <w:t>Medium</w:t>
-            </w:r>
-          </w:p>
-        </w:tc>
-      </w:tr>
-      <w:tr>
-        <w:trPr>
-          <w:trHeight w:val="832"/>
-          <w:jc w:val="center"/>
-        </w:trPr>
-        <w:tc>
-          <w:tcPr>
-            <w:tcW w:w="1087" w:type="dxa"/>
-          </w:tcPr>
-          <w:p>
-            <w:pPr>
-              <w:spacing w:after="160" w:line="259" w:lineRule="auto"/>
-              <w:jc w:val="left"/>
-              <w:rPr>
-                <w:rFonts w:cs="Times New Roman"/>
-                <w:bCs/>
-                <w:szCs w:val="20"/>
-              </w:rPr>
-            </w:pPr>
-            <w:r>
-              <w:rPr>
-                <w:rFonts w:cs="Times New Roman"/>
-                <w:bCs/>
-                <w:szCs w:val="20"/>
-              </w:rPr>
-              <w:t>Deep Learning</w:t>
-            </w:r>
-          </w:p>
-        </w:tc>
-        <w:tc>
-          <w:tcPr>
-            <w:tcW w:w="1082" w:type="dxa"/>
-          </w:tcPr>
-          <w:p>
-            <w:pPr>
-              <w:spacing w:after="160" w:line="259" w:lineRule="auto"/>
-              <w:jc w:val="left"/>
-              <w:rPr>
-                <w:rFonts w:cs="Times New Roman"/>
-                <w:bCs/>
-                <w:szCs w:val="20"/>
-              </w:rPr>
-            </w:pPr>
-            <w:r>
-              <w:rPr>
-                <w:rFonts w:cs="Times New Roman"/>
-                <w:bCs/>
-                <w:szCs w:val="20"/>
-              </w:rPr>
-              <w:t>Autoencoder</w:t>
-            </w:r>
-          </w:p>
-        </w:tc>
-        <w:tc>
-          <w:tcPr>
-            <w:tcW w:w="965" w:type="dxa"/>
-          </w:tcPr>
-          <w:p>
-            <w:pPr>
-              <w:spacing w:after="160" w:line="259" w:lineRule="auto"/>
-              <w:jc w:val="left"/>
-              <w:rPr>
-                <w:rFonts w:cs="Times New Roman"/>
-                <w:bCs/>
-                <w:szCs w:val="20"/>
-              </w:rPr>
-            </w:pPr>
-            <w:r>
-              <w:rPr>
-                <w:rFonts w:cs="Times New Roman"/>
-                <w:bCs/>
-                <w:szCs w:val="20"/>
-              </w:rPr>
-              <w:t>0.4 – 0.8</w:t>
-            </w:r>
-          </w:p>
-        </w:tc>
-        <w:tc>
-          <w:tcPr>
-            <w:tcW w:w="843" w:type="dxa"/>
-          </w:tcPr>
-          <w:p>
-            <w:pPr>
-              <w:spacing w:after="160" w:line="259" w:lineRule="auto"/>
-              <w:jc w:val="left"/>
-              <w:rPr>
-                <w:rFonts w:cs="Times New Roman"/>
-                <w:bCs/>
-                <w:szCs w:val="20"/>
-              </w:rPr>
-            </w:pPr>
-            <w:r>
-              <w:rPr>
-                <w:rFonts w:cs="Times New Roman"/>
-                <w:bCs/>
-                <w:szCs w:val="20"/>
-              </w:rPr>
-              <w:t>45 – 55</w:t>
-            </w:r>
-          </w:p>
-        </w:tc>
-        <w:tc>
-          <w:tcPr>
-            <w:tcW w:w="1204" w:type="dxa"/>
-          </w:tcPr>
-          <w:p>
-            <w:pPr>
-              <w:spacing w:after="160" w:line="259" w:lineRule="auto"/>
-              <w:jc w:val="left"/>
-              <w:rPr>
-                <w:rFonts w:cs="Times New Roman"/>
-                <w:bCs/>
-                <w:szCs w:val="20"/>
-              </w:rPr>
-            </w:pPr>
-            <w:r>
-              <w:rPr>
-                <w:rFonts w:cs="Times New Roman"/>
-                <w:bCs/>
-                <w:szCs w:val="20"/>
-              </w:rPr>
-              <w:t>0.97 – 0.99</w:t>
-            </w:r>
-          </w:p>
-        </w:tc>
-        <w:tc>
-          <w:tcPr>
-            <w:tcW w:w="965" w:type="dxa"/>
-          </w:tcPr>
-          <w:p>
-            <w:pPr>
-              <w:spacing w:after="160" w:line="259" w:lineRule="auto"/>
-              <w:jc w:val="left"/>
-              <w:rPr>
-                <w:rFonts w:cs="Times New Roman"/>
-                <w:bCs/>
-                <w:szCs w:val="20"/>
-              </w:rPr>
-            </w:pPr>
-            <w:r>
-              <w:rPr>
-                <w:rFonts w:cs="Times New Roman"/>
-                <w:bCs/>
-                <w:szCs w:val="20"/>
-              </w:rPr>
-              <w:t>High</w:t>
-            </w:r>
-          </w:p>
-        </w:tc>
-        <w:tc>
-          <w:tcPr>
-            <w:tcW w:w="892" w:type="dxa"/>
-          </w:tcPr>
-          <w:p>
-            <w:pPr>
-              <w:spacing w:after="160" w:line="259" w:lineRule="auto"/>
-              <w:jc w:val="left"/>
-              <w:rPr>
-                <w:rFonts w:cs="Times New Roman"/>
-                <w:bCs/>
-                <w:szCs w:val="20"/>
-              </w:rPr>
-            </w:pPr>
-            <w:r>
-              <w:rPr>
-                <w:rFonts w:cs="Times New Roman"/>
-                <w:bCs/>
-                <w:szCs w:val="20"/>
-              </w:rPr>
-              <w:t>High</w:t>
-            </w:r>
-          </w:p>
-        </w:tc>
-      </w:tr>
-      <w:tr>
-        <w:trPr>
-          <w:trHeight w:val="832"/>
-          <w:jc w:val="center"/>
-        </w:trPr>
-        <w:tc>
-          <w:tcPr>
-            <w:tcW w:w="1087" w:type="dxa"/>
-          </w:tcPr>
-          <w:p>
-            <w:pPr>
-              <w:spacing w:after="160" w:line="259" w:lineRule="auto"/>
-              <w:jc w:val="left"/>
-              <w:rPr>
-                <w:rFonts w:cs="Times New Roman"/>
-                <w:bCs/>
-                <w:szCs w:val="20"/>
-              </w:rPr>
-            </w:pPr>
-            <w:r>
-              <w:rPr>
-                <w:rFonts w:cs="Times New Roman"/>
-                <w:bCs/>
-                <w:szCs w:val="20"/>
-              </w:rPr>
-              <w:t>Deep Learning</w:t>
-            </w:r>
-          </w:p>
-        </w:tc>
-        <w:tc>
-          <w:tcPr>
-            <w:tcW w:w="1082" w:type="dxa"/>
-          </w:tcPr>
-          <w:p>
-            <w:pPr>
-              <w:spacing w:after="160" w:line="259" w:lineRule="auto"/>
-              <w:jc w:val="left"/>
-              <w:rPr>
-                <w:rFonts w:cs="Times New Roman"/>
-                <w:bCs/>
-                <w:szCs w:val="20"/>
-              </w:rPr>
-            </w:pPr>
-            <w:r>
-              <w:rPr>
-                <w:rFonts w:cs="Times New Roman"/>
-                <w:bCs/>
-                <w:szCs w:val="20"/>
-              </w:rPr>
-              <w:t>CNN</w:t>
-            </w:r>
-          </w:p>
-        </w:tc>
-        <w:tc>
-          <w:tcPr>
-            <w:tcW w:w="965" w:type="dxa"/>
-          </w:tcPr>
-          <w:p>
-            <w:pPr>
-              <w:spacing w:after="160" w:line="259" w:lineRule="auto"/>
-              <w:jc w:val="left"/>
-              <w:rPr>
-                <w:rFonts w:cs="Times New Roman"/>
-                <w:bCs/>
-                <w:szCs w:val="20"/>
-              </w:rPr>
-            </w:pPr>
-            <w:r>
-              <w:rPr>
-                <w:rFonts w:cs="Times New Roman"/>
-                <w:bCs/>
-                <w:szCs w:val="20"/>
-              </w:rPr>
-              <w:t>0.5 – 1.0</w:t>
-            </w:r>
-          </w:p>
-        </w:tc>
-        <w:tc>
-          <w:tcPr>
-            <w:tcW w:w="843" w:type="dxa"/>
-          </w:tcPr>
-          <w:p>
-            <w:pPr>
-              <w:spacing w:after="160" w:line="259" w:lineRule="auto"/>
-              <w:jc w:val="left"/>
-              <w:rPr>
-                <w:rFonts w:cs="Times New Roman"/>
-                <w:bCs/>
-                <w:szCs w:val="20"/>
-              </w:rPr>
-            </w:pPr>
-            <w:r>
-              <w:rPr>
-                <w:rFonts w:cs="Times New Roman"/>
-                <w:bCs/>
-                <w:szCs w:val="20"/>
-              </w:rPr>
-              <w:t>48 – 60</w:t>
-            </w:r>
-          </w:p>
-        </w:tc>
-        <w:tc>
-          <w:tcPr>
-            <w:tcW w:w="1204" w:type="dxa"/>
-          </w:tcPr>
-          <w:p>
-            <w:pPr>
-              <w:spacing w:after="160" w:line="259" w:lineRule="auto"/>
-              <w:jc w:val="left"/>
-              <w:rPr>
-                <w:rFonts w:cs="Times New Roman"/>
-                <w:bCs/>
-                <w:szCs w:val="20"/>
-              </w:rPr>
-            </w:pPr>
-            <w:r>
-              <w:rPr>
-                <w:rFonts w:cs="Times New Roman"/>
-                <w:bCs/>
-                <w:szCs w:val="20"/>
-              </w:rPr>
-              <w:t>0.98 – 0.995</w:t>
-            </w:r>
-          </w:p>
-        </w:tc>
-        <w:tc>
-          <w:tcPr>
-            <w:tcW w:w="965" w:type="dxa"/>
-          </w:tcPr>
-          <w:p>
-            <w:pPr>
-              <w:spacing w:after="160" w:line="259" w:lineRule="auto"/>
-              <w:jc w:val="left"/>
-              <w:rPr>
-                <w:rFonts w:cs="Times New Roman"/>
-                <w:bCs/>
-                <w:szCs w:val="20"/>
-              </w:rPr>
-            </w:pPr>
-            <w:r>
-              <w:rPr>
-                <w:rFonts w:cs="Times New Roman"/>
-                <w:bCs/>
-                <w:szCs w:val="20"/>
-              </w:rPr>
-              <w:t>Very High</w:t>
-            </w:r>
-          </w:p>
-        </w:tc>
-        <w:tc>
-          <w:tcPr>
-            <w:tcW w:w="892" w:type="dxa"/>
-          </w:tcPr>
-          <w:p>
-            <w:pPr>
-              <w:spacing w:after="160" w:line="259" w:lineRule="auto"/>
-              <w:jc w:val="left"/>
-              <w:rPr>
-                <w:rFonts w:cs="Times New Roman"/>
-                <w:bCs/>
-                <w:szCs w:val="20"/>
-              </w:rPr>
-            </w:pPr>
-            <w:r>
-              <w:rPr>
-                <w:rFonts w:cs="Times New Roman"/>
-                <w:bCs/>
-                <w:szCs w:val="20"/>
-              </w:rPr>
-              <w:t>High</w:t>
-            </w:r>
-          </w:p>
-        </w:tc>
-      </w:tr>
-      <w:tr>
-        <w:trPr>
-          <w:trHeight w:val="1156"/>
-          <w:jc w:val="center"/>
-        </w:trPr>
-        <w:tc>
-          <w:tcPr>
-            <w:tcW w:w="1087" w:type="dxa"/>
-          </w:tcPr>
-          <w:p>
-            <w:pPr>
-              <w:spacing w:after="160" w:line="259" w:lineRule="auto"/>
-              <w:jc w:val="left"/>
-              <w:rPr>
-                <w:rFonts w:cs="Times New Roman"/>
-                <w:bCs/>
-                <w:szCs w:val="20"/>
-              </w:rPr>
-            </w:pPr>
-            <w:r>
-              <w:rPr>
-                <w:rFonts w:cs="Times New Roman"/>
-                <w:bCs/>
-                <w:szCs w:val="20"/>
-              </w:rPr>
-              <w:t>Deep Learning</w:t>
-            </w:r>
-          </w:p>
-        </w:tc>
-        <w:tc>
-          <w:tcPr>
-            <w:tcW w:w="1082" w:type="dxa"/>
-          </w:tcPr>
-          <w:p>
-            <w:pPr>
-              <w:spacing w:after="160" w:line="259" w:lineRule="auto"/>
-              <w:jc w:val="left"/>
-              <w:rPr>
-                <w:rFonts w:cs="Times New Roman"/>
-                <w:bCs/>
-                <w:szCs w:val="20"/>
-              </w:rPr>
-            </w:pPr>
-            <w:r>
-              <w:rPr>
-                <w:rFonts w:cs="Times New Roman"/>
-                <w:bCs/>
-                <w:szCs w:val="20"/>
-              </w:rPr>
-              <w:t>GAN</w:t>
-            </w:r>
-          </w:p>
-        </w:tc>
-        <w:tc>
-          <w:tcPr>
-            <w:tcW w:w="965" w:type="dxa"/>
-          </w:tcPr>
-          <w:p>
-            <w:pPr>
-              <w:spacing w:after="160" w:line="259" w:lineRule="auto"/>
-              <w:jc w:val="left"/>
-              <w:rPr>
-                <w:rFonts w:cs="Times New Roman"/>
-                <w:bCs/>
-                <w:szCs w:val="20"/>
-              </w:rPr>
-            </w:pPr>
-            <w:r>
-              <w:rPr>
-                <w:rFonts w:cs="Times New Roman"/>
-                <w:bCs/>
-                <w:szCs w:val="20"/>
-              </w:rPr>
-              <w:t>1.0 – 4.0</w:t>
-            </w:r>
-          </w:p>
-        </w:tc>
-        <w:tc>
-          <w:tcPr>
-            <w:tcW w:w="843" w:type="dxa"/>
-          </w:tcPr>
-          <w:p>
-            <w:pPr>
-              <w:spacing w:after="160" w:line="259" w:lineRule="auto"/>
-              <w:jc w:val="left"/>
-              <w:rPr>
-                <w:rFonts w:cs="Times New Roman"/>
-                <w:bCs/>
-                <w:szCs w:val="20"/>
-              </w:rPr>
-            </w:pPr>
-            <w:r>
-              <w:rPr>
-                <w:rFonts w:cs="Times New Roman"/>
-                <w:bCs/>
-                <w:szCs w:val="20"/>
-              </w:rPr>
-              <w:t>40 – 55</w:t>
-            </w:r>
-          </w:p>
-        </w:tc>
-        <w:tc>
-          <w:tcPr>
-            <w:tcW w:w="1204" w:type="dxa"/>
-          </w:tcPr>
-          <w:p>
-            <w:pPr>
-              <w:spacing w:after="160" w:line="259" w:lineRule="auto"/>
-              <w:jc w:val="left"/>
-              <w:rPr>
-                <w:rFonts w:cs="Times New Roman"/>
-                <w:bCs/>
-                <w:szCs w:val="20"/>
-              </w:rPr>
-            </w:pPr>
-            <w:r>
-              <w:rPr>
-                <w:rFonts w:cs="Times New Roman"/>
-                <w:bCs/>
-                <w:szCs w:val="20"/>
-              </w:rPr>
-              <w:t>0.97 – 0.99</w:t>
-            </w:r>
-          </w:p>
-        </w:tc>
-        <w:tc>
-          <w:tcPr>
-            <w:tcW w:w="965" w:type="dxa"/>
-          </w:tcPr>
-          <w:p>
-            <w:pPr>
-              <w:spacing w:after="160" w:line="259" w:lineRule="auto"/>
-              <w:jc w:val="left"/>
-              <w:rPr>
-                <w:rFonts w:cs="Times New Roman"/>
-                <w:bCs/>
-                <w:szCs w:val="20"/>
-              </w:rPr>
-            </w:pPr>
-            <w:r>
-              <w:rPr>
-                <w:rFonts w:cs="Times New Roman"/>
-                <w:bCs/>
-                <w:szCs w:val="20"/>
-              </w:rPr>
-              <w:t>Very High</w:t>
-            </w:r>
-          </w:p>
-        </w:tc>
-        <w:tc>
-          <w:tcPr>
-            <w:tcW w:w="892" w:type="dxa"/>
-          </w:tcPr>
-          <w:p>
-            <w:pPr>
-              <w:spacing w:after="160" w:line="259" w:lineRule="auto"/>
-              <w:jc w:val="left"/>
-              <w:rPr>
-                <w:rFonts w:cs="Times New Roman"/>
-                <w:bCs/>
-                <w:szCs w:val="20"/>
-              </w:rPr>
-            </w:pPr>
-            <w:r>
-              <w:rPr>
-                <w:rFonts w:cs="Times New Roman"/>
-                <w:bCs/>
-                <w:szCs w:val="20"/>
-              </w:rPr>
-              <w:t>Very High</w:t>
-            </w:r>
-          </w:p>
-        </w:tc>
-      </w:tr>
-      <w:tr>
-        <w:trPr>
-          <w:trHeight w:val="832"/>
-          <w:jc w:val="center"/>
-        </w:trPr>
-        <w:tc>
-          <w:tcPr>
-            <w:tcW w:w="1087" w:type="dxa"/>
-          </w:tcPr>
-          <w:p>
-            <w:pPr>
-              <w:spacing w:after="160" w:line="259" w:lineRule="auto"/>
-              <w:jc w:val="left"/>
-              <w:rPr>
-                <w:rFonts w:cs="Times New Roman"/>
-                <w:bCs/>
-                <w:szCs w:val="20"/>
-              </w:rPr>
-            </w:pPr>
-            <w:r>
-              <w:rPr>
-                <w:rFonts w:cs="Times New Roman"/>
-                <w:bCs/>
-                <w:szCs w:val="20"/>
-              </w:rPr>
-              <w:t>Emerging AI</w:t>
-            </w:r>
-          </w:p>
-        </w:tc>
-        <w:tc>
-          <w:tcPr>
-            <w:tcW w:w="1082" w:type="dxa"/>
-          </w:tcPr>
-          <w:p>
-            <w:pPr>
-              <w:spacing w:after="160" w:line="259" w:lineRule="auto"/>
-              <w:jc w:val="left"/>
-              <w:rPr>
-                <w:rFonts w:cs="Times New Roman"/>
-                <w:bCs/>
-                <w:szCs w:val="20"/>
-              </w:rPr>
-            </w:pPr>
-            <w:r>
-              <w:rPr>
-                <w:rFonts w:cs="Times New Roman"/>
-                <w:bCs/>
-                <w:szCs w:val="20"/>
-              </w:rPr>
-              <w:t>Transformer-based</w:t>
-            </w:r>
-          </w:p>
-        </w:tc>
-        <w:tc>
-          <w:tcPr>
-            <w:tcW w:w="965" w:type="dxa"/>
-          </w:tcPr>
-          <w:p>
-            <w:pPr>
-              <w:spacing w:after="160" w:line="259" w:lineRule="auto"/>
-              <w:jc w:val="left"/>
-              <w:rPr>
-                <w:rFonts w:cs="Times New Roman"/>
-                <w:bCs/>
-                <w:szCs w:val="20"/>
-              </w:rPr>
-            </w:pPr>
-            <w:r>
-              <w:rPr>
-                <w:rFonts w:cs="Times New Roman"/>
-                <w:bCs/>
-                <w:szCs w:val="20"/>
-              </w:rPr>
-              <w:t>1.0 – 3.5</w:t>
-            </w:r>
-          </w:p>
-        </w:tc>
-        <w:tc>
-          <w:tcPr>
-            <w:tcW w:w="843" w:type="dxa"/>
-          </w:tcPr>
-          <w:p>
-            <w:pPr>
-              <w:spacing w:after="160" w:line="259" w:lineRule="auto"/>
-              <w:jc w:val="left"/>
-              <w:rPr>
-                <w:rFonts w:cs="Times New Roman"/>
-                <w:bCs/>
-                <w:szCs w:val="20"/>
-              </w:rPr>
-            </w:pPr>
-            <w:r>
-              <w:rPr>
-                <w:rFonts w:cs="Times New Roman"/>
-                <w:bCs/>
-                <w:szCs w:val="20"/>
-              </w:rPr>
-              <w:t>42 – 58</w:t>
-            </w:r>
-          </w:p>
-        </w:tc>
-        <w:tc>
-          <w:tcPr>
-            <w:tcW w:w="1204" w:type="dxa"/>
-          </w:tcPr>
-          <w:p>
-            <w:pPr>
-              <w:spacing w:after="160" w:line="259" w:lineRule="auto"/>
-              <w:jc w:val="left"/>
-              <w:rPr>
-                <w:rFonts w:cs="Times New Roman"/>
-                <w:bCs/>
-                <w:szCs w:val="20"/>
-              </w:rPr>
-            </w:pPr>
-            <w:r>
-              <w:rPr>
-                <w:rFonts w:cs="Times New Roman"/>
-                <w:bCs/>
-                <w:szCs w:val="20"/>
-              </w:rPr>
-              <w:t>0.97 – 0.995</w:t>
-            </w:r>
-          </w:p>
-        </w:tc>
-        <w:tc>
-          <w:tcPr>
-            <w:tcW w:w="965" w:type="dxa"/>
-          </w:tcPr>
-          <w:p>
-            <w:pPr>
-              <w:spacing w:after="160" w:line="259" w:lineRule="auto"/>
-              <w:jc w:val="left"/>
-              <w:rPr>
-                <w:rFonts w:cs="Times New Roman"/>
-                <w:bCs/>
-                <w:szCs w:val="20"/>
-              </w:rPr>
-            </w:pPr>
-            <w:r>
-              <w:rPr>
-                <w:rFonts w:cs="Times New Roman"/>
-                <w:bCs/>
-                <w:szCs w:val="20"/>
-              </w:rPr>
-              <w:t>High</w:t>
-            </w:r>
-          </w:p>
-        </w:tc>
-        <w:tc>
-          <w:tcPr>
-            <w:tcW w:w="892" w:type="dxa"/>
-          </w:tcPr>
-          <w:p>
-            <w:pPr>
-              <w:spacing w:after="160" w:line="259" w:lineRule="auto"/>
-              <w:jc w:val="left"/>
-              <w:rPr>
-                <w:rFonts w:cs="Times New Roman"/>
-                <w:bCs/>
-                <w:szCs w:val="20"/>
-              </w:rPr>
-            </w:pPr>
-            <w:r>
-              <w:rPr>
-                <w:rFonts w:cs="Times New Roman"/>
-                <w:bCs/>
-                <w:szCs w:val="20"/>
-              </w:rPr>
-              <w:t>Very High</w:t>
-            </w:r>
-          </w:p>
-        </w:tc>
-      </w:tr>
-    </w:tbl>
-    <w:p>
-      <w:pPr>
-        <w:spacing w:after="160" w:line="259" w:lineRule="auto"/>
-        <w:rPr>
-          <w:rFonts w:eastAsiaTheme="minorEastAsia" w:cs="Times New Roman"/>
-          <w:szCs w:val="20"/>
-          <w:lang w:val="en-IN"/>
-        </w:rPr>
-      </w:pPr>
-      <w:r>
-        <w:rPr>
-          <w:rFonts w:eastAsiaTheme="minorEastAsia" w:cs="Times New Roman"/>
-          <w:szCs w:val="20"/>
-          <w:lang w:val="en-IN"/>
-        </w:rPr>
-        <w:t xml:space="preserve">Table </w:t>
-      </w:r>
-      <w:r>
-        <w:rPr>
-          <w:rFonts w:eastAsiaTheme="minorEastAsia" w:cs="Times New Roman"/>
-          <w:szCs w:val="20"/>
-          <w:lang w:val="en-IN"/>
-        </w:rPr>
-        <w:t>1.</w:t>
-      </w:r>
-      <w:r>
-        <w:rPr>
-          <w:rFonts w:eastAsiaTheme="minorEastAsia" w:cs="Times New Roman"/>
-          <w:szCs w:val="20"/>
-          <w:lang w:val="en-IN"/>
-        </w:rPr>
-        <w:t>5</w:t>
-      </w:r>
-      <w:r>
-        <w:rPr>
-          <w:rFonts w:eastAsiaTheme="minorEastAsia" w:cs="Times New Roman"/>
-          <w:szCs w:val="20"/>
-          <w:lang w:val="en-IN"/>
-        </w:rPr>
-        <w:t xml:space="preserve"> compares payload capacity, PSNR, SSIM, robustness, and security as reported in recent studies, summarizing typical methods from both the classical and deep learning families. </w:t>
-      </w:r>
-    </w:p>
-    <w:p>
-      <w:pPr>
-        <w:pStyle w:val="Heading2"/>
-        <w:spacing w:before="0" w:after="160" w:line="259" w:lineRule="auto"/>
-        <w:rPr>
-          <w:rFonts w:cs="Times New Roman"/>
-          <w:szCs w:val="20"/>
-        </w:rPr>
-      </w:pPr>
-      <w:r>
-        <w:rPr>
-          <w:rFonts w:cs="Times New Roman"/>
-          <w:szCs w:val="20"/>
-        </w:rPr>
-        <w:t xml:space="preserve">1.7. </w:t>
-      </w:r>
-      <w:r>
-        <w:rPr>
-          <w:rFonts w:cs="Times New Roman"/>
-          <w:szCs w:val="20"/>
-        </w:rPr>
-        <w:t>CHALLENGES AND FUTURE DIRECTIONS</w:t>
-      </w:r>
-    </w:p>
-    <w:p>
-      <w:pPr>
-        <w:spacing w:after="160" w:line="259" w:lineRule="auto"/>
-        <w:rPr>
-          <w:rFonts w:cs="Times New Roman"/>
-          <w:szCs w:val="20"/>
-        </w:rPr>
-      </w:pPr>
-      <w:r>
-        <w:rPr>
-          <w:rFonts w:cs="Times New Roman"/>
-          <w:szCs w:val="20"/>
-        </w:rPr>
-        <w:t>Even after the notable progress, steganography still faces several open challenges. Maintaining the right balance between embedding capacity and visual imperceptibility is still difficult.</w:t>
-      </w:r>
-      <w:r>
-        <w:rPr>
-          <w:rFonts w:cs="Times New Roman"/>
-          <w:szCs w:val="20"/>
-        </w:rPr>
-        <w:t xml:space="preserve"> Security against deep learning-based detectors is a growing concern</w:t>
-      </w:r>
-      <w:r>
-        <w:rPr>
-          <w:rFonts w:cs="Times New Roman"/>
-          <w:szCs w:val="20"/>
-        </w:rPr>
-        <w:t>. Future research may focus on</w:t>
-      </w:r>
-      <w:r>
-        <w:rPr>
-          <w:rFonts w:cs="Times New Roman"/>
-          <w:szCs w:val="20"/>
-        </w:rPr>
-        <w:t xml:space="preserve"> </w:t>
-      </w:r>
-      <w:r>
-        <w:rPr>
-          <w:rFonts w:cs="Times New Roman"/>
-          <w:szCs w:val="20"/>
-        </w:rPr>
-        <w:t xml:space="preserve">designing </w:t>
-      </w:r>
-      <w:r>
-        <w:rPr>
-          <w:rFonts w:cs="Times New Roman"/>
-          <w:szCs w:val="20"/>
-        </w:rPr>
-        <w:t xml:space="preserve">new </w:t>
-      </w:r>
-      <w:r>
-        <w:rPr>
-          <w:rFonts w:cs="Times New Roman"/>
-          <w:szCs w:val="20"/>
-        </w:rPr>
-        <w:t>deep learning architectures</w:t>
-      </w:r>
-      <w:r>
-        <w:rPr>
-          <w:rFonts w:cs="Times New Roman"/>
-          <w:szCs w:val="20"/>
-        </w:rPr>
-        <w:t xml:space="preserve"> of steganography</w:t>
-      </w:r>
-      <w:r>
-        <w:rPr>
-          <w:rFonts w:cs="Times New Roman"/>
-          <w:szCs w:val="20"/>
-        </w:rPr>
-        <w:t xml:space="preserve">, </w:t>
-      </w:r>
-      <w:r>
-        <w:rPr>
-          <w:rFonts w:cs="Times New Roman"/>
-          <w:szCs w:val="20"/>
-        </w:rPr>
-        <w:t>more robust techniques of</w:t>
-      </w:r>
-      <w:r>
-        <w:rPr>
-          <w:rFonts w:cs="Times New Roman"/>
-          <w:szCs w:val="20"/>
-        </w:rPr>
-        <w:t xml:space="preserve"> adversarial </w:t>
-      </w:r>
-      <w:r>
-        <w:rPr>
-          <w:rFonts w:cs="Times New Roman"/>
-          <w:szCs w:val="20"/>
-        </w:rPr>
-        <w:t>training a</w:t>
-      </w:r>
-      <w:r>
-        <w:rPr>
-          <w:rFonts w:cs="Times New Roman"/>
-          <w:szCs w:val="20"/>
-        </w:rPr>
-        <w:t>nd</w:t>
-      </w:r>
-      <w:r>
-        <w:rPr>
-          <w:rFonts w:cs="Times New Roman"/>
-          <w:szCs w:val="20"/>
-        </w:rPr>
-        <w:t xml:space="preserve"> expanding steganography in emerging </w:t>
-      </w:r>
-      <w:r>
-        <w:rPr>
-          <w:rFonts w:cs="Times New Roman"/>
-          <w:szCs w:val="20"/>
-        </w:rPr>
-        <w:t xml:space="preserve">areas such as </w:t>
-      </w:r>
-      <w:r>
-        <w:rPr>
-          <w:rFonts w:cs="Times New Roman"/>
-          <w:szCs w:val="20"/>
-        </w:rPr>
-        <w:t xml:space="preserve">IoT </w:t>
-      </w:r>
-      <w:r>
-        <w:rPr>
-          <w:rFonts w:cs="Times New Roman"/>
-          <w:szCs w:val="20"/>
-        </w:rPr>
-        <w:t>or</w:t>
-      </w:r>
-      <w:r>
-        <w:rPr>
-          <w:rFonts w:cs="Times New Roman"/>
-          <w:szCs w:val="20"/>
-        </w:rPr>
-        <w:t xml:space="preserve"> cloud computing. </w:t>
-      </w:r>
-      <w:r>
-        <w:rPr>
-          <w:rFonts w:cs="Times New Roman"/>
-          <w:szCs w:val="20"/>
-        </w:rPr>
-        <w:t>Blockchain-based technology and quantum steganography may also be explored. While blockchain will provide safer key management and data integrity, quantum techniques have great potential to secure information hiding in upcoming next-generation networks.</w:t>
-      </w:r>
-      <w:r>
-        <w:rPr>
-          <w:rFonts w:eastAsiaTheme="minorEastAsia" w:cs="Times New Roman"/>
-          <w:szCs w:val="20"/>
-          <w:lang w:val="en-IN"/>
-        </w:rPr>
-        <w:t xml:space="preserve"> Future research should focus on developing lightweight AI architectures suitable for real-time applications and </w:t>
-      </w:r>
-      <w:r>
-        <w:rPr>
-          <w:rFonts w:eastAsiaTheme="minorEastAsia" w:cs="Times New Roman"/>
-          <w:szCs w:val="20"/>
-          <w:lang w:val="en-IN"/>
-        </w:rPr>
-        <w:lastRenderedPageBreak/>
-        <w:t>exploring the integration of explainable AI (XAI) to enhance the reliability of steganographic systems.</w:t>
-      </w:r>
-    </w:p>
+    <w:bookmarkEnd w:id="1"/>
     <w:p>
       <w:pPr>
         <w:pStyle w:val="Heading2"/>
@@ -10135,55 +6249,8 @@
           <w:rFonts w:cs="Times New Roman"/>
           <w:szCs w:val="20"/>
         </w:rPr>
-        <w:t xml:space="preserve">Subramanian, N., </w:t>
-      </w:r>
-      <w:proofErr w:type="spellStart"/>
-      <w:r>
-        <w:rPr>
-          <w:rFonts w:cs="Times New Roman"/>
-          <w:szCs w:val="20"/>
-        </w:rPr>
-        <w:t>Elharrouss</w:t>
-      </w:r>
-      <w:proofErr w:type="spellEnd"/>
-      <w:r>
-        <w:rPr>
-          <w:rFonts w:cs="Times New Roman"/>
-          <w:szCs w:val="20"/>
-        </w:rPr>
-        <w:t>, O., Al-</w:t>
-      </w:r>
-      <w:proofErr w:type="spellStart"/>
-      <w:r>
-        <w:rPr>
-          <w:rFonts w:cs="Times New Roman"/>
-          <w:szCs w:val="20"/>
-        </w:rPr>
-        <w:t>Maadeed</w:t>
-      </w:r>
-      <w:proofErr w:type="spellEnd"/>
-      <w:r>
-        <w:rPr>
-          <w:rFonts w:cs="Times New Roman"/>
-          <w:szCs w:val="20"/>
-        </w:rPr>
-        <w:t xml:space="preserve">, S. and </w:t>
-      </w:r>
-      <w:proofErr w:type="spellStart"/>
-      <w:r>
-        <w:rPr>
-          <w:rFonts w:cs="Times New Roman"/>
-          <w:szCs w:val="20"/>
-        </w:rPr>
-        <w:t>Bouridane</w:t>
-      </w:r>
-      <w:proofErr w:type="spellEnd"/>
-      <w:r>
-        <w:rPr>
-          <w:rFonts w:cs="Times New Roman"/>
-          <w:szCs w:val="20"/>
-        </w:rPr>
-        <w:t>, A., 2021. Image steganography: A review of the recent advances. </w:t>
+        <w:lastRenderedPageBreak/>
+        <w:t>Subramanian, N., Elharrouss, O., Al-Maadeed, S. and Bouridane, A., 2021. Image steganography: A review of the recent advances. </w:t>
       </w:r>
       <w:r>
         <w:rPr>
@@ -10431,7 +6498,6 @@
           <w:rFonts w:cs="Times New Roman"/>
           <w:szCs w:val="20"/>
         </w:rPr>
-        <w:lastRenderedPageBreak/>
         <w:t>Shang, Y., Jiang, S., Ye, D. and Huang, J., 2020. Enhancing the security of deep learning steganography via adversarial examples. </w:t>
       </w:r>
       <w:r>
@@ -10800,2874 +6866,6 @@
         </w:rPr>
         <w:t xml:space="preserve"> DOI: 10.1109/ACCESS.2020.2983175 </w:t>
       </w:r>
-    </w:p>
-    <w:p>
-      <w:pPr>
-        <w:pStyle w:val="BodyText"/>
-        <w:numPr>
-          <w:ilvl w:val="0"/>
-          <w:numId w:val="30"/>
-        </w:numPr>
-        <w:spacing w:before="0" w:after="160" w:line="259" w:lineRule="auto"/>
-        <w:rPr>
-          <w:rFonts w:cs="Times New Roman"/>
-          <w:szCs w:val="20"/>
-          <w:lang w:val="en-IN"/>
-        </w:rPr>
-      </w:pPr>
-      <w:r>
-        <w:rPr>
-          <w:rFonts w:cs="Times New Roman"/>
-          <w:szCs w:val="20"/>
-          <w:lang w:val="nb-NO"/>
-        </w:rPr>
-        <w:t xml:space="preserve">Tang, W., Li, B., Barni, M., Li, J. and Huang, J., 2020. </w:t>
-      </w:r>
-      <w:r>
-        <w:rPr>
-          <w:rFonts w:cs="Times New Roman"/>
-          <w:szCs w:val="20"/>
-        </w:rPr>
-        <w:t>An automatic cost learning framework for image steganography using deep reinforcement learning. </w:t>
-      </w:r>
-      <w:r>
-        <w:rPr>
-          <w:rFonts w:cs="Times New Roman"/>
-          <w:i/>
-          <w:iCs/>
-          <w:szCs w:val="20"/>
-        </w:rPr>
-        <w:t>IEEE Transactions on Information Forensics and Security</w:t>
-      </w:r>
-      <w:r>
-        <w:rPr>
-          <w:rFonts w:cs="Times New Roman"/>
-          <w:szCs w:val="20"/>
-        </w:rPr>
-        <w:t>, </w:t>
-      </w:r>
-      <w:r>
-        <w:rPr>
-          <w:rFonts w:cs="Times New Roman"/>
-          <w:i/>
-          <w:iCs/>
-          <w:szCs w:val="20"/>
-        </w:rPr>
-        <w:t>16</w:t>
-      </w:r>
-      <w:r>
-        <w:rPr>
-          <w:rFonts w:cs="Times New Roman"/>
-          <w:szCs w:val="20"/>
-        </w:rPr>
-        <w:t>, pp.952-967.</w:t>
-      </w:r>
-      <w:r>
-        <w:rPr>
-          <w:rFonts w:cs="Times New Roman"/>
-          <w:szCs w:val="20"/>
-          <w:lang w:val="en-IN"/>
-        </w:rPr>
-        <w:t xml:space="preserve"> DOI: 10.1109/TIFS.2020.3025438 </w:t>
-      </w:r>
-    </w:p>
-    <w:p>
-      <w:pPr>
-        <w:pStyle w:val="BodyText"/>
-        <w:numPr>
-          <w:ilvl w:val="0"/>
-          <w:numId w:val="30"/>
-        </w:numPr>
-        <w:spacing w:before="0" w:after="160" w:line="259" w:lineRule="auto"/>
-        <w:rPr>
-          <w:rFonts w:cs="Times New Roman"/>
-          <w:szCs w:val="20"/>
-          <w:lang w:val="en-IN"/>
-        </w:rPr>
-      </w:pPr>
-      <w:r>
-        <w:rPr>
-          <w:rFonts w:cs="Times New Roman"/>
-          <w:szCs w:val="20"/>
-        </w:rPr>
-        <w:t>Kumar, A., Sekhar, P.S., Khatua, D., Prasad, D.K. and Sekh, A.A., 2026. Enhanced Image Steganography Using Secure Random Pixel Distribution. </w:t>
-      </w:r>
-      <w:r>
-        <w:rPr>
-          <w:rFonts w:cs="Times New Roman"/>
-          <w:i/>
-          <w:iCs/>
-          <w:szCs w:val="20"/>
-        </w:rPr>
-        <w:t>Security and Privacy</w:t>
-      </w:r>
-      <w:r>
-        <w:rPr>
-          <w:rFonts w:cs="Times New Roman"/>
-          <w:szCs w:val="20"/>
-        </w:rPr>
-        <w:t>, </w:t>
-      </w:r>
-      <w:r>
-        <w:rPr>
-          <w:rFonts w:cs="Times New Roman"/>
-          <w:i/>
-          <w:iCs/>
-          <w:szCs w:val="20"/>
-        </w:rPr>
-        <w:t>9</w:t>
-      </w:r>
-      <w:r>
-        <w:rPr>
-          <w:rFonts w:cs="Times New Roman"/>
-          <w:szCs w:val="20"/>
-        </w:rPr>
-        <w:t>(1), p.e70186.</w:t>
-      </w:r>
-      <w:r>
-        <w:rPr>
-          <w:rFonts w:cs="Times New Roman"/>
-          <w:szCs w:val="20"/>
-          <w:lang w:val="en-IN"/>
-        </w:rPr>
-        <w:t xml:space="preserve"> DOI: 10.1002/spy2.70186 </w:t>
-      </w:r>
-    </w:p>
-    <w:p>
-      <w:pPr>
-        <w:pStyle w:val="BodyText"/>
-        <w:numPr>
-          <w:ilvl w:val="0"/>
-          <w:numId w:val="30"/>
-        </w:numPr>
-        <w:spacing w:before="0" w:after="160" w:line="259" w:lineRule="auto"/>
-        <w:rPr>
-          <w:rFonts w:cs="Times New Roman"/>
-          <w:szCs w:val="20"/>
-          <w:lang w:val="en-IN"/>
-        </w:rPr>
-      </w:pPr>
-      <w:r>
-        <w:rPr>
-          <w:rFonts w:cs="Times New Roman"/>
-          <w:szCs w:val="20"/>
-        </w:rPr>
-        <w:t>Eid, W.M., Alotaibi, S.S., Alqahtani, H.M. and Saleh, S.Q., 2022. Digital image steganalysis: current methodologies and future challenges. </w:t>
-      </w:r>
-      <w:proofErr w:type="spellStart"/>
-      <w:r>
-        <w:rPr>
-          <w:rFonts w:cs="Times New Roman"/>
-          <w:i/>
-          <w:iCs/>
-          <w:szCs w:val="20"/>
-        </w:rPr>
-        <w:t>Ieee</w:t>
-      </w:r>
-      <w:proofErr w:type="spellEnd"/>
-      <w:r>
-        <w:rPr>
-          <w:rFonts w:cs="Times New Roman"/>
-          <w:i/>
-          <w:iCs/>
-          <w:szCs w:val="20"/>
-        </w:rPr>
-        <w:t xml:space="preserve"> Access</w:t>
-      </w:r>
-      <w:r>
-        <w:rPr>
-          <w:rFonts w:cs="Times New Roman"/>
-          <w:szCs w:val="20"/>
-        </w:rPr>
-        <w:t>, </w:t>
-      </w:r>
-      <w:r>
-        <w:rPr>
-          <w:rFonts w:cs="Times New Roman"/>
-          <w:i/>
-          <w:iCs/>
-          <w:szCs w:val="20"/>
-        </w:rPr>
-        <w:t>10</w:t>
-      </w:r>
-      <w:r>
-        <w:rPr>
-          <w:rFonts w:cs="Times New Roman"/>
-          <w:szCs w:val="20"/>
-        </w:rPr>
-        <w:t>, pp.92321-92336.</w:t>
-      </w:r>
-      <w:r>
-        <w:rPr>
-          <w:rFonts w:cs="Times New Roman"/>
-          <w:szCs w:val="20"/>
-          <w:lang w:val="en-IN"/>
-        </w:rPr>
-        <w:t xml:space="preserve"> DOI: 10.1109/ACCESS.2022.3154908 </w:t>
-      </w:r>
-    </w:p>
-    <w:p>
-      <w:pPr>
-        <w:pStyle w:val="BodyText"/>
-        <w:numPr>
-          <w:ilvl w:val="0"/>
-          <w:numId w:val="30"/>
-        </w:numPr>
-        <w:spacing w:before="0" w:after="160" w:line="259" w:lineRule="auto"/>
-        <w:rPr>
-          <w:rFonts w:cs="Times New Roman"/>
-          <w:szCs w:val="20"/>
-          <w:lang w:val="en-IN"/>
-        </w:rPr>
-      </w:pPr>
-      <w:r>
-        <w:rPr>
-          <w:rFonts w:cs="Times New Roman"/>
-          <w:szCs w:val="20"/>
-        </w:rPr>
-        <w:t xml:space="preserve">Chen, X., An, J., Xiong, Z., Xing, C., Zhao, N., Yu, F.R. and </w:t>
-      </w:r>
-      <w:proofErr w:type="spellStart"/>
-      <w:r>
-        <w:rPr>
-          <w:rFonts w:cs="Times New Roman"/>
-          <w:szCs w:val="20"/>
-        </w:rPr>
-        <w:t>Nallanathan</w:t>
-      </w:r>
-      <w:proofErr w:type="spellEnd"/>
-      <w:r>
-        <w:rPr>
-          <w:rFonts w:cs="Times New Roman"/>
-          <w:szCs w:val="20"/>
-        </w:rPr>
-        <w:t>, A., 2023. Covert communications: A comprehensive survey. </w:t>
-      </w:r>
-      <w:r>
-        <w:rPr>
-          <w:rFonts w:cs="Times New Roman"/>
-          <w:i/>
-          <w:iCs/>
-          <w:szCs w:val="20"/>
-        </w:rPr>
-        <w:t xml:space="preserve">IEEE Communications </w:t>
-      </w:r>
-      <w:r>
-        <w:rPr>
-          <w:rFonts w:cs="Times New Roman"/>
-          <w:i/>
-          <w:iCs/>
-          <w:szCs w:val="20"/>
-        </w:rPr>
-        <w:lastRenderedPageBreak/>
-        <w:t>Surveys &amp; Tutorials</w:t>
-      </w:r>
-      <w:r>
-        <w:rPr>
-          <w:rFonts w:cs="Times New Roman"/>
-          <w:szCs w:val="20"/>
-        </w:rPr>
-        <w:t>, </w:t>
-      </w:r>
-      <w:r>
-        <w:rPr>
-          <w:rFonts w:cs="Times New Roman"/>
-          <w:i/>
-          <w:iCs/>
-          <w:szCs w:val="20"/>
-        </w:rPr>
-        <w:t>25</w:t>
-      </w:r>
-      <w:r>
-        <w:rPr>
-          <w:rFonts w:cs="Times New Roman"/>
-          <w:szCs w:val="20"/>
-        </w:rPr>
-        <w:t>(2), pp.1173-1198.</w:t>
-      </w:r>
-      <w:r>
-        <w:rPr>
-          <w:rFonts w:cs="Times New Roman"/>
-          <w:szCs w:val="20"/>
-          <w:lang w:val="en-IN"/>
-        </w:rPr>
-        <w:t xml:space="preserve"> DOI: 10.1109/COMST.2023.3263921 </w:t>
-      </w:r>
-    </w:p>
-    <w:p>
-      <w:pPr>
-        <w:pStyle w:val="BodyText"/>
-        <w:numPr>
-          <w:ilvl w:val="0"/>
-          <w:numId w:val="30"/>
-        </w:numPr>
-        <w:spacing w:before="0" w:after="160" w:line="259" w:lineRule="auto"/>
-        <w:rPr>
-          <w:rFonts w:cs="Times New Roman"/>
-          <w:szCs w:val="20"/>
-          <w:lang w:val="en-IN"/>
-        </w:rPr>
-      </w:pPr>
-      <w:r>
-        <w:rPr>
-          <w:rFonts w:cs="Times New Roman"/>
-          <w:szCs w:val="20"/>
-        </w:rPr>
-        <w:t>Lu, W., Chen, J., Zhang, J., Huang, J., Weng, J. and Zhou, Y., 2020. Secure halftone image steganography based on feature space and layer embedding. </w:t>
-      </w:r>
-      <w:r>
-        <w:rPr>
-          <w:rFonts w:cs="Times New Roman"/>
-          <w:i/>
-          <w:iCs/>
-          <w:szCs w:val="20"/>
-        </w:rPr>
-        <w:t>IEEE Transactions on Cybernetics</w:t>
-      </w:r>
-      <w:r>
-        <w:rPr>
-          <w:rFonts w:cs="Times New Roman"/>
-          <w:szCs w:val="20"/>
-        </w:rPr>
-        <w:t>, </w:t>
-      </w:r>
-      <w:r>
-        <w:rPr>
-          <w:rFonts w:cs="Times New Roman"/>
-          <w:i/>
-          <w:iCs/>
-          <w:szCs w:val="20"/>
-        </w:rPr>
-        <w:t>52</w:t>
-      </w:r>
-      <w:r>
-        <w:rPr>
-          <w:rFonts w:cs="Times New Roman"/>
-          <w:szCs w:val="20"/>
-        </w:rPr>
-        <w:t>(6), pp.5001-5014.</w:t>
-      </w:r>
-      <w:r>
-        <w:rPr>
-          <w:rFonts w:cs="Times New Roman"/>
-          <w:szCs w:val="20"/>
-          <w:lang w:val="en-IN"/>
-        </w:rPr>
-        <w:t xml:space="preserve"> DOI: 10.1109/TCYB.2020.3026047 </w:t>
-      </w:r>
-    </w:p>
-    <w:p>
-      <w:pPr>
-        <w:pStyle w:val="BodyText"/>
-        <w:numPr>
-          <w:ilvl w:val="0"/>
-          <w:numId w:val="30"/>
-        </w:numPr>
-        <w:spacing w:before="0" w:after="160" w:line="259" w:lineRule="auto"/>
-        <w:rPr>
-          <w:rFonts w:cs="Times New Roman"/>
-          <w:szCs w:val="20"/>
-          <w:lang w:val="en-IN"/>
-        </w:rPr>
-      </w:pPr>
-      <w:r>
-        <w:rPr>
-          <w:rFonts w:cs="Times New Roman"/>
-          <w:szCs w:val="20"/>
-        </w:rPr>
-        <w:t xml:space="preserve">Supriya K, S. and </w:t>
-      </w:r>
-      <w:proofErr w:type="spellStart"/>
-      <w:r>
-        <w:rPr>
-          <w:rFonts w:cs="Times New Roman"/>
-          <w:szCs w:val="20"/>
-        </w:rPr>
-        <w:t>Lovesum</w:t>
-      </w:r>
-      <w:proofErr w:type="spellEnd"/>
-      <w:r>
-        <w:rPr>
-          <w:rFonts w:cs="Times New Roman"/>
-          <w:szCs w:val="20"/>
-        </w:rPr>
-        <w:t xml:space="preserve"> SP, J., 2024. Review on lightweight cryptography techniques and steganography techniques for IoT environment. </w:t>
-      </w:r>
-      <w:r>
-        <w:rPr>
-          <w:rFonts w:cs="Times New Roman"/>
-          <w:i/>
-          <w:iCs/>
-          <w:szCs w:val="20"/>
-        </w:rPr>
-        <w:t>International Journal of System Assurance Engineering and Management</w:t>
-      </w:r>
-      <w:r>
-        <w:rPr>
-          <w:rFonts w:cs="Times New Roman"/>
-          <w:szCs w:val="20"/>
-        </w:rPr>
-        <w:t>, </w:t>
-      </w:r>
-      <w:r>
-        <w:rPr>
-          <w:rFonts w:cs="Times New Roman"/>
-          <w:i/>
-          <w:iCs/>
-          <w:szCs w:val="20"/>
-        </w:rPr>
-        <w:t>15</w:t>
-      </w:r>
-      <w:r>
-        <w:rPr>
-          <w:rFonts w:cs="Times New Roman"/>
-          <w:szCs w:val="20"/>
-        </w:rPr>
-        <w:t>(9), pp.4210-4228.</w:t>
-      </w:r>
-      <w:r>
-        <w:rPr>
-          <w:rFonts w:cs="Times New Roman"/>
-          <w:szCs w:val="20"/>
-          <w:lang w:val="en-IN"/>
-        </w:rPr>
-        <w:t xml:space="preserve"> </w:t>
-      </w:r>
-      <w:hyperlink r:id="rId13" w:history="1">
-        <w:r>
-          <w:rPr>
-            <w:rStyle w:val="Hyperlink"/>
-            <w:rFonts w:cs="Times New Roman"/>
-            <w:szCs w:val="20"/>
-            <w:lang w:val="en-IN"/>
-          </w:rPr>
-          <w:t>https://doi.org/10.1007/s13198-024-02476-8</w:t>
-        </w:r>
-      </w:hyperlink>
-      <w:r>
-        <w:rPr>
-          <w:rFonts w:cs="Times New Roman"/>
-          <w:szCs w:val="20"/>
-          <w:lang w:val="en-IN"/>
-        </w:rPr>
-        <w:t xml:space="preserve"> </w:t>
-      </w:r>
-    </w:p>
-    <w:p>
-      <w:pPr>
-        <w:pStyle w:val="BodyText"/>
-        <w:numPr>
-          <w:ilvl w:val="0"/>
-          <w:numId w:val="30"/>
-        </w:numPr>
-        <w:spacing w:before="0" w:after="160" w:line="259" w:lineRule="auto"/>
-        <w:rPr>
-          <w:rFonts w:cs="Times New Roman"/>
-          <w:szCs w:val="20"/>
-          <w:lang w:val="en-IN"/>
-        </w:rPr>
-      </w:pPr>
-      <w:r>
-        <w:rPr>
-          <w:rFonts w:cs="Times New Roman"/>
-          <w:szCs w:val="20"/>
-        </w:rPr>
-        <w:t xml:space="preserve">Fridrich, J., </w:t>
-      </w:r>
-      <w:proofErr w:type="spellStart"/>
-      <w:r>
-        <w:rPr>
-          <w:rFonts w:cs="Times New Roman"/>
-          <w:szCs w:val="20"/>
-        </w:rPr>
-        <w:t>Goljan</w:t>
-      </w:r>
-      <w:proofErr w:type="spellEnd"/>
-      <w:r>
-        <w:rPr>
-          <w:rFonts w:cs="Times New Roman"/>
-          <w:szCs w:val="20"/>
-        </w:rPr>
-        <w:t>, M. and Hogea, D., 2002, October. Steganalysis of JPEG images: Breaking the F5 algorithm. In </w:t>
-      </w:r>
-      <w:r>
-        <w:rPr>
-          <w:rFonts w:cs="Times New Roman"/>
-          <w:i/>
-          <w:iCs/>
-          <w:szCs w:val="20"/>
-        </w:rPr>
-        <w:t>International Workshop on Information Hiding</w:t>
-      </w:r>
-      <w:r>
-        <w:rPr>
-          <w:rFonts w:cs="Times New Roman"/>
-          <w:szCs w:val="20"/>
-        </w:rPr>
-        <w:t> (pp. 310-323). Berlin, Heidelberg: Springer Berlin Heidelberg.</w:t>
-      </w:r>
-      <w:r>
-        <w:rPr>
-          <w:rFonts w:cs="Times New Roman"/>
-          <w:szCs w:val="20"/>
-          <w:lang w:val="en-IN"/>
-        </w:rPr>
-        <w:t xml:space="preserve"> DOI: 10.1007/3-540-36415-3_20 </w:t>
-      </w:r>
-    </w:p>
-    <w:p>
-      <w:pPr>
-        <w:pStyle w:val="BodyText"/>
-        <w:numPr>
-          <w:ilvl w:val="0"/>
-          <w:numId w:val="30"/>
-        </w:numPr>
-        <w:spacing w:before="0" w:after="160" w:line="259" w:lineRule="auto"/>
-        <w:rPr>
-          <w:rFonts w:cs="Times New Roman"/>
-          <w:szCs w:val="20"/>
-          <w:lang w:val="en-IN"/>
-        </w:rPr>
-      </w:pPr>
-      <w:r>
-        <w:rPr>
-          <w:rFonts w:cs="Times New Roman"/>
-          <w:szCs w:val="20"/>
-          <w:lang w:val="de-DE"/>
-        </w:rPr>
-        <w:t xml:space="preserve">Zhang, M., Luo, X., Zhang, P., Liu, Y. and Zhang, Y., 2025. </w:t>
-      </w:r>
-      <w:r>
-        <w:rPr>
-          <w:rFonts w:cs="Times New Roman"/>
-          <w:szCs w:val="20"/>
-        </w:rPr>
-        <w:t>Enhancing the communication reliability for generative image steganography with diffusion model. </w:t>
-      </w:r>
-      <w:r>
-        <w:rPr>
-          <w:rFonts w:cs="Times New Roman"/>
-          <w:i/>
-          <w:iCs/>
-          <w:szCs w:val="20"/>
-        </w:rPr>
-        <w:t>Information Processing &amp; Management</w:t>
-      </w:r>
-      <w:r>
-        <w:rPr>
-          <w:rFonts w:cs="Times New Roman"/>
-          <w:szCs w:val="20"/>
-        </w:rPr>
-        <w:t>, </w:t>
-      </w:r>
-      <w:r>
-        <w:rPr>
-          <w:rFonts w:cs="Times New Roman"/>
-          <w:i/>
-          <w:iCs/>
-          <w:szCs w:val="20"/>
-        </w:rPr>
-        <w:t>62</w:t>
-      </w:r>
-      <w:r>
-        <w:rPr>
-          <w:rFonts w:cs="Times New Roman"/>
-          <w:szCs w:val="20"/>
-        </w:rPr>
-        <w:t>(5), p.104203.</w:t>
-      </w:r>
-      <w:r>
-        <w:rPr>
-          <w:rFonts w:cs="Times New Roman"/>
-          <w:szCs w:val="20"/>
-          <w:lang w:val="en-IN"/>
-        </w:rPr>
-        <w:t xml:space="preserve"> DOI: 10.1016/j.ipm.2025.104203 </w:t>
-      </w:r>
-    </w:p>
-    <w:p>
-      <w:pPr>
-        <w:pStyle w:val="BodyText"/>
-        <w:numPr>
-          <w:ilvl w:val="0"/>
-          <w:numId w:val="30"/>
-        </w:numPr>
-        <w:spacing w:before="0" w:after="160" w:line="259" w:lineRule="auto"/>
-        <w:rPr>
-          <w:rFonts w:cs="Times New Roman"/>
-          <w:szCs w:val="20"/>
-          <w:lang w:val="en-IN"/>
-        </w:rPr>
-      </w:pPr>
-      <w:r>
-        <w:rPr>
-          <w:rFonts w:cs="Times New Roman"/>
-          <w:szCs w:val="20"/>
-        </w:rPr>
-        <w:t xml:space="preserve">Fridrich, J. and </w:t>
-      </w:r>
-      <w:proofErr w:type="spellStart"/>
-      <w:r>
-        <w:rPr>
-          <w:rFonts w:cs="Times New Roman"/>
-          <w:szCs w:val="20"/>
-        </w:rPr>
-        <w:t>Kodovsky</w:t>
-      </w:r>
-      <w:proofErr w:type="spellEnd"/>
-      <w:r>
-        <w:rPr>
-          <w:rFonts w:cs="Times New Roman"/>
-          <w:szCs w:val="20"/>
-        </w:rPr>
-        <w:t>, J., 2012. Rich models for steganalysis of digital images. </w:t>
-      </w:r>
-      <w:r>
-        <w:rPr>
-          <w:rFonts w:cs="Times New Roman"/>
-          <w:i/>
-          <w:iCs/>
-          <w:szCs w:val="20"/>
-        </w:rPr>
-        <w:t>IEEE Transactions on information Forensics and Security</w:t>
-      </w:r>
-      <w:r>
-        <w:rPr>
-          <w:rFonts w:cs="Times New Roman"/>
-          <w:szCs w:val="20"/>
-        </w:rPr>
-        <w:t>, </w:t>
-      </w:r>
-      <w:r>
-        <w:rPr>
-          <w:rFonts w:cs="Times New Roman"/>
-          <w:i/>
-          <w:iCs/>
-          <w:szCs w:val="20"/>
-        </w:rPr>
-        <w:t>7</w:t>
-      </w:r>
-      <w:r>
-        <w:rPr>
-          <w:rFonts w:cs="Times New Roman"/>
-          <w:szCs w:val="20"/>
-        </w:rPr>
-        <w:t>(3), pp.868-882.</w:t>
-      </w:r>
-      <w:r>
-        <w:rPr>
-          <w:rFonts w:cs="Times New Roman"/>
-          <w:szCs w:val="20"/>
-          <w:lang w:val="en-IN"/>
-        </w:rPr>
-        <w:t xml:space="preserve"> DOI: 10.1109/TIFS.2012.2190402 </w:t>
-      </w:r>
-    </w:p>
-    <w:p>
-      <w:pPr>
-        <w:pStyle w:val="BodyText"/>
-        <w:numPr>
-          <w:ilvl w:val="0"/>
-          <w:numId w:val="30"/>
-        </w:numPr>
-        <w:spacing w:before="0" w:after="160" w:line="259" w:lineRule="auto"/>
-        <w:rPr>
-          <w:rFonts w:cs="Times New Roman"/>
-          <w:szCs w:val="20"/>
-          <w:lang w:val="en-IN"/>
-        </w:rPr>
-      </w:pPr>
-      <w:r>
-        <w:rPr>
-          <w:rFonts w:cs="Times New Roman"/>
-          <w:szCs w:val="20"/>
-        </w:rPr>
-        <w:t>Xu, G., Wu, H.Z. and Shi, Y.Q., 2016. Structural design of convolutional neural networks for steganalysis. </w:t>
-      </w:r>
-      <w:r>
-        <w:rPr>
-          <w:rFonts w:cs="Times New Roman"/>
-          <w:i/>
-          <w:iCs/>
-          <w:szCs w:val="20"/>
-        </w:rPr>
-        <w:t>IEEE Signal Processing Letters</w:t>
-      </w:r>
-      <w:r>
-        <w:rPr>
-          <w:rFonts w:cs="Times New Roman"/>
-          <w:szCs w:val="20"/>
-        </w:rPr>
-        <w:t>, </w:t>
-      </w:r>
-      <w:r>
-        <w:rPr>
-          <w:rFonts w:cs="Times New Roman"/>
-          <w:i/>
-          <w:iCs/>
-          <w:szCs w:val="20"/>
-        </w:rPr>
-        <w:t>23</w:t>
-      </w:r>
-      <w:r>
-        <w:rPr>
-          <w:rFonts w:cs="Times New Roman"/>
-          <w:szCs w:val="20"/>
-        </w:rPr>
-        <w:t>(5), pp.708-712.</w:t>
-      </w:r>
-      <w:r>
-        <w:rPr>
-          <w:rFonts w:cs="Times New Roman"/>
-          <w:szCs w:val="20"/>
-          <w:lang w:val="en-IN"/>
-        </w:rPr>
-        <w:t xml:space="preserve"> DOI: 10.1109/LSP.2016.2548421 </w:t>
-      </w:r>
-    </w:p>
-    <w:p>
-      <w:pPr>
-        <w:pStyle w:val="BodyText"/>
-        <w:numPr>
-          <w:ilvl w:val="0"/>
-          <w:numId w:val="30"/>
-        </w:numPr>
-        <w:spacing w:before="0" w:after="160" w:line="259" w:lineRule="auto"/>
-        <w:rPr>
-          <w:rFonts w:cs="Times New Roman"/>
-          <w:szCs w:val="20"/>
-          <w:lang w:val="en-IN"/>
-        </w:rPr>
-      </w:pPr>
-      <w:r>
-        <w:rPr>
-          <w:rFonts w:cs="Times New Roman"/>
-          <w:szCs w:val="20"/>
-        </w:rPr>
-        <w:t>Ye, J., Ni, J. and Yi, Y., 2017. Deep learning hierarchical representations for image steganalysis. </w:t>
-      </w:r>
-      <w:r>
-        <w:rPr>
-          <w:rFonts w:cs="Times New Roman"/>
-          <w:i/>
-          <w:iCs/>
-          <w:szCs w:val="20"/>
-        </w:rPr>
-        <w:t>IEEE Transactions on Information Forensics and Security</w:t>
-      </w:r>
-      <w:r>
-        <w:rPr>
-          <w:rFonts w:cs="Times New Roman"/>
-          <w:szCs w:val="20"/>
-        </w:rPr>
-        <w:t>, </w:t>
-      </w:r>
-      <w:r>
-        <w:rPr>
-          <w:rFonts w:cs="Times New Roman"/>
-          <w:i/>
-          <w:iCs/>
-          <w:szCs w:val="20"/>
-        </w:rPr>
-        <w:t>12</w:t>
-      </w:r>
-      <w:r>
-        <w:rPr>
-          <w:rFonts w:cs="Times New Roman"/>
-          <w:szCs w:val="20"/>
-        </w:rPr>
-        <w:t>(11), pp.2545-2557.</w:t>
-      </w:r>
-      <w:r>
-        <w:rPr>
-          <w:rFonts w:cs="Times New Roman"/>
-          <w:szCs w:val="20"/>
-          <w:lang w:val="en-IN"/>
-        </w:rPr>
-        <w:t xml:space="preserve"> DOI: 10.1109/TIFS.2017.2710946 </w:t>
-      </w:r>
-    </w:p>
-    <w:p>
-      <w:pPr>
-        <w:pStyle w:val="BodyText"/>
-        <w:numPr>
-          <w:ilvl w:val="0"/>
-          <w:numId w:val="30"/>
-        </w:numPr>
-        <w:spacing w:before="0" w:after="160" w:line="259" w:lineRule="auto"/>
-        <w:rPr>
-          <w:rFonts w:cs="Times New Roman"/>
-          <w:szCs w:val="20"/>
-          <w:lang w:val="en-IN"/>
-        </w:rPr>
-      </w:pPr>
-      <w:r>
-        <w:rPr>
-          <w:rFonts w:cs="Times New Roman"/>
-          <w:szCs w:val="20"/>
-        </w:rPr>
-        <w:t>Xiao, C., Peng, S., Zhang, L., Wang, J., Ding, D. and Zhang, J., 2025. A transformer-based adversarial network framework for steganography. </w:t>
-      </w:r>
-      <w:r>
-        <w:rPr>
-          <w:rFonts w:cs="Times New Roman"/>
-          <w:i/>
-          <w:iCs/>
-          <w:szCs w:val="20"/>
-        </w:rPr>
-        <w:t>Expert Systems with Applications</w:t>
-      </w:r>
-      <w:r>
-        <w:rPr>
-          <w:rFonts w:cs="Times New Roman"/>
-          <w:szCs w:val="20"/>
-        </w:rPr>
-        <w:t>, </w:t>
-      </w:r>
-      <w:r>
-        <w:rPr>
-          <w:rFonts w:cs="Times New Roman"/>
-          <w:i/>
-          <w:iCs/>
-          <w:szCs w:val="20"/>
-        </w:rPr>
-        <w:t>269</w:t>
-      </w:r>
-      <w:r>
-        <w:rPr>
-          <w:rFonts w:cs="Times New Roman"/>
-          <w:szCs w:val="20"/>
-        </w:rPr>
-        <w:t>, p.126391.</w:t>
-      </w:r>
-      <w:r>
-        <w:rPr>
-          <w:rFonts w:cs="Times New Roman"/>
-          <w:szCs w:val="20"/>
-          <w:lang w:val="en-IN"/>
-        </w:rPr>
-        <w:t xml:space="preserve"> DOI: 10.1016/j.eswa.2025.126391 </w:t>
-      </w:r>
-    </w:p>
-    <w:p>
-      <w:pPr>
-        <w:pStyle w:val="BodyText"/>
-        <w:numPr>
-          <w:ilvl w:val="0"/>
-          <w:numId w:val="30"/>
-        </w:numPr>
-        <w:spacing w:before="0" w:after="160" w:line="259" w:lineRule="auto"/>
-        <w:rPr>
-          <w:rFonts w:cs="Times New Roman"/>
-          <w:szCs w:val="20"/>
-          <w:lang w:val="en-IN"/>
-        </w:rPr>
-      </w:pPr>
-      <w:r>
-        <w:rPr>
-          <w:rFonts w:cs="Times New Roman"/>
-          <w:szCs w:val="20"/>
-        </w:rPr>
-        <w:lastRenderedPageBreak/>
-        <w:t>Li, F., Yu, Z. and Qin, C., 2022. GAN-based spatial image steganography with cross feedback mechanism. </w:t>
-      </w:r>
-      <w:r>
-        <w:rPr>
-          <w:rFonts w:cs="Times New Roman"/>
-          <w:i/>
-          <w:iCs/>
-          <w:szCs w:val="20"/>
-        </w:rPr>
-        <w:t>Signal Processing</w:t>
-      </w:r>
-      <w:r>
-        <w:rPr>
-          <w:rFonts w:cs="Times New Roman"/>
-          <w:szCs w:val="20"/>
-        </w:rPr>
-        <w:t>, </w:t>
-      </w:r>
-      <w:r>
-        <w:rPr>
-          <w:rFonts w:cs="Times New Roman"/>
-          <w:i/>
-          <w:iCs/>
-          <w:szCs w:val="20"/>
-        </w:rPr>
-        <w:t>190</w:t>
-      </w:r>
-      <w:r>
-        <w:rPr>
-          <w:rFonts w:cs="Times New Roman"/>
-          <w:szCs w:val="20"/>
-        </w:rPr>
-        <w:t>, p.108341.</w:t>
-      </w:r>
-      <w:r>
-        <w:rPr>
-          <w:rFonts w:cs="Times New Roman"/>
-          <w:szCs w:val="20"/>
-          <w:lang w:val="en-IN"/>
-        </w:rPr>
-        <w:t xml:space="preserve"> DOI: 10.1016/j.sigpro.2021.108341 </w:t>
-      </w:r>
-    </w:p>
-    <w:p>
-      <w:pPr>
-        <w:pStyle w:val="BodyText"/>
-        <w:numPr>
-          <w:ilvl w:val="0"/>
-          <w:numId w:val="30"/>
-        </w:numPr>
-        <w:spacing w:before="0" w:after="160" w:line="259" w:lineRule="auto"/>
-        <w:rPr>
-          <w:rFonts w:cs="Times New Roman"/>
-          <w:szCs w:val="20"/>
-          <w:lang w:val="en-IN"/>
-        </w:rPr>
-      </w:pPr>
-      <w:r>
-        <w:rPr>
-          <w:rFonts w:cs="Times New Roman"/>
-          <w:szCs w:val="20"/>
-        </w:rPr>
-        <w:t xml:space="preserve">Li, X., Chen, L., Jia, J., Qin, Z. and Fu, Z., 2024. A lightweight image forgery prevention scheme for </w:t>
-      </w:r>
-      <w:proofErr w:type="spellStart"/>
-      <w:r>
-        <w:rPr>
-          <w:rFonts w:cs="Times New Roman"/>
-          <w:szCs w:val="20"/>
-        </w:rPr>
-        <w:t>iot</w:t>
-      </w:r>
-      <w:proofErr w:type="spellEnd"/>
-      <w:r>
-        <w:rPr>
-          <w:rFonts w:cs="Times New Roman"/>
-          <w:szCs w:val="20"/>
-        </w:rPr>
-        <w:t xml:space="preserve"> using </w:t>
-      </w:r>
-      <w:proofErr w:type="spellStart"/>
-      <w:r>
-        <w:rPr>
-          <w:rFonts w:cs="Times New Roman"/>
-          <w:szCs w:val="20"/>
-        </w:rPr>
-        <w:t>gan</w:t>
-      </w:r>
-      <w:proofErr w:type="spellEnd"/>
-      <w:r>
-        <w:rPr>
-          <w:rFonts w:cs="Times New Roman"/>
-          <w:szCs w:val="20"/>
-        </w:rPr>
-        <w:t>-based steganography. </w:t>
-      </w:r>
-      <w:r>
-        <w:rPr>
-          <w:rFonts w:cs="Times New Roman"/>
-          <w:i/>
-          <w:iCs/>
-          <w:szCs w:val="20"/>
-        </w:rPr>
-        <w:t>IEEE Transactions on Industrial Informatics</w:t>
-      </w:r>
-      <w:r>
-        <w:rPr>
-          <w:rFonts w:cs="Times New Roman"/>
-          <w:szCs w:val="20"/>
-        </w:rPr>
-        <w:t>, </w:t>
-      </w:r>
-      <w:r>
-        <w:rPr>
-          <w:rFonts w:cs="Times New Roman"/>
-          <w:i/>
-          <w:iCs/>
-          <w:szCs w:val="20"/>
-        </w:rPr>
-        <w:t>21</w:t>
-      </w:r>
-      <w:r>
-        <w:rPr>
-          <w:rFonts w:cs="Times New Roman"/>
-          <w:szCs w:val="20"/>
-        </w:rPr>
-        <w:t>(1), pp.167-177.</w:t>
-      </w:r>
-      <w:r>
-        <w:rPr>
-          <w:rFonts w:cs="Times New Roman"/>
-          <w:szCs w:val="20"/>
-          <w:lang w:val="en-IN"/>
-        </w:rPr>
-        <w:t xml:space="preserve"> DOI: 10.1109/TII.2024.3449995 </w:t>
-      </w:r>
-    </w:p>
-    <w:p>
-      <w:pPr>
-        <w:pStyle w:val="BodyText"/>
-        <w:numPr>
-          <w:ilvl w:val="0"/>
-          <w:numId w:val="30"/>
-        </w:numPr>
-        <w:spacing w:before="0" w:after="160" w:line="259" w:lineRule="auto"/>
-        <w:rPr>
-          <w:rFonts w:cs="Times New Roman"/>
-          <w:szCs w:val="20"/>
-          <w:lang w:val="en-IN"/>
-        </w:rPr>
-      </w:pPr>
-      <w:proofErr w:type="spellStart"/>
-      <w:r>
-        <w:rPr>
-          <w:rFonts w:cs="Times New Roman"/>
-          <w:szCs w:val="20"/>
-        </w:rPr>
-        <w:t>Sanjalawe</w:t>
-      </w:r>
-      <w:proofErr w:type="spellEnd"/>
-      <w:r>
-        <w:rPr>
-          <w:rFonts w:cs="Times New Roman"/>
-          <w:szCs w:val="20"/>
-        </w:rPr>
-        <w:t>, Y., Al-</w:t>
-      </w:r>
-      <w:proofErr w:type="spellStart"/>
-      <w:r>
-        <w:rPr>
-          <w:rFonts w:cs="Times New Roman"/>
-          <w:szCs w:val="20"/>
-        </w:rPr>
-        <w:t>E’mari</w:t>
-      </w:r>
-      <w:proofErr w:type="spellEnd"/>
-      <w:r>
-        <w:rPr>
-          <w:rFonts w:cs="Times New Roman"/>
-          <w:szCs w:val="20"/>
-        </w:rPr>
-        <w:t xml:space="preserve">, S., </w:t>
-      </w:r>
-      <w:proofErr w:type="spellStart"/>
-      <w:r>
-        <w:rPr>
-          <w:rFonts w:cs="Times New Roman"/>
-          <w:szCs w:val="20"/>
-        </w:rPr>
-        <w:t>Fraihat</w:t>
-      </w:r>
-      <w:proofErr w:type="spellEnd"/>
-      <w:r>
-        <w:rPr>
-          <w:rFonts w:cs="Times New Roman"/>
-          <w:szCs w:val="20"/>
-        </w:rPr>
-        <w:t xml:space="preserve">, S., </w:t>
-      </w:r>
-      <w:proofErr w:type="spellStart"/>
-      <w:r>
-        <w:rPr>
-          <w:rFonts w:cs="Times New Roman"/>
-          <w:szCs w:val="20"/>
-        </w:rPr>
-        <w:t>Abualhaj</w:t>
-      </w:r>
-      <w:proofErr w:type="spellEnd"/>
-      <w:r>
-        <w:rPr>
-          <w:rFonts w:cs="Times New Roman"/>
-          <w:szCs w:val="20"/>
-        </w:rPr>
-        <w:t>, M. and Alzubi, E., 2025. A deep learning-driven multi-layered steganographic approach for enhanced data security. </w:t>
-      </w:r>
-      <w:r>
-        <w:rPr>
-          <w:rFonts w:cs="Times New Roman"/>
-          <w:i/>
-          <w:iCs/>
-          <w:szCs w:val="20"/>
-        </w:rPr>
-        <w:t>Scientific Reports</w:t>
-      </w:r>
-      <w:r>
-        <w:rPr>
-          <w:rFonts w:cs="Times New Roman"/>
-          <w:szCs w:val="20"/>
-        </w:rPr>
-        <w:t>, </w:t>
-      </w:r>
-      <w:r>
-        <w:rPr>
-          <w:rFonts w:cs="Times New Roman"/>
-          <w:i/>
-          <w:iCs/>
-          <w:szCs w:val="20"/>
-        </w:rPr>
-        <w:t>15</w:t>
-      </w:r>
-      <w:r>
-        <w:rPr>
-          <w:rFonts w:cs="Times New Roman"/>
-          <w:szCs w:val="20"/>
-        </w:rPr>
-        <w:t>(1), p.4761.</w:t>
-      </w:r>
-      <w:r>
-        <w:rPr>
-          <w:rFonts w:cs="Times New Roman"/>
-          <w:szCs w:val="20"/>
-          <w:lang w:val="en-IN"/>
-        </w:rPr>
-        <w:t xml:space="preserve"> DOI: 10.1038/s41598-025-89189-5 </w:t>
-      </w:r>
-    </w:p>
-    <w:p>
-      <w:pPr>
-        <w:pStyle w:val="BodyText"/>
-        <w:numPr>
-          <w:ilvl w:val="0"/>
-          <w:numId w:val="30"/>
-        </w:numPr>
-        <w:spacing w:before="0" w:after="160" w:line="259" w:lineRule="auto"/>
-        <w:rPr>
-          <w:rFonts w:cs="Times New Roman"/>
-          <w:szCs w:val="20"/>
-          <w:lang w:val="en-IN"/>
-        </w:rPr>
-      </w:pPr>
-      <w:r>
-        <w:rPr>
-          <w:rFonts w:cs="Times New Roman"/>
-          <w:szCs w:val="20"/>
-        </w:rPr>
-        <w:t>Chen, Z.Q., Huang, Y.H., Chen, X.Y. and Lo, S.L., 2025. ADPGAN: Anti-Compression Attention-Based Diffusion Pattern Steganography Model Using GAN. </w:t>
-      </w:r>
-      <w:r>
-        <w:rPr>
-          <w:rFonts w:cs="Times New Roman"/>
-          <w:i/>
-          <w:iCs/>
-          <w:szCs w:val="20"/>
-        </w:rPr>
-        <w:t>Electronics</w:t>
-      </w:r>
-      <w:r>
-        <w:rPr>
-          <w:rFonts w:cs="Times New Roman"/>
-          <w:szCs w:val="20"/>
-        </w:rPr>
-        <w:t>, </w:t>
-      </w:r>
-      <w:r>
-        <w:rPr>
-          <w:rFonts w:cs="Times New Roman"/>
-          <w:i/>
-          <w:iCs/>
-          <w:szCs w:val="20"/>
-        </w:rPr>
-        <w:t>14</w:t>
-      </w:r>
-      <w:r>
-        <w:rPr>
-          <w:rFonts w:cs="Times New Roman"/>
-          <w:szCs w:val="20"/>
-        </w:rPr>
-        <w:t>(22), p.4426.</w:t>
-      </w:r>
-      <w:r>
-        <w:rPr>
-          <w:rFonts w:cs="Times New Roman"/>
-          <w:szCs w:val="20"/>
-          <w:lang w:val="en-IN"/>
-        </w:rPr>
-        <w:t xml:space="preserve"> DOI: 10.3390/electronics14224426 </w:t>
-      </w:r>
-    </w:p>
-    <w:p>
-      <w:pPr>
-        <w:pStyle w:val="BodyText"/>
-        <w:numPr>
-          <w:ilvl w:val="0"/>
-          <w:numId w:val="30"/>
-        </w:numPr>
-        <w:spacing w:before="0" w:after="160" w:line="259" w:lineRule="auto"/>
-        <w:rPr>
-          <w:rFonts w:cs="Times New Roman"/>
-          <w:szCs w:val="20"/>
-          <w:lang w:val="en-IN"/>
-        </w:rPr>
-      </w:pPr>
-      <w:proofErr w:type="spellStart"/>
-      <w:r>
-        <w:rPr>
-          <w:rFonts w:cs="Times New Roman"/>
-          <w:szCs w:val="20"/>
-        </w:rPr>
-        <w:t>Alrusaini</w:t>
-      </w:r>
-      <w:proofErr w:type="spellEnd"/>
-      <w:r>
-        <w:rPr>
-          <w:rFonts w:cs="Times New Roman"/>
-          <w:szCs w:val="20"/>
-        </w:rPr>
-        <w:t>, O.A., 2025. Deep learning for steganalysis: Evaluating model robustness against image transformations. </w:t>
-      </w:r>
-      <w:r>
-        <w:rPr>
-          <w:rFonts w:cs="Times New Roman"/>
-          <w:i/>
-          <w:iCs/>
-          <w:szCs w:val="20"/>
-        </w:rPr>
-        <w:t>Frontiers in Artificial Intelligence</w:t>
-      </w:r>
-      <w:r>
-        <w:rPr>
-          <w:rFonts w:cs="Times New Roman"/>
-          <w:szCs w:val="20"/>
-        </w:rPr>
-        <w:t>, </w:t>
-      </w:r>
-      <w:r>
-        <w:rPr>
-          <w:rFonts w:cs="Times New Roman"/>
-          <w:i/>
-          <w:iCs/>
-          <w:szCs w:val="20"/>
-        </w:rPr>
-        <w:t>8</w:t>
-      </w:r>
-      <w:r>
-        <w:rPr>
-          <w:rFonts w:cs="Times New Roman"/>
-          <w:szCs w:val="20"/>
-        </w:rPr>
-        <w:t>, p.1532895.</w:t>
-      </w:r>
-      <w:r>
-        <w:rPr>
-          <w:rFonts w:cs="Times New Roman"/>
-          <w:szCs w:val="20"/>
-          <w:lang w:val="en-IN"/>
-        </w:rPr>
-        <w:t xml:space="preserve"> DOI: 10.3389/frai.2025.1532895 </w:t>
-      </w:r>
-    </w:p>
-    <w:p>
-      <w:pPr>
-        <w:pStyle w:val="BodyText"/>
-        <w:numPr>
-          <w:ilvl w:val="0"/>
-          <w:numId w:val="30"/>
-        </w:numPr>
-        <w:spacing w:before="0" w:after="160" w:line="259" w:lineRule="auto"/>
-        <w:rPr>
-          <w:rFonts w:cs="Times New Roman"/>
-          <w:szCs w:val="20"/>
-          <w:lang w:val="en-IN"/>
-        </w:rPr>
-      </w:pPr>
-      <w:r>
-        <w:rPr>
-          <w:rFonts w:cs="Times New Roman"/>
-          <w:szCs w:val="20"/>
-          <w:lang w:val="de-DE"/>
-        </w:rPr>
-        <w:t xml:space="preserve">Song, B., Wei, P., Wu, S., Lin, Y. and Zhou, W., 2024. </w:t>
-      </w:r>
-      <w:r>
-        <w:rPr>
-          <w:rFonts w:cs="Times New Roman"/>
-          <w:szCs w:val="20"/>
-        </w:rPr>
-        <w:t>A survey on deep-learning-based image steganography. </w:t>
-      </w:r>
-      <w:r>
-        <w:rPr>
-          <w:rFonts w:cs="Times New Roman"/>
-          <w:i/>
-          <w:iCs/>
-          <w:szCs w:val="20"/>
-        </w:rPr>
-        <w:t>Expert Systems with Applications</w:t>
-      </w:r>
-      <w:r>
-        <w:rPr>
-          <w:rFonts w:cs="Times New Roman"/>
-          <w:szCs w:val="20"/>
-        </w:rPr>
-        <w:t>, </w:t>
-      </w:r>
-      <w:r>
-        <w:rPr>
-          <w:rFonts w:cs="Times New Roman"/>
-          <w:i/>
-          <w:iCs/>
-          <w:szCs w:val="20"/>
-        </w:rPr>
-        <w:t>254</w:t>
-      </w:r>
-      <w:r>
-        <w:rPr>
-          <w:rFonts w:cs="Times New Roman"/>
-          <w:szCs w:val="20"/>
-        </w:rPr>
-        <w:t>, p.124390.</w:t>
-      </w:r>
-      <w:r>
-        <w:rPr>
-          <w:rFonts w:cs="Times New Roman"/>
-          <w:szCs w:val="20"/>
-          <w:lang w:val="en-IN"/>
-        </w:rPr>
-        <w:t xml:space="preserve"> DOI: 10.1016/j.eswa.2024.124390 </w:t>
-      </w:r>
-    </w:p>
-    <w:p>
-      <w:pPr>
-        <w:pStyle w:val="BodyText"/>
-        <w:numPr>
-          <w:ilvl w:val="0"/>
-          <w:numId w:val="30"/>
-        </w:numPr>
-        <w:spacing w:before="0" w:after="160" w:line="259" w:lineRule="auto"/>
-        <w:rPr>
-          <w:rFonts w:cs="Times New Roman"/>
-          <w:szCs w:val="20"/>
-          <w:lang w:val="en-IN"/>
-        </w:rPr>
-      </w:pPr>
-      <w:r>
-        <w:rPr>
-          <w:rFonts w:cs="Times New Roman"/>
-          <w:szCs w:val="20"/>
-          <w:lang w:val="de-DE"/>
-        </w:rPr>
-        <w:t xml:space="preserve">Hu, D., Wang, L., Jiang, W., Zheng, S. and Li, B., 2018. </w:t>
-      </w:r>
-      <w:r>
-        <w:rPr>
-          <w:rFonts w:cs="Times New Roman"/>
-          <w:szCs w:val="20"/>
-        </w:rPr>
-        <w:t>A novel image steganography method via deep convolutional generative adversarial networks. </w:t>
-      </w:r>
-      <w:r>
-        <w:rPr>
-          <w:rFonts w:cs="Times New Roman"/>
-          <w:i/>
-          <w:iCs/>
-          <w:szCs w:val="20"/>
-        </w:rPr>
-        <w:t>IEEE access</w:t>
-      </w:r>
-      <w:r>
-        <w:rPr>
-          <w:rFonts w:cs="Times New Roman"/>
-          <w:szCs w:val="20"/>
-        </w:rPr>
-        <w:t>, </w:t>
-      </w:r>
-      <w:r>
-        <w:rPr>
-          <w:rFonts w:cs="Times New Roman"/>
-          <w:i/>
-          <w:iCs/>
-          <w:szCs w:val="20"/>
-        </w:rPr>
-        <w:t>6</w:t>
-      </w:r>
-      <w:r>
-        <w:rPr>
-          <w:rFonts w:cs="Times New Roman"/>
-          <w:szCs w:val="20"/>
-        </w:rPr>
-        <w:t>, pp.38303-38314.</w:t>
-      </w:r>
-      <w:r>
-        <w:rPr>
-          <w:rFonts w:cs="Times New Roman"/>
-          <w:szCs w:val="20"/>
-          <w:lang w:val="en-IN"/>
-        </w:rPr>
-        <w:t xml:space="preserve"> DOI: 10.1109/ACCESS.2018.2852771 </w:t>
-      </w:r>
-    </w:p>
-    <w:p>
-      <w:pPr>
-        <w:pStyle w:val="BodyText"/>
-        <w:numPr>
-          <w:ilvl w:val="0"/>
-          <w:numId w:val="30"/>
-        </w:numPr>
-        <w:spacing w:before="0" w:after="160" w:line="259" w:lineRule="auto"/>
-        <w:rPr>
-          <w:rFonts w:cs="Times New Roman"/>
-          <w:szCs w:val="20"/>
-          <w:lang w:val="en-IN"/>
-        </w:rPr>
-      </w:pPr>
-      <w:r>
-        <w:rPr>
-          <w:rFonts w:cs="Times New Roman"/>
-          <w:szCs w:val="20"/>
-        </w:rPr>
-        <w:t>Pevný, T., Filler, T. and Bas, P., 2010, June. Using high-dimensional image models to perform highly undetectable steganography. In </w:t>
-      </w:r>
-      <w:r>
-        <w:rPr>
-          <w:rFonts w:cs="Times New Roman"/>
-          <w:i/>
-          <w:iCs/>
-          <w:szCs w:val="20"/>
-        </w:rPr>
-        <w:t>International workshop on information hiding</w:t>
-      </w:r>
-      <w:r>
-        <w:rPr>
-          <w:rFonts w:cs="Times New Roman"/>
-          <w:szCs w:val="20"/>
-        </w:rPr>
-        <w:t> (pp. 161-177). Berlin, Heidelberg: Springer Berlin Heidelberg.</w:t>
-      </w:r>
-      <w:r>
-        <w:rPr>
-          <w:rFonts w:cs="Times New Roman"/>
-          <w:szCs w:val="20"/>
-          <w:lang w:val="en-IN"/>
-        </w:rPr>
-        <w:t xml:space="preserve"> DOI: 10.1007/978-3-642-16435-4_13 </w:t>
-      </w:r>
-    </w:p>
-    <w:p>
-      <w:pPr>
-        <w:pStyle w:val="BodyText"/>
-        <w:numPr>
-          <w:ilvl w:val="0"/>
-          <w:numId w:val="30"/>
-        </w:numPr>
-        <w:spacing w:before="0" w:after="160" w:line="259" w:lineRule="auto"/>
-        <w:rPr>
-          <w:rFonts w:cs="Times New Roman"/>
-          <w:szCs w:val="20"/>
-          <w:lang w:val="en-IN"/>
-        </w:rPr>
-      </w:pPr>
-      <w:r>
-        <w:rPr>
-          <w:rFonts w:cs="Times New Roman"/>
-          <w:szCs w:val="20"/>
-          <w:lang w:val="de-DE"/>
-        </w:rPr>
-        <w:t xml:space="preserve">Yang, H., Xu, Y., Liu, X. and Ma, X., 2024. </w:t>
-      </w:r>
-      <w:r>
-        <w:rPr>
-          <w:rFonts w:cs="Times New Roman"/>
-          <w:szCs w:val="20"/>
-        </w:rPr>
-        <w:t>PRIS: Practical robust invertible network for image steganography. </w:t>
-      </w:r>
-      <w:r>
-        <w:rPr>
-          <w:rFonts w:cs="Times New Roman"/>
-          <w:i/>
-          <w:iCs/>
-          <w:szCs w:val="20"/>
-        </w:rPr>
-        <w:t>Engineering Applications of Artificial Intelligence</w:t>
-      </w:r>
-      <w:r>
-        <w:rPr>
-          <w:rFonts w:cs="Times New Roman"/>
-          <w:szCs w:val="20"/>
-        </w:rPr>
-        <w:t>, </w:t>
-      </w:r>
-      <w:r>
-        <w:rPr>
-          <w:rFonts w:cs="Times New Roman"/>
-          <w:i/>
-          <w:iCs/>
-          <w:szCs w:val="20"/>
-        </w:rPr>
-        <w:t>133</w:t>
-      </w:r>
-      <w:r>
-        <w:rPr>
-          <w:rFonts w:cs="Times New Roman"/>
-          <w:szCs w:val="20"/>
-        </w:rPr>
-        <w:t>, p.108419.</w:t>
-      </w:r>
-      <w:r>
-        <w:rPr>
-          <w:rFonts w:cs="Times New Roman"/>
-          <w:szCs w:val="20"/>
-          <w:lang w:val="en-IN"/>
-        </w:rPr>
-        <w:t xml:space="preserve"> DOI: 10.1016/j.engappai.2024.108419 </w:t>
-      </w:r>
-    </w:p>
-    <w:p>
-      <w:pPr>
-        <w:pStyle w:val="BodyText"/>
-        <w:numPr>
-          <w:ilvl w:val="0"/>
-          <w:numId w:val="30"/>
-        </w:numPr>
-        <w:spacing w:before="0" w:after="160" w:line="259" w:lineRule="auto"/>
-        <w:rPr>
-          <w:rFonts w:cs="Times New Roman"/>
-          <w:szCs w:val="20"/>
-          <w:lang w:val="en-IN"/>
-        </w:rPr>
-      </w:pPr>
-      <w:r>
-        <w:rPr>
-          <w:rFonts w:cs="Times New Roman"/>
-          <w:szCs w:val="20"/>
-        </w:rPr>
-        <w:t>Luo, W., Huang, F. and Huang, J., 2010. Edge adaptive image steganography based on LSB matching revisited. </w:t>
-      </w:r>
-      <w:r>
-        <w:rPr>
-          <w:rFonts w:cs="Times New Roman"/>
-          <w:i/>
-          <w:iCs/>
-          <w:szCs w:val="20"/>
-        </w:rPr>
-        <w:t>IEEE Transactions on information forensics and security</w:t>
-      </w:r>
-      <w:r>
-        <w:rPr>
-          <w:rFonts w:cs="Times New Roman"/>
-          <w:szCs w:val="20"/>
-        </w:rPr>
-        <w:t>, </w:t>
-      </w:r>
-      <w:r>
-        <w:rPr>
-          <w:rFonts w:cs="Times New Roman"/>
-          <w:i/>
-          <w:iCs/>
-          <w:szCs w:val="20"/>
-        </w:rPr>
-        <w:t>5</w:t>
-      </w:r>
-      <w:r>
-        <w:rPr>
-          <w:rFonts w:cs="Times New Roman"/>
-          <w:szCs w:val="20"/>
-        </w:rPr>
-        <w:t>(2), pp.201-214.</w:t>
-      </w:r>
-      <w:r>
-        <w:rPr>
-          <w:rFonts w:cs="Times New Roman"/>
-          <w:szCs w:val="20"/>
-          <w:lang w:val="en-IN"/>
-        </w:rPr>
-        <w:t xml:space="preserve"> DOI: 10.1109/TIFS.2010.2041812 </w:t>
-      </w:r>
-    </w:p>
-    <w:p>
-      <w:pPr>
-        <w:pStyle w:val="BodyText"/>
-        <w:numPr>
-          <w:ilvl w:val="0"/>
-          <w:numId w:val="30"/>
-        </w:numPr>
-        <w:spacing w:before="0" w:after="160" w:line="259" w:lineRule="auto"/>
-        <w:rPr>
-          <w:rFonts w:cs="Times New Roman"/>
-          <w:szCs w:val="20"/>
-          <w:lang w:val="en-IN"/>
-        </w:rPr>
-      </w:pPr>
-      <w:r>
-        <w:rPr>
-          <w:rFonts w:cs="Times New Roman"/>
-          <w:szCs w:val="20"/>
-        </w:rPr>
-        <w:lastRenderedPageBreak/>
-        <w:t xml:space="preserve">Su, W., Ni, J. and Sun, Y., 2024, March. </w:t>
-      </w:r>
-      <w:proofErr w:type="spellStart"/>
-      <w:r>
-        <w:rPr>
-          <w:rFonts w:cs="Times New Roman"/>
-          <w:szCs w:val="20"/>
-        </w:rPr>
-        <w:t>StegaStyleGAN</w:t>
-      </w:r>
-      <w:proofErr w:type="spellEnd"/>
-      <w:r>
-        <w:rPr>
-          <w:rFonts w:cs="Times New Roman"/>
-          <w:szCs w:val="20"/>
-        </w:rPr>
-        <w:t>: towards generic and practical generative image steganography. In </w:t>
-      </w:r>
-      <w:r>
-        <w:rPr>
-          <w:rFonts w:cs="Times New Roman"/>
-          <w:i/>
-          <w:iCs/>
-          <w:szCs w:val="20"/>
-        </w:rPr>
-        <w:t>Proceedings of the AAAI conference on artificial intelligence</w:t>
-      </w:r>
-      <w:r>
-        <w:rPr>
-          <w:rFonts w:cs="Times New Roman"/>
-          <w:szCs w:val="20"/>
-        </w:rPr>
-        <w:t> (Vol. 38, No. 1, pp. 240-248).</w:t>
-      </w:r>
-      <w:r>
-        <w:rPr>
-          <w:rFonts w:cs="Times New Roman"/>
-          <w:szCs w:val="20"/>
-          <w:lang w:val="en-IN"/>
-        </w:rPr>
-        <w:t xml:space="preserve"> DOI: 10.1609/</w:t>
-      </w:r>
-      <w:proofErr w:type="gramStart"/>
-      <w:r>
-        <w:rPr>
-          <w:rFonts w:cs="Times New Roman"/>
-          <w:szCs w:val="20"/>
-          <w:lang w:val="en-IN"/>
-        </w:rPr>
-        <w:t>aaai.v</w:t>
-      </w:r>
-      <w:proofErr w:type="gramEnd"/>
-      <w:r>
-        <w:rPr>
-          <w:rFonts w:cs="Times New Roman"/>
-          <w:szCs w:val="20"/>
-          <w:lang w:val="en-IN"/>
-        </w:rPr>
-        <w:t xml:space="preserve">38i1.27776 </w:t>
-      </w:r>
-    </w:p>
-    <w:p>
-      <w:pPr>
-        <w:pStyle w:val="BodyText"/>
-        <w:numPr>
-          <w:ilvl w:val="0"/>
-          <w:numId w:val="30"/>
-        </w:numPr>
-        <w:spacing w:before="0" w:after="160" w:line="259" w:lineRule="auto"/>
-        <w:rPr>
-          <w:rFonts w:cs="Times New Roman"/>
-          <w:szCs w:val="20"/>
-          <w:lang w:val="en-IN"/>
-        </w:rPr>
-      </w:pPr>
-      <w:r>
-        <w:rPr>
-          <w:rFonts w:cs="Times New Roman"/>
-          <w:szCs w:val="20"/>
-        </w:rPr>
-        <w:t>Chen, W. and Chen, W., 2024. Enhanced secure lossless image steganography using invertible neural networks. </w:t>
-      </w:r>
-      <w:r>
-        <w:rPr>
-          <w:rFonts w:cs="Times New Roman"/>
-          <w:i/>
-          <w:iCs/>
-          <w:szCs w:val="20"/>
-        </w:rPr>
-        <w:t>Journal of King Saud University-Computer and Information Sciences</w:t>
-      </w:r>
-      <w:r>
-        <w:rPr>
-          <w:rFonts w:cs="Times New Roman"/>
-          <w:szCs w:val="20"/>
-        </w:rPr>
-        <w:t>, </w:t>
-      </w:r>
-      <w:r>
-        <w:rPr>
-          <w:rFonts w:cs="Times New Roman"/>
-          <w:i/>
-          <w:iCs/>
-          <w:szCs w:val="20"/>
-        </w:rPr>
-        <w:t>36</w:t>
-      </w:r>
-      <w:r>
-        <w:rPr>
-          <w:rFonts w:cs="Times New Roman"/>
-          <w:szCs w:val="20"/>
-        </w:rPr>
-        <w:t>(10), p.102259.</w:t>
-      </w:r>
-      <w:r>
-        <w:rPr>
-          <w:rFonts w:cs="Times New Roman"/>
-          <w:szCs w:val="20"/>
-          <w:lang w:val="en-IN"/>
-        </w:rPr>
-        <w:t xml:space="preserve"> DOI: 10.1016/j.jksuci.2024.102259 </w:t>
-      </w:r>
-    </w:p>
-    <w:p>
-      <w:pPr>
-        <w:pStyle w:val="BodyText"/>
-        <w:numPr>
-          <w:ilvl w:val="0"/>
-          <w:numId w:val="30"/>
-        </w:numPr>
-        <w:spacing w:before="0" w:after="160" w:line="259" w:lineRule="auto"/>
-        <w:rPr>
-          <w:rFonts w:cs="Times New Roman"/>
-          <w:szCs w:val="20"/>
-          <w:lang w:val="en-IN"/>
-        </w:rPr>
-      </w:pPr>
-      <w:r>
-        <w:rPr>
-          <w:rFonts w:cs="Times New Roman"/>
-          <w:szCs w:val="20"/>
-        </w:rPr>
-        <w:t xml:space="preserve">Malik, K.R., Sajid, M., </w:t>
-      </w:r>
-      <w:proofErr w:type="spellStart"/>
-      <w:r>
-        <w:rPr>
-          <w:rFonts w:cs="Times New Roman"/>
-          <w:szCs w:val="20"/>
-        </w:rPr>
-        <w:t>Almogren</w:t>
-      </w:r>
-      <w:proofErr w:type="spellEnd"/>
-      <w:r>
-        <w:rPr>
-          <w:rFonts w:cs="Times New Roman"/>
-          <w:szCs w:val="20"/>
-        </w:rPr>
-        <w:t>, A., Malik, T.S., Khan, A.H., Altameem, A., Rehman, A.U. and Hussen, S., 2025. A hybrid steganography framework using DCT and GAN for secure data communication in the big data era. </w:t>
-      </w:r>
-      <w:r>
-        <w:rPr>
-          <w:rFonts w:cs="Times New Roman"/>
-          <w:i/>
-          <w:iCs/>
-          <w:szCs w:val="20"/>
-        </w:rPr>
-        <w:t>Scientific Reports</w:t>
-      </w:r>
-      <w:r>
-        <w:rPr>
-          <w:rFonts w:cs="Times New Roman"/>
-          <w:szCs w:val="20"/>
-        </w:rPr>
-        <w:t>, </w:t>
-      </w:r>
-      <w:r>
-        <w:rPr>
-          <w:rFonts w:cs="Times New Roman"/>
-          <w:i/>
-          <w:iCs/>
-          <w:szCs w:val="20"/>
-        </w:rPr>
-        <w:t>15</w:t>
-      </w:r>
-      <w:r>
-        <w:rPr>
-          <w:rFonts w:cs="Times New Roman"/>
-          <w:szCs w:val="20"/>
-        </w:rPr>
-        <w:t>(1), p.19630.</w:t>
-      </w:r>
-      <w:r>
-        <w:rPr>
-          <w:rFonts w:cs="Times New Roman"/>
-          <w:szCs w:val="20"/>
-          <w:lang w:val="en-IN"/>
-        </w:rPr>
-        <w:t xml:space="preserve"> DOI: 10.1038/s41598-025-01054-7 </w:t>
-      </w:r>
-    </w:p>
-    <w:p>
-      <w:pPr>
-        <w:pStyle w:val="BodyText"/>
-        <w:numPr>
-          <w:ilvl w:val="0"/>
-          <w:numId w:val="30"/>
-        </w:numPr>
-        <w:spacing w:before="0" w:after="160" w:line="259" w:lineRule="auto"/>
-        <w:rPr>
-          <w:rFonts w:cs="Times New Roman"/>
-          <w:szCs w:val="20"/>
-          <w:lang w:val="en-IN"/>
-        </w:rPr>
-      </w:pPr>
-      <w:r>
-        <w:rPr>
-          <w:rFonts w:cs="Times New Roman"/>
-          <w:szCs w:val="20"/>
-        </w:rPr>
-        <w:t>Tan, L., Li, Y., Zeng, Y. and Chen, P., 2025. An Adaptive JPEG Steganography Algorithm Based on the UT-GAN Model. </w:t>
-      </w:r>
-      <w:r>
-        <w:rPr>
-          <w:rFonts w:cs="Times New Roman"/>
-          <w:i/>
-          <w:iCs/>
-          <w:szCs w:val="20"/>
-        </w:rPr>
-        <w:t>Electronics</w:t>
-      </w:r>
-      <w:r>
-        <w:rPr>
-          <w:rFonts w:cs="Times New Roman"/>
-          <w:szCs w:val="20"/>
-        </w:rPr>
-        <w:t>, </w:t>
-      </w:r>
-      <w:r>
-        <w:rPr>
-          <w:rFonts w:cs="Times New Roman"/>
-          <w:i/>
-          <w:iCs/>
-          <w:szCs w:val="20"/>
-        </w:rPr>
-        <w:t>14</w:t>
-      </w:r>
-      <w:r>
-        <w:rPr>
-          <w:rFonts w:cs="Times New Roman"/>
-          <w:szCs w:val="20"/>
-        </w:rPr>
-        <w:t>(20), p.4046.</w:t>
-      </w:r>
-      <w:r>
-        <w:rPr>
-          <w:rFonts w:cs="Times New Roman"/>
-          <w:szCs w:val="20"/>
-          <w:lang w:val="en-IN"/>
-        </w:rPr>
-        <w:t xml:space="preserve"> DOI: 10.3390/electronics14204046 </w:t>
-      </w:r>
-    </w:p>
-    <w:p>
-      <w:pPr>
-        <w:pStyle w:val="BodyText"/>
-        <w:numPr>
-          <w:ilvl w:val="0"/>
-          <w:numId w:val="30"/>
-        </w:numPr>
-        <w:spacing w:before="0" w:after="160" w:line="259" w:lineRule="auto"/>
-        <w:rPr>
-          <w:rFonts w:cs="Times New Roman"/>
-          <w:szCs w:val="20"/>
-          <w:lang w:val="en-IN"/>
-        </w:rPr>
-      </w:pPr>
-      <w:r>
-        <w:rPr>
-          <w:rFonts w:cs="Times New Roman"/>
-          <w:szCs w:val="20"/>
-        </w:rPr>
-        <w:t>Kuchumova, E., Martínez-Monterrubio, S.M. and Recio-Garcia, J.A., 2024. STEG-XAI: explainable steganalysis in images using neural networks. </w:t>
-      </w:r>
-      <w:r>
-        <w:rPr>
-          <w:rFonts w:cs="Times New Roman"/>
-          <w:i/>
-          <w:iCs/>
-          <w:szCs w:val="20"/>
-        </w:rPr>
-        <w:t>Multimedia Tools and Applications</w:t>
-      </w:r>
-      <w:r>
-        <w:rPr>
-          <w:rFonts w:cs="Times New Roman"/>
-          <w:szCs w:val="20"/>
-        </w:rPr>
-        <w:t>, </w:t>
-      </w:r>
-      <w:r>
-        <w:rPr>
-          <w:rFonts w:cs="Times New Roman"/>
-          <w:i/>
-          <w:iCs/>
-          <w:szCs w:val="20"/>
-        </w:rPr>
-        <w:t>83</w:t>
-      </w:r>
-      <w:r>
-        <w:rPr>
-          <w:rFonts w:cs="Times New Roman"/>
-          <w:szCs w:val="20"/>
-        </w:rPr>
-        <w:t>(17), pp.50601-50618.</w:t>
-      </w:r>
-      <w:r>
-        <w:rPr>
-          <w:rFonts w:cs="Times New Roman"/>
-          <w:szCs w:val="20"/>
-          <w:lang w:val="en-IN"/>
-        </w:rPr>
-        <w:t xml:space="preserve"> DOI: 10.1007/s11042-023-17483-3 </w:t>
-      </w:r>
-    </w:p>
-    <w:p>
-      <w:pPr>
-        <w:pStyle w:val="BodyText"/>
-        <w:numPr>
-          <w:ilvl w:val="0"/>
-          <w:numId w:val="30"/>
-        </w:numPr>
-        <w:spacing w:before="0" w:after="160" w:line="259" w:lineRule="auto"/>
-        <w:rPr>
-          <w:rFonts w:cs="Times New Roman"/>
-          <w:szCs w:val="20"/>
-          <w:lang w:val="en-IN"/>
-        </w:rPr>
-      </w:pPr>
-      <w:r>
-        <w:rPr>
-          <w:rFonts w:cs="Times New Roman"/>
-          <w:szCs w:val="20"/>
-        </w:rPr>
-        <w:t>Abd-Elhafiez, W.M., Abdel-</w:t>
-      </w:r>
-      <w:proofErr w:type="spellStart"/>
-      <w:r>
-        <w:rPr>
-          <w:rFonts w:cs="Times New Roman"/>
-          <w:szCs w:val="20"/>
-        </w:rPr>
-        <w:t>Aty</w:t>
-      </w:r>
-      <w:proofErr w:type="spellEnd"/>
-      <w:r>
-        <w:rPr>
-          <w:rFonts w:cs="Times New Roman"/>
-          <w:szCs w:val="20"/>
-        </w:rPr>
-        <w:t xml:space="preserve">, M., Yang, X.J. and </w:t>
-      </w:r>
-      <w:proofErr w:type="spellStart"/>
-      <w:r>
-        <w:rPr>
-          <w:rFonts w:cs="Times New Roman"/>
-          <w:szCs w:val="20"/>
-        </w:rPr>
-        <w:t>Balobaid</w:t>
-      </w:r>
-      <w:proofErr w:type="spellEnd"/>
-      <w:r>
-        <w:rPr>
-          <w:rFonts w:cs="Times New Roman"/>
-          <w:szCs w:val="20"/>
-        </w:rPr>
-        <w:t xml:space="preserve">, A., 2024. An image encryption technique based on discrete wavelet transform and fractional chaotic </w:t>
-      </w:r>
-      <w:proofErr w:type="spellStart"/>
-      <w:r>
-        <w:rPr>
-          <w:rFonts w:cs="Times New Roman"/>
-          <w:szCs w:val="20"/>
-        </w:rPr>
-        <w:t>cryptovirology</w:t>
-      </w:r>
-      <w:proofErr w:type="spellEnd"/>
-      <w:r>
-        <w:rPr>
-          <w:rFonts w:cs="Times New Roman"/>
-          <w:szCs w:val="20"/>
-        </w:rPr>
-        <w:t>. </w:t>
-      </w:r>
-      <w:r>
-        <w:rPr>
-          <w:rFonts w:cs="Times New Roman"/>
-          <w:i/>
-          <w:iCs/>
-          <w:szCs w:val="20"/>
-        </w:rPr>
-        <w:t>Fractals</w:t>
-      </w:r>
-      <w:r>
-        <w:rPr>
-          <w:rFonts w:cs="Times New Roman"/>
-          <w:szCs w:val="20"/>
-        </w:rPr>
-        <w:t>, </w:t>
-      </w:r>
-      <w:r>
-        <w:rPr>
-          <w:rFonts w:cs="Times New Roman"/>
-          <w:i/>
-          <w:iCs/>
-          <w:szCs w:val="20"/>
-        </w:rPr>
-        <w:t>32</w:t>
-      </w:r>
-      <w:r>
-        <w:rPr>
-          <w:rFonts w:cs="Times New Roman"/>
-          <w:szCs w:val="20"/>
-        </w:rPr>
-        <w:t>(04), p.2340124.</w:t>
-      </w:r>
-      <w:r>
-        <w:rPr>
-          <w:rFonts w:cs="Times New Roman"/>
-          <w:szCs w:val="20"/>
-          <w:lang w:val="en-IN"/>
-        </w:rPr>
-        <w:t xml:space="preserve"> DOI: 10.1142/S0218348X23401242 </w:t>
-      </w:r>
-    </w:p>
-    <w:p>
-      <w:pPr>
-        <w:pStyle w:val="BodyText"/>
-        <w:numPr>
-          <w:ilvl w:val="0"/>
-          <w:numId w:val="30"/>
-        </w:numPr>
-        <w:spacing w:before="0" w:after="160" w:line="259" w:lineRule="auto"/>
-        <w:rPr>
-          <w:rFonts w:cs="Times New Roman"/>
-          <w:szCs w:val="20"/>
-          <w:lang w:val="en-IN"/>
-        </w:rPr>
-      </w:pPr>
-      <w:proofErr w:type="spellStart"/>
-      <w:r>
-        <w:rPr>
-          <w:rFonts w:cs="Times New Roman"/>
-          <w:szCs w:val="20"/>
-        </w:rPr>
-        <w:t>Balobaid</w:t>
-      </w:r>
-      <w:proofErr w:type="spellEnd"/>
-      <w:r>
-        <w:rPr>
-          <w:rFonts w:cs="Times New Roman"/>
-          <w:szCs w:val="20"/>
-        </w:rPr>
-        <w:t xml:space="preserve">, A.S., </w:t>
-      </w:r>
-      <w:proofErr w:type="spellStart"/>
-      <w:r>
-        <w:rPr>
-          <w:rFonts w:cs="Times New Roman"/>
-          <w:szCs w:val="20"/>
-        </w:rPr>
-        <w:t>Alagrash</w:t>
-      </w:r>
-      <w:proofErr w:type="spellEnd"/>
-      <w:r>
-        <w:rPr>
-          <w:rFonts w:cs="Times New Roman"/>
-          <w:szCs w:val="20"/>
-        </w:rPr>
-        <w:t xml:space="preserve">, Y.H., Fadel, A.H. and </w:t>
-      </w:r>
-      <w:proofErr w:type="spellStart"/>
-      <w:r>
-        <w:rPr>
-          <w:rFonts w:cs="Times New Roman"/>
-          <w:szCs w:val="20"/>
-        </w:rPr>
-        <w:t>Hasoon</w:t>
-      </w:r>
-      <w:proofErr w:type="spellEnd"/>
-      <w:r>
-        <w:rPr>
-          <w:rFonts w:cs="Times New Roman"/>
-          <w:szCs w:val="20"/>
-        </w:rPr>
-        <w:t>, J.N., 2023. Modeling of blockchain with encryption based secure education record management system. </w:t>
-      </w:r>
-      <w:r>
-        <w:rPr>
-          <w:rFonts w:cs="Times New Roman"/>
-          <w:i/>
-          <w:iCs/>
-          <w:szCs w:val="20"/>
-        </w:rPr>
-        <w:t>Egyptian Informatics Journal</w:t>
-      </w:r>
-      <w:r>
-        <w:rPr>
-          <w:rFonts w:cs="Times New Roman"/>
-          <w:szCs w:val="20"/>
-        </w:rPr>
-        <w:t>, </w:t>
-      </w:r>
-      <w:r>
-        <w:rPr>
-          <w:rFonts w:cs="Times New Roman"/>
-          <w:i/>
-          <w:iCs/>
-          <w:szCs w:val="20"/>
-        </w:rPr>
-        <w:t>24</w:t>
-      </w:r>
-      <w:r>
-        <w:rPr>
-          <w:rFonts w:cs="Times New Roman"/>
-          <w:szCs w:val="20"/>
-        </w:rPr>
-        <w:t>(4), p.100411.</w:t>
-      </w:r>
-      <w:r>
-        <w:rPr>
-          <w:rFonts w:cs="Times New Roman"/>
-          <w:szCs w:val="20"/>
-          <w:lang w:val="en-IN"/>
-        </w:rPr>
-        <w:t xml:space="preserve"> DOI: 10.1016/j.eij.2023.100411 </w:t>
-      </w:r>
-    </w:p>
-    <w:p>
-      <w:pPr>
-        <w:pStyle w:val="BodyText"/>
-        <w:numPr>
-          <w:ilvl w:val="0"/>
-          <w:numId w:val="30"/>
-        </w:numPr>
-        <w:spacing w:before="0" w:after="160" w:line="259" w:lineRule="auto"/>
-        <w:rPr>
-          <w:rFonts w:cs="Times New Roman"/>
-          <w:szCs w:val="20"/>
-          <w:lang w:val="en-IN"/>
-        </w:rPr>
-      </w:pPr>
-      <w:proofErr w:type="spellStart"/>
-      <w:r>
-        <w:rPr>
-          <w:rFonts w:cs="Times New Roman"/>
-          <w:szCs w:val="20"/>
-        </w:rPr>
-        <w:t>Balobaid</w:t>
-      </w:r>
-      <w:proofErr w:type="spellEnd"/>
-      <w:r>
-        <w:rPr>
-          <w:rFonts w:cs="Times New Roman"/>
-          <w:szCs w:val="20"/>
-        </w:rPr>
-        <w:t xml:space="preserve">, A., </w:t>
-      </w:r>
-      <w:proofErr w:type="spellStart"/>
-      <w:r>
-        <w:rPr>
-          <w:rFonts w:cs="Times New Roman"/>
-          <w:szCs w:val="20"/>
-        </w:rPr>
-        <w:t>Alawad</w:t>
-      </w:r>
-      <w:proofErr w:type="spellEnd"/>
-      <w:r>
-        <w:rPr>
-          <w:rFonts w:cs="Times New Roman"/>
-          <w:szCs w:val="20"/>
-        </w:rPr>
-        <w:t xml:space="preserve">, W. and </w:t>
-      </w:r>
-      <w:proofErr w:type="spellStart"/>
-      <w:r>
-        <w:rPr>
-          <w:rFonts w:cs="Times New Roman"/>
-          <w:szCs w:val="20"/>
-        </w:rPr>
-        <w:t>Aljasim</w:t>
-      </w:r>
-      <w:proofErr w:type="spellEnd"/>
-      <w:r>
-        <w:rPr>
-          <w:rFonts w:cs="Times New Roman"/>
-          <w:szCs w:val="20"/>
-        </w:rPr>
-        <w:t>, H., 2016, December. A study on the impacts of DoS and DDoS attacks on cloud and mitigation techniques. In </w:t>
-      </w:r>
-      <w:r>
-        <w:rPr>
-          <w:rFonts w:cs="Times New Roman"/>
-          <w:i/>
-          <w:iCs/>
-          <w:szCs w:val="20"/>
-        </w:rPr>
-        <w:t>2016 International Conference on Computing, Analytics and Security Trends (CAST)</w:t>
-      </w:r>
-      <w:r>
-        <w:rPr>
-          <w:rFonts w:cs="Times New Roman"/>
-          <w:szCs w:val="20"/>
-        </w:rPr>
-        <w:t> (pp. 416-421). IEEE.</w:t>
-      </w:r>
-      <w:r>
-        <w:rPr>
-          <w:rFonts w:cs="Times New Roman"/>
-          <w:szCs w:val="20"/>
-          <w:lang w:val="en-IN"/>
-        </w:rPr>
-        <w:t xml:space="preserve"> DOI: 10.1109/CAST.2016.7915005 </w:t>
-      </w:r>
-    </w:p>
-    <w:p>
-      <w:pPr>
-        <w:pStyle w:val="BodyText"/>
-        <w:spacing w:before="0" w:after="160" w:line="259" w:lineRule="auto"/>
-        <w:rPr>
-          <w:rFonts w:cs="Times New Roman"/>
-          <w:szCs w:val="20"/>
-          <w:lang w:val="en-IN"/>
-        </w:rPr>
-      </w:pPr>
-    </w:p>
-    <w:p>
-      <w:pPr>
-        <w:pStyle w:val="BodyText"/>
-        <w:numPr>
-          <w:ilvl w:val="0"/>
-          <w:numId w:val="30"/>
-        </w:numPr>
-        <w:spacing w:before="0" w:after="160" w:line="259" w:lineRule="auto"/>
-        <w:rPr>
-          <w:rFonts w:cs="Times New Roman"/>
-          <w:szCs w:val="20"/>
-          <w:lang w:val="en-IN"/>
-        </w:rPr>
-      </w:pPr>
-      <w:r>
-        <w:rPr>
-          <w:rFonts w:cs="Times New Roman"/>
-          <w:szCs w:val="20"/>
-        </w:rPr>
-        <w:lastRenderedPageBreak/>
-        <w:t xml:space="preserve">Chandan, R.R., </w:t>
-      </w:r>
-      <w:proofErr w:type="spellStart"/>
-      <w:r>
-        <w:rPr>
-          <w:rFonts w:cs="Times New Roman"/>
-          <w:szCs w:val="20"/>
-        </w:rPr>
-        <w:t>Balobaid</w:t>
-      </w:r>
-      <w:proofErr w:type="spellEnd"/>
-      <w:r>
-        <w:rPr>
-          <w:rFonts w:cs="Times New Roman"/>
-          <w:szCs w:val="20"/>
-        </w:rPr>
-        <w:t xml:space="preserve">, A., </w:t>
-      </w:r>
-      <w:proofErr w:type="spellStart"/>
-      <w:r>
-        <w:rPr>
-          <w:rFonts w:cs="Times New Roman"/>
-          <w:szCs w:val="20"/>
-        </w:rPr>
-        <w:t>Cherukupalli</w:t>
-      </w:r>
-      <w:proofErr w:type="spellEnd"/>
-      <w:r>
-        <w:rPr>
-          <w:rFonts w:cs="Times New Roman"/>
-          <w:szCs w:val="20"/>
-        </w:rPr>
-        <w:t>, N.L.S., HL, G., Flammini, F. and Natarajan, R., 2023. Secure modern wireless communication network based on blockchain technology. </w:t>
-      </w:r>
-      <w:r>
-        <w:rPr>
-          <w:rFonts w:cs="Times New Roman"/>
-          <w:i/>
-          <w:iCs/>
-          <w:szCs w:val="20"/>
-        </w:rPr>
-        <w:t>Electronics</w:t>
-      </w:r>
-      <w:r>
-        <w:rPr>
-          <w:rFonts w:cs="Times New Roman"/>
-          <w:szCs w:val="20"/>
-        </w:rPr>
-        <w:t>, </w:t>
-      </w:r>
-      <w:r>
-        <w:rPr>
-          <w:rFonts w:cs="Times New Roman"/>
-          <w:i/>
-          <w:iCs/>
-          <w:szCs w:val="20"/>
-        </w:rPr>
-        <w:t>12</w:t>
-      </w:r>
-      <w:r>
-        <w:rPr>
-          <w:rFonts w:cs="Times New Roman"/>
-          <w:szCs w:val="20"/>
-        </w:rPr>
-        <w:t>(5), p.1095.</w:t>
-      </w:r>
-      <w:r>
-        <w:rPr>
-          <w:rFonts w:cs="Times New Roman"/>
-          <w:szCs w:val="20"/>
-          <w:lang w:val="en-IN"/>
-        </w:rPr>
-        <w:t xml:space="preserve"> DOI: 10.3390/electronics12051095 </w:t>
-      </w:r>
-    </w:p>
-    <w:p>
-      <w:pPr>
-        <w:pStyle w:val="BodyText"/>
-        <w:numPr>
-          <w:ilvl w:val="0"/>
-          <w:numId w:val="30"/>
-        </w:numPr>
-        <w:spacing w:before="0" w:after="160" w:line="259" w:lineRule="auto"/>
-        <w:rPr>
-          <w:rFonts w:cs="Times New Roman"/>
-          <w:szCs w:val="20"/>
-          <w:lang w:val="en-IN"/>
-        </w:rPr>
-      </w:pPr>
-      <w:r>
-        <w:rPr>
-          <w:rFonts w:cs="Times New Roman"/>
-          <w:szCs w:val="20"/>
-        </w:rPr>
-        <w:t xml:space="preserve">Zhou, Z., Bao, Z., Jiang, W., Huang, Y., Peng, Y., Shankar, A., Maple, C. and </w:t>
-      </w:r>
-      <w:proofErr w:type="spellStart"/>
-      <w:r>
-        <w:rPr>
-          <w:rFonts w:cs="Times New Roman"/>
-          <w:szCs w:val="20"/>
-        </w:rPr>
-        <w:t>Selvarajan</w:t>
-      </w:r>
-      <w:proofErr w:type="spellEnd"/>
-      <w:r>
-        <w:rPr>
-          <w:rFonts w:cs="Times New Roman"/>
-          <w:szCs w:val="20"/>
-        </w:rPr>
-        <w:t>, S., 2024. Latent vector optimization-based generative image steganography for consumer electronic applications. </w:t>
-      </w:r>
-      <w:r>
-        <w:rPr>
-          <w:rFonts w:cs="Times New Roman"/>
-          <w:i/>
-          <w:iCs/>
-          <w:szCs w:val="20"/>
-        </w:rPr>
-        <w:t>IEEE Transactions on Consumer Electronics</w:t>
-      </w:r>
-      <w:r>
-        <w:rPr>
-          <w:rFonts w:cs="Times New Roman"/>
-          <w:szCs w:val="20"/>
-        </w:rPr>
-        <w:t>, </w:t>
-      </w:r>
-      <w:r>
-        <w:rPr>
-          <w:rFonts w:cs="Times New Roman"/>
-          <w:i/>
-          <w:iCs/>
-          <w:szCs w:val="20"/>
-        </w:rPr>
-        <w:t>70</w:t>
-      </w:r>
-      <w:r>
-        <w:rPr>
-          <w:rFonts w:cs="Times New Roman"/>
-          <w:szCs w:val="20"/>
-        </w:rPr>
-        <w:t>(1), pp.4357-4366.</w:t>
-      </w:r>
-      <w:r>
-        <w:rPr>
-          <w:rFonts w:cs="Times New Roman"/>
-          <w:szCs w:val="20"/>
-          <w:lang w:val="en-IN"/>
-        </w:rPr>
-        <w:t xml:space="preserve"> DOI: 10.1109/TCE.2024.3354824 </w:t>
-      </w:r>
-    </w:p>
-    <w:p>
-      <w:pPr>
-        <w:pStyle w:val="BodyText"/>
-        <w:numPr>
-          <w:ilvl w:val="0"/>
-          <w:numId w:val="30"/>
-        </w:numPr>
-        <w:spacing w:before="0" w:after="160" w:line="259" w:lineRule="auto"/>
-        <w:rPr>
-          <w:rFonts w:cs="Times New Roman"/>
-          <w:szCs w:val="20"/>
-          <w:lang w:val="en-IN"/>
-        </w:rPr>
-      </w:pPr>
-      <w:r>
-        <w:rPr>
-          <w:rFonts w:cs="Times New Roman"/>
-          <w:szCs w:val="20"/>
-        </w:rPr>
-        <w:t>Kumaran, V.S., Manikandan, T., Dhanaraj, R.K., Al-</w:t>
-      </w:r>
-      <w:proofErr w:type="spellStart"/>
-      <w:r>
-        <w:rPr>
-          <w:rFonts w:cs="Times New Roman"/>
-          <w:szCs w:val="20"/>
-        </w:rPr>
-        <w:t>Shehari</w:t>
-      </w:r>
-      <w:proofErr w:type="spellEnd"/>
-      <w:r>
-        <w:rPr>
-          <w:rFonts w:cs="Times New Roman"/>
-          <w:szCs w:val="20"/>
-        </w:rPr>
-        <w:t xml:space="preserve">, T., </w:t>
-      </w:r>
-      <w:proofErr w:type="spellStart"/>
-      <w:r>
-        <w:rPr>
-          <w:rFonts w:cs="Times New Roman"/>
-          <w:szCs w:val="20"/>
-        </w:rPr>
-        <w:t>Alsadhan</w:t>
-      </w:r>
-      <w:proofErr w:type="spellEnd"/>
-      <w:r>
-        <w:rPr>
-          <w:rFonts w:cs="Times New Roman"/>
-          <w:szCs w:val="20"/>
-        </w:rPr>
-        <w:t xml:space="preserve">, N.A. and </w:t>
-      </w:r>
-      <w:proofErr w:type="spellStart"/>
-      <w:r>
-        <w:rPr>
-          <w:rFonts w:cs="Times New Roman"/>
-          <w:szCs w:val="20"/>
-        </w:rPr>
-        <w:t>Selvarajan</w:t>
-      </w:r>
-      <w:proofErr w:type="spellEnd"/>
-      <w:r>
-        <w:rPr>
-          <w:rFonts w:cs="Times New Roman"/>
-          <w:szCs w:val="20"/>
-        </w:rPr>
-        <w:t>, S., 2025. A secure medical image encryption technique based on DNA cryptography with elliptic curves. </w:t>
-      </w:r>
-      <w:r>
-        <w:rPr>
-          <w:rFonts w:cs="Times New Roman"/>
-          <w:i/>
-          <w:iCs/>
-          <w:szCs w:val="20"/>
-        </w:rPr>
-        <w:t>Scientific Reports</w:t>
-      </w:r>
-      <w:r>
-        <w:rPr>
-          <w:rFonts w:cs="Times New Roman"/>
-          <w:szCs w:val="20"/>
-        </w:rPr>
-        <w:t>, </w:t>
-      </w:r>
-      <w:r>
-        <w:rPr>
-          <w:rFonts w:cs="Times New Roman"/>
-          <w:i/>
-          <w:iCs/>
-          <w:szCs w:val="20"/>
-        </w:rPr>
-        <w:t>15</w:t>
-      </w:r>
-      <w:r>
-        <w:rPr>
-          <w:rFonts w:cs="Times New Roman"/>
-          <w:szCs w:val="20"/>
-        </w:rPr>
-        <w:t>(1), p.20003.</w:t>
-      </w:r>
-      <w:r>
-        <w:rPr>
-          <w:rFonts w:cs="Times New Roman"/>
-          <w:szCs w:val="20"/>
-          <w:lang w:val="en-IN"/>
-        </w:rPr>
-        <w:t xml:space="preserve"> DOI: 10.1038/s41598-025-03898-5 </w:t>
-      </w:r>
-    </w:p>
-    <w:p>
-      <w:pPr>
-        <w:pStyle w:val="BodyText"/>
-        <w:numPr>
-          <w:ilvl w:val="0"/>
-          <w:numId w:val="30"/>
-        </w:numPr>
-        <w:spacing w:before="0" w:after="160" w:line="259" w:lineRule="auto"/>
-        <w:rPr>
-          <w:rFonts w:cs="Times New Roman"/>
-          <w:szCs w:val="20"/>
-          <w:lang w:val="en-IN"/>
-        </w:rPr>
-      </w:pPr>
-      <w:r>
-        <w:rPr>
-          <w:rFonts w:cs="Times New Roman"/>
-          <w:szCs w:val="20"/>
-        </w:rPr>
-        <w:t xml:space="preserve">Shankar, A., Manoharan, H., </w:t>
-      </w:r>
-      <w:proofErr w:type="spellStart"/>
-      <w:r>
-        <w:rPr>
-          <w:rFonts w:cs="Times New Roman"/>
-          <w:szCs w:val="20"/>
-        </w:rPr>
-        <w:t>Khadidos</w:t>
-      </w:r>
-      <w:proofErr w:type="spellEnd"/>
-      <w:r>
-        <w:rPr>
-          <w:rFonts w:cs="Times New Roman"/>
-          <w:szCs w:val="20"/>
-        </w:rPr>
-        <w:t xml:space="preserve">, A.O., </w:t>
-      </w:r>
-      <w:proofErr w:type="spellStart"/>
-      <w:r>
-        <w:rPr>
-          <w:rFonts w:cs="Times New Roman"/>
-          <w:szCs w:val="20"/>
-        </w:rPr>
-        <w:t>Khadidos</w:t>
-      </w:r>
-      <w:proofErr w:type="spellEnd"/>
-      <w:r>
-        <w:rPr>
-          <w:rFonts w:cs="Times New Roman"/>
-          <w:szCs w:val="20"/>
-        </w:rPr>
-        <w:t xml:space="preserve">, A.O., </w:t>
-      </w:r>
-      <w:proofErr w:type="spellStart"/>
-      <w:r>
-        <w:rPr>
-          <w:rFonts w:cs="Times New Roman"/>
-          <w:szCs w:val="20"/>
-        </w:rPr>
-        <w:t>Selvarajan</w:t>
-      </w:r>
-      <w:proofErr w:type="spellEnd"/>
-      <w:r>
-        <w:rPr>
-          <w:rFonts w:cs="Times New Roman"/>
-          <w:szCs w:val="20"/>
-        </w:rPr>
-        <w:t>, S. and Goyal, S.B., 2025. Transparency and privacy measures of biometric patterns for data processing with synthetic data using explainable artificial intelligence. </w:t>
-      </w:r>
-      <w:r>
-        <w:rPr>
-          <w:rFonts w:cs="Times New Roman"/>
-          <w:i/>
-          <w:iCs/>
-          <w:szCs w:val="20"/>
-        </w:rPr>
-        <w:t>Image and Vision Computing</w:t>
-      </w:r>
-      <w:r>
-        <w:rPr>
-          <w:rFonts w:cs="Times New Roman"/>
-          <w:szCs w:val="20"/>
-        </w:rPr>
-        <w:t>, </w:t>
-      </w:r>
-      <w:r>
-        <w:rPr>
-          <w:rFonts w:cs="Times New Roman"/>
-          <w:i/>
-          <w:iCs/>
-          <w:szCs w:val="20"/>
-        </w:rPr>
-        <w:t>154</w:t>
-      </w:r>
-      <w:r>
-        <w:rPr>
-          <w:rFonts w:cs="Times New Roman"/>
-          <w:szCs w:val="20"/>
-        </w:rPr>
-        <w:t>, p.105429.</w:t>
-      </w:r>
-      <w:r>
-        <w:rPr>
-          <w:rFonts w:cs="Times New Roman"/>
-          <w:szCs w:val="20"/>
-          <w:lang w:val="en-IN"/>
-        </w:rPr>
-        <w:t xml:space="preserve"> DOI: 10.1016/j.imavis.2025.105429 </w:t>
-      </w:r>
-    </w:p>
-    <w:p>
-      <w:pPr>
-        <w:pStyle w:val="BodyText"/>
-        <w:numPr>
-          <w:ilvl w:val="0"/>
-          <w:numId w:val="30"/>
-        </w:numPr>
-        <w:spacing w:before="0" w:after="160" w:line="259" w:lineRule="auto"/>
-        <w:rPr>
-          <w:rFonts w:cs="Times New Roman"/>
-          <w:szCs w:val="20"/>
-          <w:lang w:val="en-IN"/>
-        </w:rPr>
-      </w:pPr>
-      <w:proofErr w:type="spellStart"/>
-      <w:r>
-        <w:rPr>
-          <w:rFonts w:cs="Times New Roman"/>
-          <w:szCs w:val="20"/>
-        </w:rPr>
-        <w:t>Selvarajan</w:t>
-      </w:r>
-      <w:proofErr w:type="spellEnd"/>
-      <w:r>
-        <w:rPr>
-          <w:rFonts w:cs="Times New Roman"/>
-          <w:szCs w:val="20"/>
-        </w:rPr>
-        <w:t xml:space="preserve">, S., Manoharan, H., </w:t>
-      </w:r>
-      <w:proofErr w:type="spellStart"/>
-      <w:r>
-        <w:rPr>
-          <w:rFonts w:cs="Times New Roman"/>
-          <w:szCs w:val="20"/>
-        </w:rPr>
-        <w:t>Khadidos</w:t>
-      </w:r>
-      <w:proofErr w:type="spellEnd"/>
-      <w:r>
-        <w:rPr>
-          <w:rFonts w:cs="Times New Roman"/>
-          <w:szCs w:val="20"/>
-        </w:rPr>
-        <w:t xml:space="preserve">, A.O., </w:t>
-      </w:r>
-      <w:proofErr w:type="spellStart"/>
-      <w:r>
-        <w:rPr>
-          <w:rFonts w:cs="Times New Roman"/>
-          <w:szCs w:val="20"/>
-        </w:rPr>
-        <w:t>Khadidos</w:t>
-      </w:r>
-      <w:proofErr w:type="spellEnd"/>
-      <w:r>
-        <w:rPr>
-          <w:rFonts w:cs="Times New Roman"/>
-          <w:szCs w:val="20"/>
-        </w:rPr>
-        <w:t>, A.O., Shankar, A., Maple, C. and Singh, S., 2025. Generative artificial intelligence and adversarial network for fraud detections in current evolutional systems. </w:t>
-      </w:r>
-      <w:r>
-        <w:rPr>
-          <w:rFonts w:cs="Times New Roman"/>
-          <w:i/>
-          <w:iCs/>
-          <w:szCs w:val="20"/>
-        </w:rPr>
-        <w:t>Expert Systems</w:t>
-      </w:r>
-      <w:r>
-        <w:rPr>
-          <w:rFonts w:cs="Times New Roman"/>
-          <w:szCs w:val="20"/>
-        </w:rPr>
-        <w:t>, </w:t>
-      </w:r>
-      <w:r>
-        <w:rPr>
-          <w:rFonts w:cs="Times New Roman"/>
-          <w:i/>
-          <w:iCs/>
-          <w:szCs w:val="20"/>
-        </w:rPr>
-        <w:t>42</w:t>
-      </w:r>
-      <w:r>
-        <w:rPr>
-          <w:rFonts w:cs="Times New Roman"/>
-          <w:szCs w:val="20"/>
-        </w:rPr>
-        <w:t>(2), p.e13740.</w:t>
-      </w:r>
-      <w:r>
-        <w:rPr>
-          <w:rFonts w:cs="Times New Roman"/>
-          <w:szCs w:val="20"/>
-          <w:lang w:val="en-IN"/>
-        </w:rPr>
-        <w:t xml:space="preserve"> DOI: 10.1111/exsy.13740 </w:t>
-      </w:r>
-    </w:p>
-    <w:p>
-      <w:pPr>
-        <w:pStyle w:val="BodyText"/>
-        <w:numPr>
-          <w:ilvl w:val="0"/>
-          <w:numId w:val="30"/>
-        </w:numPr>
-        <w:spacing w:before="0" w:after="160" w:line="259" w:lineRule="auto"/>
-        <w:rPr>
-          <w:rFonts w:cs="Times New Roman"/>
-          <w:szCs w:val="20"/>
-          <w:lang w:val="en-IN"/>
-        </w:rPr>
-      </w:pPr>
-      <w:proofErr w:type="spellStart"/>
-      <w:r>
-        <w:rPr>
-          <w:rFonts w:cs="Times New Roman"/>
-          <w:szCs w:val="20"/>
-        </w:rPr>
-        <w:t>Selvarajan</w:t>
-      </w:r>
-      <w:proofErr w:type="spellEnd"/>
-      <w:r>
-        <w:rPr>
-          <w:rFonts w:cs="Times New Roman"/>
-          <w:szCs w:val="20"/>
-        </w:rPr>
-        <w:t xml:space="preserve">, S., Manoharan, H., Abdelhaq, M., </w:t>
-      </w:r>
-      <w:proofErr w:type="spellStart"/>
-      <w:r>
-        <w:rPr>
-          <w:rFonts w:cs="Times New Roman"/>
-          <w:szCs w:val="20"/>
-        </w:rPr>
-        <w:t>Khadidos</w:t>
-      </w:r>
-      <w:proofErr w:type="spellEnd"/>
-      <w:r>
-        <w:rPr>
-          <w:rFonts w:cs="Times New Roman"/>
-          <w:szCs w:val="20"/>
-        </w:rPr>
-        <w:t xml:space="preserve">, A.O., </w:t>
-      </w:r>
-      <w:proofErr w:type="spellStart"/>
-      <w:r>
-        <w:rPr>
-          <w:rFonts w:cs="Times New Roman"/>
-          <w:szCs w:val="20"/>
-        </w:rPr>
-        <w:t>Khadidos</w:t>
-      </w:r>
-      <w:proofErr w:type="spellEnd"/>
-      <w:r>
-        <w:rPr>
-          <w:rFonts w:cs="Times New Roman"/>
-          <w:szCs w:val="20"/>
-        </w:rPr>
-        <w:t xml:space="preserve">, A.O., </w:t>
-      </w:r>
-      <w:proofErr w:type="spellStart"/>
-      <w:r>
-        <w:rPr>
-          <w:rFonts w:cs="Times New Roman"/>
-          <w:szCs w:val="20"/>
-        </w:rPr>
-        <w:t>Alsaqour</w:t>
-      </w:r>
-      <w:proofErr w:type="spellEnd"/>
-      <w:r>
-        <w:rPr>
-          <w:rFonts w:cs="Times New Roman"/>
-          <w:szCs w:val="20"/>
-        </w:rPr>
-        <w:t>, R. and Uddin, M., 2025. Diagnostic behavior analysis of profuse data intrusions in cyber physical systems using adversarial learning techniques. </w:t>
-      </w:r>
-      <w:r>
-        <w:rPr>
-          <w:rFonts w:cs="Times New Roman"/>
-          <w:i/>
-          <w:iCs/>
-          <w:szCs w:val="20"/>
-        </w:rPr>
-        <w:t>Scientific Reports</w:t>
-      </w:r>
-      <w:r>
-        <w:rPr>
-          <w:rFonts w:cs="Times New Roman"/>
-          <w:szCs w:val="20"/>
-        </w:rPr>
-        <w:t>, </w:t>
-      </w:r>
-      <w:r>
-        <w:rPr>
-          <w:rFonts w:cs="Times New Roman"/>
-          <w:i/>
-          <w:iCs/>
-          <w:szCs w:val="20"/>
-        </w:rPr>
-        <w:t>15</w:t>
-      </w:r>
-      <w:r>
-        <w:rPr>
-          <w:rFonts w:cs="Times New Roman"/>
-          <w:szCs w:val="20"/>
-        </w:rPr>
-        <w:t>(1), p.7287.</w:t>
-      </w:r>
-      <w:r>
-        <w:rPr>
-          <w:rFonts w:cs="Times New Roman"/>
-          <w:szCs w:val="20"/>
-          <w:lang w:val="en-IN"/>
-        </w:rPr>
-        <w:t xml:space="preserve"> DOI: 10.1038/s41598-025-91856-6 </w:t>
-      </w:r>
-    </w:p>
-    <w:p>
-      <w:pPr>
-        <w:pStyle w:val="BodyText"/>
-        <w:spacing w:before="0" w:after="160" w:line="259" w:lineRule="auto"/>
-        <w:ind w:left="360"/>
-        <w:rPr>
-          <w:rFonts w:cs="Times New Roman"/>
-          <w:szCs w:val="20"/>
-        </w:rPr>
-      </w:pPr>
-    </w:p>
-    <w:p>
-      <w:pPr>
-        <w:pStyle w:val="BodyText"/>
-        <w:spacing w:before="0" w:after="160" w:line="259" w:lineRule="auto"/>
-        <w:rPr>
-          <w:rFonts w:cs="Times New Roman"/>
-          <w:szCs w:val="20"/>
-          <w:lang w:val="en-IN"/>
-        </w:rPr>
-      </w:pPr>
     </w:p>
     <w:sectPr>
       <w:footnotePr>
